--- a/Components/Soil/Doku/SoilComponentDocu.docx
+++ b/Components/Soil/Doku/SoilComponentDocu.docx
@@ -1,6 +1,6 @@
 
 <file path=word/document.xml><?xml version="1.0" encoding="utf-8"?>
-<w:document xmlns:wpc="http://schemas.microsoft.com/office/word/2010/wordprocessingCanvas" xmlns:cx="http://schemas.microsoft.com/office/drawing/2014/chartex" xmlns:cx1="http://schemas.microsoft.com/office/drawing/2015/9/8/chartex" xmlns:cx2="http://schemas.microsoft.com/office/drawing/2015/10/21/chartex" xmlns:cx3="http://schemas.microsoft.com/office/drawing/2016/5/9/chartex" xmlns:cx4="http://schemas.microsoft.com/office/drawing/2016/5/10/chartex" xmlns:cx5="http://schemas.microsoft.com/office/drawing/2016/5/11/chartex" xmlns:cx6="http://schemas.microsoft.com/office/drawing/2016/5/12/chartex" xmlns:cx7="http://schemas.microsoft.com/office/drawing/2016/5/13/chartex" xmlns:cx8="http://schemas.microsoft.com/office/drawing/2016/5/14/chartex" xmlns:mc="http://schemas.openxmlformats.org/markup-compatibility/2006" xmlns:aink="http://schemas.microsoft.com/office/drawing/2016/ink" xmlns:am3d="http://schemas.microsoft.com/office/drawing/2017/model3d" xmlns:o="urn:schemas-microsoft-com:office:office" xmlns:r="http://schemas.openxmlformats.org/officeDocument/2006/relationships" xmlns:m="http://schemas.openxmlformats.org/officeDocument/2006/math" xmlns:v="urn:schemas-microsoft-com:vml" xmlns:wp14="http://schemas.microsoft.com/office/word/2010/wordprocessingDrawing" xmlns:wp="http://schemas.openxmlformats.org/drawingml/2006/wordprocessingDrawing" xmlns:w10="urn:schemas-microsoft-com:office:word" xmlns:w="http://schemas.openxmlformats.org/wordprocessingml/2006/main" xmlns:w14="http://schemas.microsoft.com/office/word/2010/wordml" xmlns:w15="http://schemas.microsoft.com/office/word/2012/wordml" xmlns:w16cid="http://schemas.microsoft.com/office/word/2016/wordml/cid" xmlns:w16se="http://schemas.microsoft.com/office/word/2015/wordml/symex" xmlns:wpg="http://schemas.microsoft.com/office/word/2010/wordprocessingGroup" xmlns:wpi="http://schemas.microsoft.com/office/word/2010/wordprocessingInk" xmlns:wne="http://schemas.microsoft.com/office/word/2006/wordml" xmlns:wps="http://schemas.microsoft.com/office/word/2010/wordprocessingShape" mc:Ignorable="w14 w15 w16se w16cid wp14">
+<w:document xmlns:wpc="http://schemas.microsoft.com/office/word/2010/wordprocessingCanvas" xmlns:cx="http://schemas.microsoft.com/office/drawing/2014/chartex" xmlns:cx1="http://schemas.microsoft.com/office/drawing/2015/9/8/chartex" xmlns:cx2="http://schemas.microsoft.com/office/drawing/2015/10/21/chartex" xmlns:cx3="http://schemas.microsoft.com/office/drawing/2016/5/9/chartex" xmlns:cx4="http://schemas.microsoft.com/office/drawing/2016/5/10/chartex" xmlns:cx5="http://schemas.microsoft.com/office/drawing/2016/5/11/chartex" xmlns:cx6="http://schemas.microsoft.com/office/drawing/2016/5/12/chartex" xmlns:cx7="http://schemas.microsoft.com/office/drawing/2016/5/13/chartex" xmlns:cx8="http://schemas.microsoft.com/office/drawing/2016/5/14/chartex" xmlns:mc="http://schemas.openxmlformats.org/markup-compatibility/2006" xmlns:aink="http://schemas.microsoft.com/office/drawing/2016/ink" xmlns:am3d="http://schemas.microsoft.com/office/drawing/2017/model3d" xmlns:o="urn:schemas-microsoft-com:office:office" xmlns:r="http://schemas.openxmlformats.org/officeDocument/2006/relationships" xmlns:m="http://schemas.openxmlformats.org/officeDocument/2006/math" xmlns:v="urn:schemas-microsoft-com:vml" xmlns:wp14="http://schemas.microsoft.com/office/word/2010/wordprocessingDrawing" xmlns:wp="http://schemas.openxmlformats.org/drawingml/2006/wordprocessingDrawing" xmlns:w10="urn:schemas-microsoft-com:office:word" xmlns:w="http://schemas.openxmlformats.org/wordprocessingml/2006/main" xmlns:w14="http://schemas.microsoft.com/office/word/2010/wordml" xmlns:w15="http://schemas.microsoft.com/office/word/2012/wordml" xmlns:w16cex="http://schemas.microsoft.com/office/word/2018/wordml/cex" xmlns:w16cid="http://schemas.microsoft.com/office/word/2016/wordml/cid" xmlns:w16="http://schemas.microsoft.com/office/word/2018/wordml" xmlns:w16sdtdh="http://schemas.microsoft.com/office/word/2020/wordml/sdtdatahash" xmlns:w16se="http://schemas.microsoft.com/office/word/2015/wordml/symex" xmlns:wpg="http://schemas.microsoft.com/office/word/2010/wordprocessingGroup" xmlns:wpi="http://schemas.microsoft.com/office/word/2010/wordprocessingInk" xmlns:wne="http://schemas.microsoft.com/office/word/2006/wordml" xmlns:wps="http://schemas.microsoft.com/office/word/2010/wordprocessingShape" mc:Ignorable="w14 w15 w16se w16cid w16 w16cex w16sdtdh wp14">
   <w:body>
     <w:p>
       <w:pPr>
@@ -55,10 +55,10 @@
             <v:path o:extrusionok="f" gradientshapeok="t" o:connecttype="rect"/>
             <o:lock v:ext="edit" aspectratio="t"/>
           </v:shapetype>
-          <v:shape id="_x0000_i1405" type="#_x0000_t75" style="width:79pt;height:30.85pt" o:ole="">
+          <v:shape id="_x0000_i1025" type="#_x0000_t75" style="width:78.75pt;height:30.75pt" o:ole="">
             <v:imagedata r:id="rId8" o:title=""/>
           </v:shape>
-          <o:OLEObject Type="Embed" ProgID="Equation.DSMT4" ShapeID="_x0000_i1405" DrawAspect="Content" ObjectID="_1657519689" r:id="rId9"/>
+          <o:OLEObject Type="Embed" ProgID="Equation.DSMT4" ShapeID="_x0000_i1025" DrawAspect="Content" ObjectID="_1802419696" r:id="rId9"/>
         </w:object>
       </w:r>
       <w:r>
@@ -76,24 +76,14 @@
       <w:r>
         <w:t xml:space="preserve">.  </w:t>
       </w:r>
-      <w:r>
-        <w:fldChar w:fldCharType="begin"/>
-      </w:r>
-      <w:r>
-        <w:instrText xml:space="preserve"> SEQ Eq._ \* ARABIC </w:instrText>
-      </w:r>
-      <w:r>
-        <w:fldChar w:fldCharType="separate"/>
-      </w:r>
-      <w:r>
-        <w:rPr>
-          <w:noProof/>
-        </w:rPr>
-        <w:t>1</w:t>
-      </w:r>
-      <w:r>
-        <w:fldChar w:fldCharType="end"/>
-      </w:r>
+      <w:fldSimple w:instr=" SEQ Eq._ \* ARABIC ">
+        <w:r>
+          <w:rPr>
+            <w:noProof/>
+          </w:rPr>
+          <w:t>1</w:t>
+        </w:r>
+      </w:fldSimple>
       <w:r>
         <w:t>)</w:t>
       </w:r>
@@ -118,10 +108,10 @@
           <w:position w:val="-24"/>
         </w:rPr>
         <w:object w:dxaOrig="2940" w:dyaOrig="660" w14:anchorId="1BBC6B56">
-          <v:shape id="_x0000_i1407" type="#_x0000_t75" style="width:146.8pt;height:33.2pt" o:ole="">
+          <v:shape id="_x0000_i1026" type="#_x0000_t75" style="width:147pt;height:33pt" o:ole="">
             <v:imagedata r:id="rId10" o:title=""/>
           </v:shape>
-          <o:OLEObject Type="Embed" ProgID="Equation.DSMT4" ShapeID="_x0000_i1407" DrawAspect="Content" ObjectID="_1657519690" r:id="rId11"/>
+          <o:OLEObject Type="Embed" ProgID="Equation.DSMT4" ShapeID="_x0000_i1026" DrawAspect="Content" ObjectID="_1802419697" r:id="rId11"/>
         </w:object>
       </w:r>
       <w:r>
@@ -139,24 +129,14 @@
       <w:r>
         <w:t xml:space="preserve">.  </w:t>
       </w:r>
-      <w:r>
-        <w:fldChar w:fldCharType="begin"/>
-      </w:r>
-      <w:r>
-        <w:instrText xml:space="preserve"> SEQ Eq._ \* ARABIC </w:instrText>
-      </w:r>
-      <w:r>
-        <w:fldChar w:fldCharType="separate"/>
-      </w:r>
-      <w:r>
-        <w:rPr>
-          <w:noProof/>
-        </w:rPr>
-        <w:t>2</w:t>
-      </w:r>
-      <w:r>
-        <w:fldChar w:fldCharType="end"/>
-      </w:r>
+      <w:fldSimple w:instr=" SEQ Eq._ \* ARABIC ">
+        <w:r>
+          <w:rPr>
+            <w:noProof/>
+          </w:rPr>
+          <w:t>2</w:t>
+        </w:r>
+      </w:fldSimple>
       <w:r>
         <w:t>)</w:t>
       </w:r>
@@ -176,16 +156,14 @@
           <w:position w:val="-16"/>
         </w:rPr>
         <w:object w:dxaOrig="3860" w:dyaOrig="440" w14:anchorId="0F1ECB90">
-          <v:shape id="_x0000_i1403" type="#_x0000_t75" style="width:193.1pt;height:21.95pt" o:ole="">
+          <v:shape id="_x0000_i1027" type="#_x0000_t75" style="width:193.5pt;height:21.75pt" o:ole="">
             <v:imagedata r:id="rId12" o:title=""/>
           </v:shape>
-          <o:OLEObject Type="Embed" ProgID="Equation.DSMT4" ShapeID="_x0000_i1403" DrawAspect="Content" ObjectID="_1657519691" r:id="rId13"/>
+          <o:OLEObject Type="Embed" ProgID="Equation.DSMT4" ShapeID="_x0000_i1027" DrawAspect="Content" ObjectID="_1802419698" r:id="rId13"/>
         </w:object>
       </w:r>
       <w:r>
         <w:tab/>
-      </w:r>
-      <w:r>
         <w:t>(</w:t>
       </w:r>
       <w:proofErr w:type="spellStart"/>
@@ -196,24 +174,14 @@
       <w:r>
         <w:t xml:space="preserve">.  </w:t>
       </w:r>
-      <w:r>
-        <w:fldChar w:fldCharType="begin"/>
-      </w:r>
-      <w:r>
-        <w:instrText xml:space="preserve"> SEQ Eq._ \* ARABIC </w:instrText>
-      </w:r>
-      <w:r>
-        <w:fldChar w:fldCharType="separate"/>
-      </w:r>
-      <w:r>
-        <w:rPr>
-          <w:noProof/>
-        </w:rPr>
-        <w:t>3</w:t>
-      </w:r>
-      <w:r>
-        <w:fldChar w:fldCharType="end"/>
-      </w:r>
+      <w:fldSimple w:instr=" SEQ Eq._ \* ARABIC ">
+        <w:r>
+          <w:rPr>
+            <w:noProof/>
+          </w:rPr>
+          <w:t>3</w:t>
+        </w:r>
+      </w:fldSimple>
       <w:r>
         <w:t>)</w:t>
       </w:r>
@@ -313,24 +281,14 @@
       <w:r>
         <w:t xml:space="preserve">Abbildung </w:t>
       </w:r>
-      <w:r>
-        <w:fldChar w:fldCharType="begin"/>
-      </w:r>
-      <w:r>
-        <w:instrText xml:space="preserve"> SEQ Abbildung \* ARABIC </w:instrText>
-      </w:r>
-      <w:r>
-        <w:fldChar w:fldCharType="separate"/>
-      </w:r>
-      <w:r>
-        <w:rPr>
-          <w:noProof/>
-        </w:rPr>
-        <w:t>1</w:t>
-      </w:r>
-      <w:r>
-        <w:fldChar w:fldCharType="end"/>
-      </w:r>
+      <w:fldSimple w:instr=" SEQ Abbildung \* ARABIC ">
+        <w:r>
+          <w:rPr>
+            <w:noProof/>
+          </w:rPr>
+          <w:t>1</w:t>
+        </w:r>
+      </w:fldSimple>
       <w:r>
         <w:t>:</w:t>
       </w:r>
@@ -350,10 +308,10 @@
           <w:position w:val="-12"/>
         </w:rPr>
         <w:object w:dxaOrig="440" w:dyaOrig="380" w14:anchorId="012327EB">
-          <v:shape id="_x0000_i1382" type="#_x0000_t75" style="width:21.95pt;height:19.15pt" o:ole="">
+          <v:shape id="_x0000_i1028" type="#_x0000_t75" style="width:21.75pt;height:19.5pt" o:ole="">
             <v:imagedata r:id="rId15" o:title=""/>
           </v:shape>
-          <o:OLEObject Type="Embed" ProgID="Equation.DSMT4" ShapeID="_x0000_i1382" DrawAspect="Content" ObjectID="_1657519692" r:id="rId16"/>
+          <o:OLEObject Type="Embed" ProgID="Equation.DSMT4" ShapeID="_x0000_i1028" DrawAspect="Content" ObjectID="_1802419699" r:id="rId16"/>
         </w:object>
       </w:r>
       <w:r>
@@ -364,10 +322,10 @@
           <w:position w:val="-12"/>
         </w:rPr>
         <w:object w:dxaOrig="320" w:dyaOrig="380" w14:anchorId="20E59EEC">
-          <v:shape id="_x0000_i1385" type="#_x0000_t75" style="width:15.9pt;height:19.15pt" o:ole="">
+          <v:shape id="_x0000_i1029" type="#_x0000_t75" style="width:15.75pt;height:19.5pt" o:ole="">
             <v:imagedata r:id="rId17" o:title=""/>
           </v:shape>
-          <o:OLEObject Type="Embed" ProgID="Equation.DSMT4" ShapeID="_x0000_i1385" DrawAspect="Content" ObjectID="_1657519693" r:id="rId18"/>
+          <o:OLEObject Type="Embed" ProgID="Equation.DSMT4" ShapeID="_x0000_i1029" DrawAspect="Content" ObjectID="_1802419700" r:id="rId18"/>
         </w:object>
       </w:r>
       <w:r>
@@ -387,10 +345,10 @@
           <w:position w:val="-12"/>
         </w:rPr>
         <w:object w:dxaOrig="420" w:dyaOrig="360" w14:anchorId="42EED5A9">
-          <v:shape id="_x0000_i1357" type="#_x0000_t75" style="width:21.05pt;height:18.25pt" o:ole="">
+          <v:shape id="_x0000_i1030" type="#_x0000_t75" style="width:21pt;height:18pt" o:ole="">
             <v:imagedata r:id="rId19" o:title=""/>
           </v:shape>
-          <o:OLEObject Type="Embed" ProgID="Equation.DSMT4" ShapeID="_x0000_i1357" DrawAspect="Content" ObjectID="_1657519694" r:id="rId20"/>
+          <o:OLEObject Type="Embed" ProgID="Equation.DSMT4" ShapeID="_x0000_i1030" DrawAspect="Content" ObjectID="_1802419701" r:id="rId20"/>
         </w:object>
       </w:r>
       <w:r>
@@ -401,10 +359,10 @@
           <w:position w:val="-12"/>
         </w:rPr>
         <w:object w:dxaOrig="560" w:dyaOrig="380" w14:anchorId="5387B3A9">
-          <v:shape id="_x0000_i1360" type="#_x0000_t75" style="width:28.05pt;height:19.15pt" o:ole="">
+          <v:shape id="_x0000_i1031" type="#_x0000_t75" style="width:27.75pt;height:19.5pt" o:ole="">
             <v:imagedata r:id="rId21" o:title=""/>
           </v:shape>
-          <o:OLEObject Type="Embed" ProgID="Equation.DSMT4" ShapeID="_x0000_i1360" DrawAspect="Content" ObjectID="_1657519695" r:id="rId22"/>
+          <o:OLEObject Type="Embed" ProgID="Equation.DSMT4" ShapeID="_x0000_i1031" DrawAspect="Content" ObjectID="_1802419702" r:id="rId22"/>
         </w:object>
       </w:r>
       <w:r>
@@ -426,10 +384,10 @@
           <w:position w:val="-14"/>
         </w:rPr>
         <w:object w:dxaOrig="3560" w:dyaOrig="400" w14:anchorId="6E253C89">
-          <v:shape id="_x0000_i3021" type="#_x0000_t75" style="width:178.15pt;height:20.1pt" o:ole="">
+          <v:shape id="_x0000_i1032" type="#_x0000_t75" style="width:178.5pt;height:20.25pt" o:ole="">
             <v:imagedata r:id="rId23" o:title=""/>
           </v:shape>
-          <o:OLEObject Type="Embed" ProgID="Equation.DSMT4" ShapeID="_x0000_i3021" DrawAspect="Content" ObjectID="_1657519696" r:id="rId24"/>
+          <o:OLEObject Type="Embed" ProgID="Equation.DSMT4" ShapeID="_x0000_i1032" DrawAspect="Content" ObjectID="_1802419703" r:id="rId24"/>
         </w:object>
       </w:r>
       <w:r>
@@ -446,24 +404,14 @@
       <w:r>
         <w:t xml:space="preserve">.  </w:t>
       </w:r>
-      <w:r>
-        <w:fldChar w:fldCharType="begin"/>
-      </w:r>
-      <w:r>
-        <w:instrText xml:space="preserve"> SEQ Eq._ \* ARABIC </w:instrText>
-      </w:r>
-      <w:r>
-        <w:fldChar w:fldCharType="separate"/>
-      </w:r>
-      <w:r>
-        <w:rPr>
-          <w:noProof/>
-        </w:rPr>
-        <w:t>4</w:t>
-      </w:r>
-      <w:r>
-        <w:fldChar w:fldCharType="end"/>
-      </w:r>
+      <w:fldSimple w:instr=" SEQ Eq._ \* ARABIC ">
+        <w:r>
+          <w:rPr>
+            <w:noProof/>
+          </w:rPr>
+          <w:t>4</w:t>
+        </w:r>
+      </w:fldSimple>
       <w:r>
         <w:t>)</w:t>
       </w:r>
@@ -496,10 +444,10 @@
       </w:r>
       <w:r>
         <w:object w:dxaOrig="3680" w:dyaOrig="380" w14:anchorId="4C5A6F5E">
-          <v:shape id="_x0000_i3024" type="#_x0000_t75" style="width:184.2pt;height:19.15pt" o:ole="">
+          <v:shape id="_x0000_i1033" type="#_x0000_t75" style="width:184.5pt;height:19.5pt" o:ole="">
             <v:imagedata r:id="rId25" o:title=""/>
           </v:shape>
-          <o:OLEObject Type="Embed" ProgID="Equation.DSMT4" ShapeID="_x0000_i3024" DrawAspect="Content" ObjectID="_1657519697" r:id="rId26"/>
+          <o:OLEObject Type="Embed" ProgID="Equation.DSMT4" ShapeID="_x0000_i1033" DrawAspect="Content" ObjectID="_1802419704" r:id="rId26"/>
         </w:object>
       </w:r>
     </w:p>
@@ -541,10 +489,10 @@
           <w:position w:val="-28"/>
         </w:rPr>
         <w:object w:dxaOrig="6660" w:dyaOrig="680" w14:anchorId="3FCCEFCB">
-          <v:shape id="_x0000_i3029" type="#_x0000_t75" style="width:332.9pt;height:34.15pt" o:ole="">
+          <v:shape id="_x0000_i1034" type="#_x0000_t75" style="width:333pt;height:34.5pt" o:ole="">
             <v:imagedata r:id="rId27" o:title=""/>
           </v:shape>
-          <o:OLEObject Type="Embed" ProgID="Equation.DSMT4" ShapeID="_x0000_i3029" DrawAspect="Content" ObjectID="_1657519698" r:id="rId28"/>
+          <o:OLEObject Type="Embed" ProgID="Equation.DSMT4" ShapeID="_x0000_i1034" DrawAspect="Content" ObjectID="_1802419705" r:id="rId28"/>
         </w:object>
       </w:r>
       <w:r>
@@ -583,10 +531,10 @@
           <w:position w:val="-28"/>
         </w:rPr>
         <w:object w:dxaOrig="2880" w:dyaOrig="680" w14:anchorId="271ACF1A">
-          <v:shape id="_x0000_i3034" type="#_x0000_t75" style="width:2in;height:34.15pt" o:ole="">
+          <v:shape id="_x0000_i1035" type="#_x0000_t75" style="width:2in;height:34.5pt" o:ole="">
             <v:imagedata r:id="rId29" o:title=""/>
           </v:shape>
-          <o:OLEObject Type="Embed" ProgID="Equation.DSMT4" ShapeID="_x0000_i3034" DrawAspect="Content" ObjectID="_1657519699" r:id="rId30"/>
+          <o:OLEObject Type="Embed" ProgID="Equation.DSMT4" ShapeID="_x0000_i1035" DrawAspect="Content" ObjectID="_1802419706" r:id="rId30"/>
         </w:object>
       </w:r>
     </w:p>
@@ -630,10 +578,10 @@
           <w:position w:val="-24"/>
         </w:rPr>
         <w:object w:dxaOrig="1920" w:dyaOrig="620" w14:anchorId="7F22C02F">
-          <v:shape id="_x0000_i3043" type="#_x0000_t75" style="width:95.85pt;height:30.85pt" o:ole="">
+          <v:shape id="_x0000_i1036" type="#_x0000_t75" style="width:96pt;height:30.75pt" o:ole="">
             <v:imagedata r:id="rId31" o:title=""/>
           </v:shape>
-          <o:OLEObject Type="Embed" ProgID="Equation.DSMT4" ShapeID="_x0000_i3043" DrawAspect="Content" ObjectID="_1657519700" r:id="rId32"/>
+          <o:OLEObject Type="Embed" ProgID="Equation.DSMT4" ShapeID="_x0000_i1036" DrawAspect="Content" ObjectID="_1802419707" r:id="rId32"/>
         </w:object>
       </w:r>
     </w:p>
@@ -643,10 +591,10 @@
           <w:position w:val="-30"/>
         </w:rPr>
         <w:object w:dxaOrig="1400" w:dyaOrig="680" w14:anchorId="24A1F312">
-          <v:shape id="_x0000_i3039" type="#_x0000_t75" style="width:70.15pt;height:34.15pt" o:ole="">
+          <v:shape id="_x0000_i1037" type="#_x0000_t75" style="width:70.5pt;height:34.5pt" o:ole="">
             <v:imagedata r:id="rId33" o:title=""/>
           </v:shape>
-          <o:OLEObject Type="Embed" ProgID="Equation.DSMT4" ShapeID="_x0000_i3039" DrawAspect="Content" ObjectID="_1657519701" r:id="rId34"/>
+          <o:OLEObject Type="Embed" ProgID="Equation.DSMT4" ShapeID="_x0000_i1037" DrawAspect="Content" ObjectID="_1802419708" r:id="rId34"/>
         </w:object>
       </w:r>
     </w:p>
@@ -656,10 +604,10 @@
           <w:position w:val="-32"/>
         </w:rPr>
         <w:object w:dxaOrig="1440" w:dyaOrig="740" w14:anchorId="074788C4">
-          <v:shape id="_x0000_i3040" type="#_x0000_t75" style="width:1in;height:36.95pt" o:ole="">
+          <v:shape id="_x0000_i1038" type="#_x0000_t75" style="width:1in;height:36.75pt" o:ole="">
             <v:imagedata r:id="rId35" o:title=""/>
           </v:shape>
-          <o:OLEObject Type="Embed" ProgID="Equation.DSMT4" ShapeID="_x0000_i3040" DrawAspect="Content" ObjectID="_1657519702" r:id="rId36"/>
+          <o:OLEObject Type="Embed" ProgID="Equation.DSMT4" ShapeID="_x0000_i1038" DrawAspect="Content" ObjectID="_1802419709" r:id="rId36"/>
         </w:object>
       </w:r>
     </w:p>
@@ -690,10 +638,10 @@
           <w:position w:val="-30"/>
         </w:rPr>
         <w:object w:dxaOrig="3420" w:dyaOrig="720" w14:anchorId="01DF2F94">
-          <v:shape id="_x0000_i3052" type="#_x0000_t75" style="width:171.1pt;height:36pt" o:ole="">
+          <v:shape id="_x0000_i1039" type="#_x0000_t75" style="width:171pt;height:36pt" o:ole="">
             <v:imagedata r:id="rId37" o:title=""/>
           </v:shape>
-          <o:OLEObject Type="Embed" ProgID="Equation.DSMT4" ShapeID="_x0000_i3052" DrawAspect="Content" ObjectID="_1657519703" r:id="rId38"/>
+          <o:OLEObject Type="Embed" ProgID="Equation.DSMT4" ShapeID="_x0000_i1039" DrawAspect="Content" ObjectID="_1802419710" r:id="rId38"/>
         </w:object>
       </w:r>
     </w:p>
@@ -708,10 +656,10 @@
           <w:position w:val="-30"/>
         </w:rPr>
         <w:object w:dxaOrig="3600" w:dyaOrig="720" w14:anchorId="540AF4D4">
-          <v:shape id="_x0000_i3054" type="#_x0000_t75" style="width:180pt;height:36pt" o:ole="">
+          <v:shape id="_x0000_i1040" type="#_x0000_t75" style="width:180pt;height:36pt" o:ole="">
             <v:imagedata r:id="rId39" o:title=""/>
           </v:shape>
-          <o:OLEObject Type="Embed" ProgID="Equation.DSMT4" ShapeID="_x0000_i3054" DrawAspect="Content" ObjectID="_1657519704" r:id="rId40"/>
+          <o:OLEObject Type="Embed" ProgID="Equation.DSMT4" ShapeID="_x0000_i1040" DrawAspect="Content" ObjectID="_1802419711" r:id="rId40"/>
         </w:object>
       </w:r>
     </w:p>
@@ -752,20 +700,18 @@
         <w:t xml:space="preserve"> eingeht:</w:t>
       </w:r>
     </w:p>
-    <w:bookmarkStart w:id="2" w:name="_GoBack"/>
     <w:p>
       <w:r>
         <w:rPr>
           <w:position w:val="-34"/>
         </w:rPr>
         <w:object w:dxaOrig="7540" w:dyaOrig="800" w14:anchorId="6E510670">
-          <v:shape id="_x0000_i3056" type="#_x0000_t75" style="width:376.85pt;height:40.2pt" o:ole="">
+          <v:shape id="_x0000_i1041" type="#_x0000_t75" style="width:377.25pt;height:40.5pt" o:ole="">
             <v:imagedata r:id="rId41" o:title=""/>
           </v:shape>
-          <o:OLEObject Type="Embed" ProgID="Equation.DSMT4" ShapeID="_x0000_i3056" DrawAspect="Content" ObjectID="_1657519705" r:id="rId42"/>
+          <o:OLEObject Type="Embed" ProgID="Equation.DSMT4" ShapeID="_x0000_i1041" DrawAspect="Content" ObjectID="_1802419712" r:id="rId42"/>
         </w:object>
       </w:r>
-      <w:bookmarkEnd w:id="2"/>
     </w:p>
     <w:p>
       <w:pPr>
@@ -857,24 +803,14 @@
       <w:r>
         <w:t xml:space="preserve">Abbildung </w:t>
       </w:r>
-      <w:r>
-        <w:fldChar w:fldCharType="begin"/>
-      </w:r>
-      <w:r>
-        <w:instrText xml:space="preserve"> SEQ Abbildung \* ARABIC </w:instrText>
-      </w:r>
-      <w:r>
-        <w:fldChar w:fldCharType="separate"/>
-      </w:r>
-      <w:r>
-        <w:rPr>
-          <w:noProof/>
-        </w:rPr>
-        <w:t>2</w:t>
-      </w:r>
-      <w:r>
-        <w:fldChar w:fldCharType="end"/>
-      </w:r>
+      <w:fldSimple w:instr=" SEQ Abbildung \* ARABIC ">
+        <w:r>
+          <w:rPr>
+            <w:noProof/>
+          </w:rPr>
+          <w:t>2</w:t>
+        </w:r>
+      </w:fldSimple>
       <w:r>
         <w:t xml:space="preserve">: </w:t>
       </w:r>
@@ -1012,10 +948,10 @@
           <w:position w:val="-12"/>
         </w:rPr>
         <w:object w:dxaOrig="3060" w:dyaOrig="380" w14:anchorId="343FDA98">
-          <v:shape id="_x0000_i1177" type="#_x0000_t75" style="width:152.9pt;height:19.65pt" o:ole="">
+          <v:shape id="_x0000_i1042" type="#_x0000_t75" style="width:153pt;height:19.5pt" o:ole="">
             <v:imagedata r:id="rId44" o:title=""/>
           </v:shape>
-          <o:OLEObject Type="Embed" ProgID="Equation.DSMT4" ShapeID="_x0000_i1177" DrawAspect="Content" ObjectID="_1657519706" r:id="rId45"/>
+          <o:OLEObject Type="Embed" ProgID="Equation.DSMT4" ShapeID="_x0000_i1042" DrawAspect="Content" ObjectID="_1802419713" r:id="rId45"/>
         </w:object>
       </w:r>
     </w:p>
@@ -1025,10 +961,10 @@
           <w:position w:val="-12"/>
         </w:rPr>
         <w:object w:dxaOrig="3420" w:dyaOrig="380" w14:anchorId="10B1D5AF">
-          <v:shape id="_x0000_i1179" type="#_x0000_t75" style="width:171.6pt;height:19.65pt" o:ole="">
+          <v:shape id="_x0000_i1043" type="#_x0000_t75" style="width:171.75pt;height:19.5pt" o:ole="">
             <v:imagedata r:id="rId46" o:title=""/>
           </v:shape>
-          <o:OLEObject Type="Embed" ProgID="Equation.DSMT4" ShapeID="_x0000_i1179" DrawAspect="Content" ObjectID="_1657519707" r:id="rId47"/>
+          <o:OLEObject Type="Embed" ProgID="Equation.DSMT4" ShapeID="_x0000_i1043" DrawAspect="Content" ObjectID="_1802419714" r:id="rId47"/>
         </w:object>
       </w:r>
     </w:p>
@@ -1050,10 +986,10 @@
           <w:position w:val="-24"/>
         </w:rPr>
         <w:object w:dxaOrig="2820" w:dyaOrig="660" w14:anchorId="115F5399">
-          <v:shape id="_x0000_i1181" type="#_x0000_t75" style="width:141.2pt;height:33.2pt" o:ole="">
+          <v:shape id="_x0000_i1044" type="#_x0000_t75" style="width:141pt;height:33pt" o:ole="">
             <v:imagedata r:id="rId48" o:title=""/>
           </v:shape>
-          <o:OLEObject Type="Embed" ProgID="Equation.DSMT4" ShapeID="_x0000_i1181" DrawAspect="Content" ObjectID="_1657519708" r:id="rId49"/>
+          <o:OLEObject Type="Embed" ProgID="Equation.DSMT4" ShapeID="_x0000_i1044" DrawAspect="Content" ObjectID="_1802419715" r:id="rId49"/>
         </w:object>
       </w:r>
     </w:p>
@@ -1074,10 +1010,10 @@
           <w:sz w:val="20"/>
         </w:rPr>
         <w:object w:dxaOrig="7780" w:dyaOrig="1160" w14:anchorId="1116D0D4">
-          <v:shape id="_x0000_i1183" type="#_x0000_t75" style="width:388.05pt;height:57.95pt" o:ole="">
+          <v:shape id="_x0000_i1045" type="#_x0000_t75" style="width:388.5pt;height:57.75pt" o:ole="">
             <v:imagedata r:id="rId50" o:title=""/>
           </v:shape>
-          <o:OLEObject Type="Embed" ProgID="Equation.DSMT4" ShapeID="_x0000_i1183" DrawAspect="Content" ObjectID="_1657519709" r:id="rId51"/>
+          <o:OLEObject Type="Embed" ProgID="Equation.DSMT4" ShapeID="_x0000_i1045" DrawAspect="Content" ObjectID="_1802419716" r:id="rId51"/>
         </w:object>
       </w:r>
     </w:p>
@@ -1092,10 +1028,10 @@
           <w:position w:val="-30"/>
         </w:rPr>
         <w:object w:dxaOrig="9340" w:dyaOrig="720" w14:anchorId="335609FE">
-          <v:shape id="_x0000_i1185" type="#_x0000_t75" style="width:444.15pt;height:34.6pt" o:ole="">
+          <v:shape id="_x0000_i1046" type="#_x0000_t75" style="width:444pt;height:34.5pt" o:ole="">
             <v:imagedata r:id="rId52" o:title=""/>
           </v:shape>
-          <o:OLEObject Type="Embed" ProgID="Equation.DSMT4" ShapeID="_x0000_i1185" DrawAspect="Content" ObjectID="_1657519710" r:id="rId53"/>
+          <o:OLEObject Type="Embed" ProgID="Equation.DSMT4" ShapeID="_x0000_i1046" DrawAspect="Content" ObjectID="_1802419717" r:id="rId53"/>
         </w:object>
       </w:r>
       <w:r>
@@ -1114,31 +1050,23 @@
           <w:sz w:val="20"/>
         </w:rPr>
         <w:object w:dxaOrig="4280" w:dyaOrig="2720" w14:anchorId="06CA18DD">
-          <v:shape id="_x0000_i1187" type="#_x0000_t75" style="width:204.3pt;height:129.95pt" o:ole="">
+          <v:shape id="_x0000_i1047" type="#_x0000_t75" style="width:204pt;height:129.75pt" o:ole="">
             <v:imagedata r:id="rId54" o:title=""/>
           </v:shape>
-          <o:OLEObject Type="Embed" ProgID="Equation.DSMT4" ShapeID="_x0000_i1187" DrawAspect="Content" ObjectID="_1657519711" r:id="rId55"/>
+          <o:OLEObject Type="Embed" ProgID="Equation.DSMT4" ShapeID="_x0000_i1047" DrawAspect="Content" ObjectID="_1802419718" r:id="rId55"/>
         </w:object>
       </w:r>
     </w:p>
     <w:p>
       <w:r>
-        <w:t xml:space="preserve">Division durch </w:t>
+        <w:t>Division durch Cn*</w:t>
       </w:r>
       <w:proofErr w:type="spellStart"/>
       <w:r>
-        <w:t>Cn</w:t>
+        <w:t>Dn</w:t>
       </w:r>
       <w:proofErr w:type="spellEnd"/>
       <w:r>
-        <w:t>*</w:t>
-      </w:r>
-      <w:proofErr w:type="spellStart"/>
-      <w:r>
-        <w:t>Dn</w:t>
-      </w:r>
-      <w:proofErr w:type="spellEnd"/>
-      <w:r>
         <w:t>:</w:t>
       </w:r>
     </w:p>
@@ -1154,10 +1082,10 @@
           <w:sz w:val="20"/>
         </w:rPr>
         <w:object w:dxaOrig="5319" w:dyaOrig="2760" w14:anchorId="1228839F">
-          <v:shape id="_x0000_i1189" type="#_x0000_t75" style="width:252.95pt;height:131.85pt" o:ole="">
+          <v:shape id="_x0000_i1048" type="#_x0000_t75" style="width:252.75pt;height:132pt" o:ole="">
             <v:imagedata r:id="rId56" o:title=""/>
           </v:shape>
-          <o:OLEObject Type="Embed" ProgID="Equation.DSMT4" ShapeID="_x0000_i1189" DrawAspect="Content" ObjectID="_1657519712" r:id="rId57"/>
+          <o:OLEObject Type="Embed" ProgID="Equation.DSMT4" ShapeID="_x0000_i1048" DrawAspect="Content" ObjectID="_1802419719" r:id="rId57"/>
         </w:object>
       </w:r>
     </w:p>
@@ -1178,10 +1106,10 @@
           <w:sz w:val="20"/>
         </w:rPr>
         <w:object w:dxaOrig="4020" w:dyaOrig="3120" w14:anchorId="374E1A1E">
-          <v:shape id="_x0000_i1191" type="#_x0000_t75" style="width:190.3pt;height:148.7pt" o:ole="">
+          <v:shape id="_x0000_i1049" type="#_x0000_t75" style="width:190.5pt;height:148.5pt" o:ole="">
             <v:imagedata r:id="rId58" o:title=""/>
           </v:shape>
-          <o:OLEObject Type="Embed" ProgID="Equation.DSMT4" ShapeID="_x0000_i1191" DrawAspect="Content" ObjectID="_1657519713" r:id="rId59"/>
+          <o:OLEObject Type="Embed" ProgID="Equation.DSMT4" ShapeID="_x0000_i1049" DrawAspect="Content" ObjectID="_1802419720" r:id="rId59"/>
         </w:object>
       </w:r>
     </w:p>
@@ -1197,10 +1125,10 @@
           <w:sz w:val="20"/>
         </w:rPr>
         <w:object w:dxaOrig="3060" w:dyaOrig="1160" w14:anchorId="4A4CC2F2">
-          <v:shape id="_x0000_i1193" type="#_x0000_t75" style="width:145.85pt;height:55.65pt" o:ole="">
+          <v:shape id="_x0000_i1050" type="#_x0000_t75" style="width:145.5pt;height:55.5pt" o:ole="">
             <v:imagedata r:id="rId60" o:title=""/>
           </v:shape>
-          <o:OLEObject Type="Embed" ProgID="Equation.DSMT4" ShapeID="_x0000_i1193" DrawAspect="Content" ObjectID="_1657519714" r:id="rId61"/>
+          <o:OLEObject Type="Embed" ProgID="Equation.DSMT4" ShapeID="_x0000_i1050" DrawAspect="Content" ObjectID="_1802419721" r:id="rId61"/>
         </w:object>
       </w:r>
     </w:p>
@@ -1221,10 +1149,10 @@
           <w:sz w:val="20"/>
         </w:rPr>
         <w:object w:dxaOrig="3860" w:dyaOrig="2840" w14:anchorId="7DDF93C7">
-          <v:shape id="_x0000_i1195" type="#_x0000_t75" style="width:183.25pt;height:135.1pt" o:ole="">
+          <v:shape id="_x0000_i1051" type="#_x0000_t75" style="width:183pt;height:135pt" o:ole="">
             <v:imagedata r:id="rId62" o:title=""/>
           </v:shape>
-          <o:OLEObject Type="Embed" ProgID="Equation.DSMT4" ShapeID="_x0000_i1195" DrawAspect="Content" ObjectID="_1657519715" r:id="rId63"/>
+          <o:OLEObject Type="Embed" ProgID="Equation.DSMT4" ShapeID="_x0000_i1051" DrawAspect="Content" ObjectID="_1802419722" r:id="rId63"/>
         </w:object>
       </w:r>
     </w:p>
@@ -1240,10 +1168,10 @@
           <w:sz w:val="20"/>
         </w:rPr>
         <w:object w:dxaOrig="4700" w:dyaOrig="2120" w14:anchorId="05353FA5">
-          <v:shape id="_x0000_i1197" type="#_x0000_t75" style="width:223pt;height:101.45pt" o:ole="">
+          <v:shape id="_x0000_i1052" type="#_x0000_t75" style="width:222.75pt;height:101.25pt" o:ole="">
             <v:imagedata r:id="rId64" o:title=""/>
           </v:shape>
-          <o:OLEObject Type="Embed" ProgID="Equation.DSMT4" ShapeID="_x0000_i1197" DrawAspect="Content" ObjectID="_1657519716" r:id="rId65"/>
+          <o:OLEObject Type="Embed" ProgID="Equation.DSMT4" ShapeID="_x0000_i1052" DrawAspect="Content" ObjectID="_1802419723" r:id="rId65"/>
         </w:object>
       </w:r>
     </w:p>
@@ -1420,10 +1348,10 @@
           <w:sz w:val="20"/>
         </w:rPr>
         <w:object w:dxaOrig="9740" w:dyaOrig="1640" w14:anchorId="66D74447">
-          <v:shape id="_x0000_i1199" type="#_x0000_t75" style="width:487.65pt;height:81.35pt" o:ole="">
+          <v:shape id="_x0000_i1053" type="#_x0000_t75" style="width:487.5pt;height:81pt" o:ole="">
             <v:imagedata r:id="rId66" o:title=""/>
           </v:shape>
-          <o:OLEObject Type="Embed" ProgID="Equation.DSMT4" ShapeID="_x0000_i1199" DrawAspect="Content" ObjectID="_1657519717" r:id="rId67"/>
+          <o:OLEObject Type="Embed" ProgID="Equation.DSMT4" ShapeID="_x0000_i1053" DrawAspect="Content" ObjectID="_1802419724" r:id="rId67"/>
         </w:object>
       </w:r>
       <w:r>
@@ -1460,10 +1388,10 @@
           <w:sz w:val="20"/>
         </w:rPr>
         <w:object w:dxaOrig="6360" w:dyaOrig="2040" w14:anchorId="6B633F7E">
-          <v:shape id="_x0000_i1201" type="#_x0000_t75" style="width:302.05pt;height:97.25pt" o:ole="">
+          <v:shape id="_x0000_i1054" type="#_x0000_t75" style="width:302.25pt;height:97.5pt" o:ole="">
             <v:imagedata r:id="rId68" o:title=""/>
           </v:shape>
-          <o:OLEObject Type="Embed" ProgID="Equation.DSMT4" ShapeID="_x0000_i1201" DrawAspect="Content" ObjectID="_1657519718" r:id="rId69"/>
+          <o:OLEObject Type="Embed" ProgID="Equation.DSMT4" ShapeID="_x0000_i1054" DrawAspect="Content" ObjectID="_1802419725" r:id="rId69"/>
         </w:object>
       </w:r>
     </w:p>
@@ -1525,10 +1453,10 @@
           <w:sz w:val="20"/>
         </w:rPr>
         <w:object w:dxaOrig="4180" w:dyaOrig="3120" w14:anchorId="5987AD99">
-          <v:shape id="_x0000_i1203" type="#_x0000_t75" style="width:198.7pt;height:148.7pt" o:ole="">
+          <v:shape id="_x0000_i1055" type="#_x0000_t75" style="width:198.75pt;height:148.5pt" o:ole="">
             <v:imagedata r:id="rId70" o:title=""/>
           </v:shape>
-          <o:OLEObject Type="Embed" ProgID="Equation.DSMT4" ShapeID="_x0000_i1203" DrawAspect="Content" ObjectID="_1657519719" r:id="rId71"/>
+          <o:OLEObject Type="Embed" ProgID="Equation.DSMT4" ShapeID="_x0000_i1055" DrawAspect="Content" ObjectID="_1802419726" r:id="rId71"/>
         </w:object>
       </w:r>
     </w:p>
@@ -1570,10 +1498,10 @@
           <w:sz w:val="20"/>
         </w:rPr>
         <w:object w:dxaOrig="7460" w:dyaOrig="1520" w14:anchorId="451BA4EB">
-          <v:shape id="_x0000_i1205" type="#_x0000_t75" style="width:371.7pt;height:76.2pt" o:ole="">
+          <v:shape id="_x0000_i1056" type="#_x0000_t75" style="width:372pt;height:76.5pt" o:ole="">
             <v:imagedata r:id="rId72" o:title=""/>
           </v:shape>
-          <o:OLEObject Type="Embed" ProgID="Equation.DSMT4" ShapeID="_x0000_i1205" DrawAspect="Content" ObjectID="_1657519720" r:id="rId73"/>
+          <o:OLEObject Type="Embed" ProgID="Equation.DSMT4" ShapeID="_x0000_i1056" DrawAspect="Content" ObjectID="_1802419727" r:id="rId73"/>
         </w:object>
       </w:r>
     </w:p>
@@ -1602,10 +1530,10 @@
           <w:sz w:val="20"/>
         </w:rPr>
         <w:object w:dxaOrig="2280" w:dyaOrig="5080" w14:anchorId="50929925">
-          <v:shape id="_x0000_i1207" type="#_x0000_t75" style="width:114.1pt;height:253.4pt" o:ole="">
+          <v:shape id="_x0000_i1057" type="#_x0000_t75" style="width:114pt;height:253.5pt" o:ole="">
             <v:imagedata r:id="rId74" o:title=""/>
           </v:shape>
-          <o:OLEObject Type="Embed" ProgID="Equation.DSMT4" ShapeID="_x0000_i1207" DrawAspect="Content" ObjectID="_1657519721" r:id="rId75"/>
+          <o:OLEObject Type="Embed" ProgID="Equation.DSMT4" ShapeID="_x0000_i1057" DrawAspect="Content" ObjectID="_1802419728" r:id="rId75"/>
         </w:object>
       </w:r>
       <w:r>
@@ -1634,10 +1562,10 @@
           <w:sz w:val="20"/>
         </w:rPr>
         <w:object w:dxaOrig="1740" w:dyaOrig="6100" w14:anchorId="230A0F1D">
-          <v:shape id="_x0000_i1209" type="#_x0000_t75" style="width:87.45pt;height:304.85pt" o:ole="">
+          <v:shape id="_x0000_i1058" type="#_x0000_t75" style="width:87.75pt;height:305.25pt" o:ole="">
             <v:imagedata r:id="rId76" o:title=""/>
           </v:shape>
-          <o:OLEObject Type="Embed" ProgID="Equation.DSMT4" ShapeID="_x0000_i1209" DrawAspect="Content" ObjectID="_1657519722" r:id="rId77"/>
+          <o:OLEObject Type="Embed" ProgID="Equation.DSMT4" ShapeID="_x0000_i1058" DrawAspect="Content" ObjectID="_1802419729" r:id="rId77"/>
         </w:object>
       </w:r>
       <w:r>
@@ -1705,10 +1633,10 @@
           <w:sz w:val="20"/>
         </w:rPr>
         <w:object w:dxaOrig="5260" w:dyaOrig="3080" w14:anchorId="53F289E0">
-          <v:shape id="_x0000_i1211" type="#_x0000_t75" style="width:263.2pt;height:153.35pt" o:ole="">
+          <v:shape id="_x0000_i1059" type="#_x0000_t75" style="width:263.25pt;height:153.75pt" o:ole="">
             <v:imagedata r:id="rId78" o:title=""/>
           </v:shape>
-          <o:OLEObject Type="Embed" ProgID="Equation.DSMT4" ShapeID="_x0000_i1211" DrawAspect="Content" ObjectID="_1657519723" r:id="rId79"/>
+          <o:OLEObject Type="Embed" ProgID="Equation.DSMT4" ShapeID="_x0000_i1059" DrawAspect="Content" ObjectID="_1802419730" r:id="rId79"/>
         </w:object>
       </w:r>
     </w:p>
@@ -1738,10 +1666,10 @@
           <w:sz w:val="20"/>
         </w:rPr>
         <w:object w:dxaOrig="4120" w:dyaOrig="3040" w14:anchorId="1AA03503">
-          <v:shape id="_x0000_i1213" type="#_x0000_t75" style="width:195.9pt;height:144.95pt" o:ole="">
+          <v:shape id="_x0000_i1060" type="#_x0000_t75" style="width:195.75pt;height:144.75pt" o:ole="">
             <v:imagedata r:id="rId80" o:title=""/>
           </v:shape>
-          <o:OLEObject Type="Embed" ProgID="Equation.DSMT4" ShapeID="_x0000_i1213" DrawAspect="Content" ObjectID="_1657519724" r:id="rId81"/>
+          <o:OLEObject Type="Embed" ProgID="Equation.DSMT4" ShapeID="_x0000_i1060" DrawAspect="Content" ObjectID="_1802419731" r:id="rId81"/>
         </w:object>
       </w:r>
     </w:p>
@@ -1802,10 +1730,10 @@
           <w:sz w:val="20"/>
         </w:rPr>
         <w:object w:dxaOrig="7780" w:dyaOrig="1160" w14:anchorId="0F1E7761">
-          <v:shape id="_x0000_i1215" type="#_x0000_t75" style="width:388.05pt;height:57.95pt" o:ole="">
+          <v:shape id="_x0000_i1061" type="#_x0000_t75" style="width:388.5pt;height:57.75pt" o:ole="">
             <v:imagedata r:id="rId82" o:title=""/>
           </v:shape>
-          <o:OLEObject Type="Embed" ProgID="Equation.DSMT4" ShapeID="_x0000_i1215" DrawAspect="Content" ObjectID="_1657519725" r:id="rId83"/>
+          <o:OLEObject Type="Embed" ProgID="Equation.DSMT4" ShapeID="_x0000_i1061" DrawAspect="Content" ObjectID="_1802419732" r:id="rId83"/>
         </w:object>
       </w:r>
     </w:p>
@@ -1821,10 +1749,10 @@
           <w:sz w:val="20"/>
         </w:rPr>
         <w:object w:dxaOrig="6940" w:dyaOrig="1160" w14:anchorId="1ED67C10">
-          <v:shape id="_x0000_i1217" type="#_x0000_t75" style="width:346.45pt;height:57.95pt" o:ole="">
+          <v:shape id="_x0000_i1062" type="#_x0000_t75" style="width:346.5pt;height:57.75pt" o:ole="">
             <v:imagedata r:id="rId84" o:title=""/>
           </v:shape>
-          <o:OLEObject Type="Embed" ProgID="Equation.DSMT4" ShapeID="_x0000_i1217" DrawAspect="Content" ObjectID="_1657519726" r:id="rId85"/>
+          <o:OLEObject Type="Embed" ProgID="Equation.DSMT4" ShapeID="_x0000_i1062" DrawAspect="Content" ObjectID="_1802419733" r:id="rId85"/>
         </w:object>
       </w:r>
     </w:p>
@@ -1853,31 +1781,23 @@
           <w:sz w:val="20"/>
         </w:rPr>
         <w:object w:dxaOrig="4200" w:dyaOrig="2380" w14:anchorId="256231A7">
-          <v:shape id="_x0000_i1219" type="#_x0000_t75" style="width:200.1pt;height:114.1pt" o:ole="">
+          <v:shape id="_x0000_i1063" type="#_x0000_t75" style="width:200.25pt;height:114pt" o:ole="">
             <v:imagedata r:id="rId86" o:title=""/>
           </v:shape>
-          <o:OLEObject Type="Embed" ProgID="Equation.DSMT4" ShapeID="_x0000_i1219" DrawAspect="Content" ObjectID="_1657519727" r:id="rId87"/>
+          <o:OLEObject Type="Embed" ProgID="Equation.DSMT4" ShapeID="_x0000_i1063" DrawAspect="Content" ObjectID="_1802419734" r:id="rId87"/>
         </w:object>
       </w:r>
     </w:p>
     <w:p>
       <w:r>
-        <w:t xml:space="preserve">Division durch </w:t>
+        <w:t>Division durch Cn*</w:t>
       </w:r>
       <w:proofErr w:type="spellStart"/>
       <w:r>
-        <w:t>Cn</w:t>
+        <w:t>Dn</w:t>
       </w:r>
       <w:proofErr w:type="spellEnd"/>
       <w:r>
-        <w:t>*</w:t>
-      </w:r>
-      <w:proofErr w:type="spellStart"/>
-      <w:r>
-        <w:t>Dn</w:t>
-      </w:r>
-      <w:proofErr w:type="spellEnd"/>
-      <w:r>
         <w:t>:</w:t>
       </w:r>
     </w:p>
@@ -1893,16 +1813,15 @@
           <w:sz w:val="20"/>
         </w:rPr>
         <w:object w:dxaOrig="4920" w:dyaOrig="2760" w14:anchorId="4317A437">
-          <v:shape id="_x0000_i1221" type="#_x0000_t75" style="width:234.25pt;height:131.85pt" o:ole="">
+          <v:shape id="_x0000_i1064" type="#_x0000_t75" style="width:234pt;height:132pt" o:ole="">
             <v:imagedata r:id="rId88" o:title=""/>
           </v:shape>
-          <o:OLEObject Type="Embed" ProgID="Equation.DSMT4" ShapeID="_x0000_i1221" DrawAspect="Content" ObjectID="_1657519728" r:id="rId89"/>
+          <o:OLEObject Type="Embed" ProgID="Equation.DSMT4" ShapeID="_x0000_i1064" DrawAspect="Content" ObjectID="_1802419735" r:id="rId89"/>
         </w:object>
       </w:r>
     </w:p>
     <w:p>
       <w:r>
-        <w:lastRenderedPageBreak/>
         <w:t>Ausklammern der Tensionen:</w:t>
       </w:r>
     </w:p>
@@ -1918,10 +1837,10 @@
           <w:sz w:val="20"/>
         </w:rPr>
         <w:object w:dxaOrig="4020" w:dyaOrig="2680" w14:anchorId="7D03B5EE">
-          <v:shape id="_x0000_i1223" type="#_x0000_t75" style="width:190.3pt;height:127.65pt" o:ole="">
+          <v:shape id="_x0000_i1065" type="#_x0000_t75" style="width:190.5pt;height:127.5pt" o:ole="">
             <v:imagedata r:id="rId90" o:title=""/>
           </v:shape>
-          <o:OLEObject Type="Embed" ProgID="Equation.DSMT4" ShapeID="_x0000_i1223" DrawAspect="Content" ObjectID="_1657519729" r:id="rId91"/>
+          <o:OLEObject Type="Embed" ProgID="Equation.DSMT4" ShapeID="_x0000_i1065" DrawAspect="Content" ObjectID="_1802419736" r:id="rId91"/>
         </w:object>
       </w:r>
     </w:p>
@@ -1937,10 +1856,10 @@
           <w:sz w:val="20"/>
         </w:rPr>
         <w:object w:dxaOrig="3060" w:dyaOrig="1160" w14:anchorId="12677781">
-          <v:shape id="_x0000_i1235" type="#_x0000_t75" style="width:145.85pt;height:55.65pt" o:ole="">
+          <v:shape id="_x0000_i1066" type="#_x0000_t75" style="width:145.5pt;height:55.5pt" o:ole="">
             <v:imagedata r:id="rId92" o:title=""/>
           </v:shape>
-          <o:OLEObject Type="Embed" ProgID="Equation.DSMT4" ShapeID="_x0000_i1235" DrawAspect="Content" ObjectID="_1657519730" r:id="rId93"/>
+          <o:OLEObject Type="Embed" ProgID="Equation.DSMT4" ShapeID="_x0000_i1066" DrawAspect="Content" ObjectID="_1802419737" r:id="rId93"/>
         </w:object>
       </w:r>
     </w:p>
@@ -1961,10 +1880,10 @@
           <w:sz w:val="20"/>
         </w:rPr>
         <w:object w:dxaOrig="3860" w:dyaOrig="2760" w14:anchorId="26605613">
-          <v:shape id="_x0000_i1233" type="#_x0000_t75" style="width:183.25pt;height:131.85pt" o:ole="">
+          <v:shape id="_x0000_i1067" type="#_x0000_t75" style="width:183pt;height:132pt" o:ole="">
             <v:imagedata r:id="rId94" o:title=""/>
           </v:shape>
-          <o:OLEObject Type="Embed" ProgID="Equation.DSMT4" ShapeID="_x0000_i1233" DrawAspect="Content" ObjectID="_1657519731" r:id="rId95"/>
+          <o:OLEObject Type="Embed" ProgID="Equation.DSMT4" ShapeID="_x0000_i1067" DrawAspect="Content" ObjectID="_1802419738" r:id="rId95"/>
         </w:object>
       </w:r>
     </w:p>
@@ -1980,10 +1899,10 @@
           <w:sz w:val="20"/>
         </w:rPr>
         <w:object w:dxaOrig="4700" w:dyaOrig="2120" w14:anchorId="58D2D1F2">
-          <v:shape id="_x0000_i1231" type="#_x0000_t75" style="width:223pt;height:101.45pt" o:ole="">
+          <v:shape id="_x0000_i1068" type="#_x0000_t75" style="width:222.75pt;height:101.25pt" o:ole="">
             <v:imagedata r:id="rId96" o:title=""/>
           </v:shape>
-          <o:OLEObject Type="Embed" ProgID="Equation.DSMT4" ShapeID="_x0000_i1231" DrawAspect="Content" ObjectID="_1657519732" r:id="rId97"/>
+          <o:OLEObject Type="Embed" ProgID="Equation.DSMT4" ShapeID="_x0000_i1068" DrawAspect="Content" ObjectID="_1802419739" r:id="rId97"/>
         </w:object>
       </w:r>
     </w:p>
@@ -1999,6 +1918,7 @@
         <w:pStyle w:val="berschrift1"/>
       </w:pPr>
       <w:r>
+        <w:lastRenderedPageBreak/>
         <w:t>Mixed Form – Lösung</w:t>
       </w:r>
     </w:p>
@@ -2035,10 +1955,10 @@
           <w:position w:val="-24"/>
         </w:rPr>
         <w:object w:dxaOrig="3140" w:dyaOrig="660" w14:anchorId="2ACD0FDA">
-          <v:shape id="_x0000_i1229" type="#_x0000_t75" style="width:156.6pt;height:33.2pt" o:ole="">
+          <v:shape id="_x0000_i1069" type="#_x0000_t75" style="width:156.75pt;height:33pt" o:ole="">
             <v:imagedata r:id="rId98" o:title=""/>
           </v:shape>
-          <o:OLEObject Type="Embed" ProgID="Equation.DSMT4" ShapeID="_x0000_i1229" DrawAspect="Content" ObjectID="_1657519733" r:id="rId99"/>
+          <o:OLEObject Type="Embed" ProgID="Equation.DSMT4" ShapeID="_x0000_i1069" DrawAspect="Content" ObjectID="_1802419740" r:id="rId99"/>
         </w:object>
       </w:r>
     </w:p>
@@ -2048,10 +1968,10 @@
           <w:position w:val="-68"/>
         </w:rPr>
         <w:object w:dxaOrig="6520" w:dyaOrig="1480" w14:anchorId="17E5D6FE">
-          <v:shape id="_x0000_i1227" type="#_x0000_t75" style="width:326.35pt;height:73.4pt" o:ole="">
+          <v:shape id="_x0000_i1070" type="#_x0000_t75" style="width:326.25pt;height:73.5pt" o:ole="">
             <v:imagedata r:id="rId100" o:title=""/>
           </v:shape>
-          <o:OLEObject Type="Embed" ProgID="Equation.DSMT4" ShapeID="_x0000_i1227" DrawAspect="Content" ObjectID="_1657519734" r:id="rId101"/>
+          <o:OLEObject Type="Embed" ProgID="Equation.DSMT4" ShapeID="_x0000_i1070" DrawAspect="Content" ObjectID="_1802419741" r:id="rId101"/>
         </w:object>
       </w:r>
     </w:p>
@@ -2073,10 +1993,10 @@
           <w:position w:val="-12"/>
         </w:rPr>
         <w:object w:dxaOrig="1480" w:dyaOrig="380" w14:anchorId="67759BF9">
-          <v:shape id="_x0000_i1057" type="#_x0000_t75" style="width:73.4pt;height:19.65pt" o:ole="">
+          <v:shape id="_x0000_i1071" type="#_x0000_t75" style="width:73.5pt;height:19.5pt" o:ole="">
             <v:imagedata r:id="rId102" o:title=""/>
           </v:shape>
-          <o:OLEObject Type="Embed" ProgID="Equation.DSMT4" ShapeID="_x0000_i1057" DrawAspect="Content" ObjectID="_1657519735" r:id="rId103"/>
+          <o:OLEObject Type="Embed" ProgID="Equation.DSMT4" ShapeID="_x0000_i1071" DrawAspect="Content" ObjectID="_1802419742" r:id="rId103"/>
         </w:object>
       </w:r>
     </w:p>
@@ -2091,10 +2011,10 @@
           <w:position w:val="-82"/>
         </w:rPr>
         <w:object w:dxaOrig="8900" w:dyaOrig="1760" w14:anchorId="25ED8729">
-          <v:shape id="_x0000_i1225" type="#_x0000_t75" style="width:443.7pt;height:87.45pt" o:ole="">
+          <v:shape id="_x0000_i1072" type="#_x0000_t75" style="width:444pt;height:87.75pt" o:ole="">
             <v:imagedata r:id="rId104" o:title=""/>
           </v:shape>
-          <o:OLEObject Type="Embed" ProgID="Equation.DSMT4" ShapeID="_x0000_i1225" DrawAspect="Content" ObjectID="_1657519736" r:id="rId105"/>
+          <o:OLEObject Type="Embed" ProgID="Equation.DSMT4" ShapeID="_x0000_i1072" DrawAspect="Content" ObjectID="_1802419743" r:id="rId105"/>
         </w:object>
       </w:r>
     </w:p>
@@ -2109,10 +2029,10 @@
           <w:position w:val="-184"/>
         </w:rPr>
         <w:object w:dxaOrig="8900" w:dyaOrig="3800" w14:anchorId="2466F25C">
-          <v:shape id="_x0000_i1237" type="#_x0000_t75" style="width:443.7pt;height:189.35pt" o:ole="">
+          <v:shape id="_x0000_i1073" type="#_x0000_t75" style="width:444pt;height:189.75pt" o:ole="">
             <v:imagedata r:id="rId106" o:title=""/>
           </v:shape>
-          <o:OLEObject Type="Embed" ProgID="Equation.DSMT4" ShapeID="_x0000_i1237" DrawAspect="Content" ObjectID="_1657519737" r:id="rId107"/>
+          <o:OLEObject Type="Embed" ProgID="Equation.DSMT4" ShapeID="_x0000_i1073" DrawAspect="Content" ObjectID="_1802419744" r:id="rId107"/>
         </w:object>
       </w:r>
     </w:p>
@@ -2126,6 +2046,7 @@
         <w:rPr>
           <w:sz w:val="20"/>
         </w:rPr>
+        <w:lastRenderedPageBreak/>
         <w:t>Für das oberste Kompartiment ist der Fluss (Niederschlag-Evaporation</w:t>
       </w:r>
       <w:r>
@@ -2166,10 +2087,10 @@
           <w:position w:val="-82"/>
         </w:rPr>
         <w:object w:dxaOrig="6300" w:dyaOrig="1760" w14:anchorId="1C6C6B52">
-          <v:shape id="_x0000_i1239" type="#_x0000_t75" style="width:314.2pt;height:87.45pt" o:ole="">
+          <v:shape id="_x0000_i1074" type="#_x0000_t75" style="width:314.25pt;height:87.75pt" o:ole="">
             <v:imagedata r:id="rId108" o:title=""/>
           </v:shape>
-          <o:OLEObject Type="Embed" ProgID="Equation.DSMT4" ShapeID="_x0000_i1239" DrawAspect="Content" ObjectID="_1657519738" r:id="rId109"/>
+          <o:OLEObject Type="Embed" ProgID="Equation.DSMT4" ShapeID="_x0000_i1074" DrawAspect="Content" ObjectID="_1802419745" r:id="rId109"/>
         </w:object>
       </w:r>
     </w:p>
@@ -2179,10 +2100,10 @@
           <w:position w:val="-156"/>
         </w:rPr>
         <w:object w:dxaOrig="6300" w:dyaOrig="3240" w14:anchorId="065DEF9A">
-          <v:shape id="_x0000_i1241" type="#_x0000_t75" style="width:314.2pt;height:162.25pt" o:ole="">
+          <v:shape id="_x0000_i1075" type="#_x0000_t75" style="width:314.25pt;height:162pt" o:ole="">
             <v:imagedata r:id="rId110" o:title=""/>
           </v:shape>
-          <o:OLEObject Type="Embed" ProgID="Equation.DSMT4" ShapeID="_x0000_i1241" DrawAspect="Content" ObjectID="_1657519739" r:id="rId111"/>
+          <o:OLEObject Type="Embed" ProgID="Equation.DSMT4" ShapeID="_x0000_i1075" DrawAspect="Content" ObjectID="_1802419746" r:id="rId111"/>
         </w:object>
       </w:r>
     </w:p>
@@ -2204,10 +2125,10 @@
           <w:position w:val="-82"/>
         </w:rPr>
         <w:object w:dxaOrig="7760" w:dyaOrig="1760" w14:anchorId="5CBD8D02">
-          <v:shape id="_x0000_i1243" type="#_x0000_t75" style="width:387.1pt;height:87.45pt" o:ole="">
+          <v:shape id="_x0000_i1076" type="#_x0000_t75" style="width:387pt;height:87.75pt" o:ole="">
             <v:imagedata r:id="rId112" o:title=""/>
           </v:shape>
-          <o:OLEObject Type="Embed" ProgID="Equation.DSMT4" ShapeID="_x0000_i1243" DrawAspect="Content" ObjectID="_1657519740" r:id="rId113"/>
+          <o:OLEObject Type="Embed" ProgID="Equation.DSMT4" ShapeID="_x0000_i1076" DrawAspect="Content" ObjectID="_1802419747" r:id="rId113"/>
         </w:object>
       </w:r>
     </w:p>
@@ -2217,10 +2138,10 @@
           <w:position w:val="-156"/>
         </w:rPr>
         <w:object w:dxaOrig="6300" w:dyaOrig="3240" w14:anchorId="6ED76A0E">
-          <v:shape id="_x0000_i1245" type="#_x0000_t75" style="width:314.2pt;height:162.25pt" o:ole="">
+          <v:shape id="_x0000_i1077" type="#_x0000_t75" style="width:314.25pt;height:162pt" o:ole="">
             <v:imagedata r:id="rId114" o:title=""/>
           </v:shape>
-          <o:OLEObject Type="Embed" ProgID="Equation.DSMT4" ShapeID="_x0000_i1245" DrawAspect="Content" ObjectID="_1657519741" r:id="rId115"/>
+          <o:OLEObject Type="Embed" ProgID="Equation.DSMT4" ShapeID="_x0000_i1077" DrawAspect="Content" ObjectID="_1802419748" r:id="rId115"/>
         </w:object>
       </w:r>
     </w:p>
@@ -2244,10 +2165,10 @@
           <w:position w:val="-82"/>
         </w:rPr>
         <w:object w:dxaOrig="8640" w:dyaOrig="1760" w14:anchorId="590C7D3E">
-          <v:shape id="_x0000_i1247" type="#_x0000_t75" style="width:430.6pt;height:87.45pt" o:ole="">
+          <v:shape id="_x0000_i1078" type="#_x0000_t75" style="width:430.5pt;height:87.75pt" o:ole="">
             <v:imagedata r:id="rId116" o:title=""/>
           </v:shape>
-          <o:OLEObject Type="Embed" ProgID="Equation.DSMT4" ShapeID="_x0000_i1247" DrawAspect="Content" ObjectID="_1657519742" r:id="rId117"/>
+          <o:OLEObject Type="Embed" ProgID="Equation.DSMT4" ShapeID="_x0000_i1078" DrawAspect="Content" ObjectID="_1802419749" r:id="rId117"/>
         </w:object>
       </w:r>
     </w:p>
@@ -2258,10 +2179,10 @@
           <w:position w:val="-156"/>
         </w:rPr>
         <w:object w:dxaOrig="8940" w:dyaOrig="3240" w14:anchorId="4F2D8B90">
-          <v:shape id="_x0000_i1249" type="#_x0000_t75" style="width:446.5pt;height:162.25pt" o:ole="">
+          <v:shape id="_x0000_i1079" type="#_x0000_t75" style="width:446.25pt;height:162pt" o:ole="">
             <v:imagedata r:id="rId118" o:title=""/>
           </v:shape>
-          <o:OLEObject Type="Embed" ProgID="Equation.DSMT4" ShapeID="_x0000_i1249" DrawAspect="Content" ObjectID="_1657519743" r:id="rId119"/>
+          <o:OLEObject Type="Embed" ProgID="Equation.DSMT4" ShapeID="_x0000_i1079" DrawAspect="Content" ObjectID="_1802419750" r:id="rId119"/>
         </w:object>
       </w:r>
     </w:p>
@@ -2277,10 +2198,10 @@
           <w:position w:val="-158"/>
         </w:rPr>
         <w:object w:dxaOrig="5960" w:dyaOrig="3280" w14:anchorId="214FFD90">
-          <v:shape id="_x0000_i1251" type="#_x0000_t75" style="width:297.8pt;height:163.65pt" o:ole="">
+          <v:shape id="_x0000_i1080" type="#_x0000_t75" style="width:297.75pt;height:163.5pt" o:ole="">
             <v:imagedata r:id="rId120" o:title=""/>
           </v:shape>
-          <o:OLEObject Type="Embed" ProgID="Equation.DSMT4" ShapeID="_x0000_i1251" DrawAspect="Content" ObjectID="_1657519744" r:id="rId121"/>
+          <o:OLEObject Type="Embed" ProgID="Equation.DSMT4" ShapeID="_x0000_i1080" DrawAspect="Content" ObjectID="_1802419751" r:id="rId121"/>
         </w:object>
       </w:r>
     </w:p>
@@ -2308,10 +2229,10 @@
           <w:position w:val="-68"/>
         </w:rPr>
         <w:object w:dxaOrig="6340" w:dyaOrig="1480" w14:anchorId="14BF4685">
-          <v:shape id="_x0000_i1253" type="#_x0000_t75" style="width:317pt;height:73.4pt" o:ole="">
+          <v:shape id="_x0000_i1081" type="#_x0000_t75" style="width:317.25pt;height:73.5pt" o:ole="">
             <v:imagedata r:id="rId122" o:title=""/>
           </v:shape>
-          <o:OLEObject Type="Embed" ProgID="Equation.DSMT4" ShapeID="_x0000_i1253" DrawAspect="Content" ObjectID="_1657519745" r:id="rId123"/>
+          <o:OLEObject Type="Embed" ProgID="Equation.DSMT4" ShapeID="_x0000_i1081" DrawAspect="Content" ObjectID="_1802419752" r:id="rId123"/>
         </w:object>
       </w:r>
     </w:p>
@@ -2334,10 +2255,10 @@
           <w:position w:val="-68"/>
         </w:rPr>
         <w:object w:dxaOrig="8620" w:dyaOrig="1480" w14:anchorId="0901218E">
-          <v:shape id="_x0000_i1255" type="#_x0000_t75" style="width:430.6pt;height:73.4pt" o:ole="">
+          <v:shape id="_x0000_i1082" type="#_x0000_t75" style="width:430.5pt;height:73.5pt" o:ole="">
             <v:imagedata r:id="rId124" o:title=""/>
           </v:shape>
-          <o:OLEObject Type="Embed" ProgID="Equation.DSMT4" ShapeID="_x0000_i1255" DrawAspect="Content" ObjectID="_1657519746" r:id="rId125"/>
+          <o:OLEObject Type="Embed" ProgID="Equation.DSMT4" ShapeID="_x0000_i1082" DrawAspect="Content" ObjectID="_1802419753" r:id="rId125"/>
         </w:object>
       </w:r>
     </w:p>
@@ -2375,10 +2296,10 @@
           <w:position w:val="-76"/>
         </w:rPr>
         <w:object w:dxaOrig="6979" w:dyaOrig="1640" w14:anchorId="0B70F1C5">
-          <v:shape id="_x0000_i1257" type="#_x0000_t75" style="width:348.8pt;height:81.35pt" o:ole="">
+          <v:shape id="_x0000_i1083" type="#_x0000_t75" style="width:348.75pt;height:81pt" o:ole="">
             <v:imagedata r:id="rId126" o:title=""/>
           </v:shape>
-          <o:OLEObject Type="Embed" ProgID="Equation.DSMT4" ShapeID="_x0000_i1257" DrawAspect="Content" ObjectID="_1657519747" r:id="rId127"/>
+          <o:OLEObject Type="Embed" ProgID="Equation.DSMT4" ShapeID="_x0000_i1083" DrawAspect="Content" ObjectID="_1802419754" r:id="rId127"/>
         </w:object>
       </w:r>
     </w:p>
@@ -2416,10 +2337,10 @@
           <w:position w:val="-150"/>
         </w:rPr>
         <w:object w:dxaOrig="4300" w:dyaOrig="3700" w14:anchorId="06F7DA5A">
-          <v:shape id="_x0000_i1259" type="#_x0000_t75" style="width:214.6pt;height:185.15pt" o:ole="">
+          <v:shape id="_x0000_i1084" type="#_x0000_t75" style="width:214.5pt;height:185.25pt" o:ole="">
             <v:imagedata r:id="rId128" o:title=""/>
           </v:shape>
-          <o:OLEObject Type="Embed" ProgID="Equation.DSMT4" ShapeID="_x0000_i1259" DrawAspect="Content" ObjectID="_1657519748" r:id="rId129"/>
+          <o:OLEObject Type="Embed" ProgID="Equation.DSMT4" ShapeID="_x0000_i1084" DrawAspect="Content" ObjectID="_1802419755" r:id="rId129"/>
         </w:object>
       </w:r>
     </w:p>
@@ -2443,10 +2364,10 @@
           <w:position w:val="-162"/>
         </w:rPr>
         <w:object w:dxaOrig="4300" w:dyaOrig="4120" w14:anchorId="6D80629E">
-          <v:shape id="_x0000_i1261" type="#_x0000_t75" style="width:214.6pt;height:206.2pt" o:ole="">
+          <v:shape id="_x0000_i1085" type="#_x0000_t75" style="width:214.5pt;height:206.25pt" o:ole="">
             <v:imagedata r:id="rId130" o:title=""/>
           </v:shape>
-          <o:OLEObject Type="Embed" ProgID="Equation.DSMT4" ShapeID="_x0000_i1261" DrawAspect="Content" ObjectID="_1657519749" r:id="rId131"/>
+          <o:OLEObject Type="Embed" ProgID="Equation.DSMT4" ShapeID="_x0000_i1085" DrawAspect="Content" ObjectID="_1802419756" r:id="rId131"/>
         </w:object>
       </w:r>
     </w:p>
@@ -2472,10 +2393,10 @@
           <w:position w:val="-152"/>
         </w:rPr>
         <w:object w:dxaOrig="5040" w:dyaOrig="4020" w14:anchorId="715442E1">
-          <v:shape id="_x0000_i1263" type="#_x0000_t75" style="width:252pt;height:201.05pt" o:ole="">
+          <v:shape id="_x0000_i1086" type="#_x0000_t75" style="width:252pt;height:201pt" o:ole="">
             <v:imagedata r:id="rId132" o:title=""/>
           </v:shape>
-          <o:OLEObject Type="Embed" ProgID="Equation.DSMT4" ShapeID="_x0000_i1263" DrawAspect="Content" ObjectID="_1657519750" r:id="rId133"/>
+          <o:OLEObject Type="Embed" ProgID="Equation.DSMT4" ShapeID="_x0000_i1086" DrawAspect="Content" ObjectID="_1802419757" r:id="rId133"/>
         </w:object>
       </w:r>
     </w:p>
@@ -2491,10 +2412,10 @@
           <w:sz w:val="20"/>
         </w:rPr>
         <w:object w:dxaOrig="3060" w:dyaOrig="1160" w14:anchorId="489698C4">
-          <v:shape id="_x0000_i1265" type="#_x0000_t75" style="width:145.85pt;height:55.65pt" o:ole="">
+          <v:shape id="_x0000_i1087" type="#_x0000_t75" style="width:145.5pt;height:55.5pt" o:ole="">
             <v:imagedata r:id="rId134" o:title=""/>
           </v:shape>
-          <o:OLEObject Type="Embed" ProgID="Equation.DSMT4" ShapeID="_x0000_i1265" DrawAspect="Content" ObjectID="_1657519751" r:id="rId135"/>
+          <o:OLEObject Type="Embed" ProgID="Equation.DSMT4" ShapeID="_x0000_i1087" DrawAspect="Content" ObjectID="_1802419758" r:id="rId135"/>
         </w:object>
       </w:r>
     </w:p>
@@ -2505,10 +2426,10 @@
           <w:position w:val="-132"/>
         </w:rPr>
         <w:object w:dxaOrig="4540" w:dyaOrig="2700" w14:anchorId="546F67C0">
-          <v:shape id="_x0000_i1267" type="#_x0000_t75" style="width:226.75pt;height:135.6pt" o:ole="">
+          <v:shape id="_x0000_i1088" type="#_x0000_t75" style="width:226.5pt;height:135.75pt" o:ole="">
             <v:imagedata r:id="rId136" o:title=""/>
           </v:shape>
-          <o:OLEObject Type="Embed" ProgID="Equation.DSMT4" ShapeID="_x0000_i1267" DrawAspect="Content" ObjectID="_1657519752" r:id="rId137"/>
+          <o:OLEObject Type="Embed" ProgID="Equation.DSMT4" ShapeID="_x0000_i1088" DrawAspect="Content" ObjectID="_1802419759" r:id="rId137"/>
         </w:object>
       </w:r>
     </w:p>
@@ -2530,10 +2451,10 @@
           <w:position w:val="-68"/>
         </w:rPr>
         <w:object w:dxaOrig="4959" w:dyaOrig="1480" w14:anchorId="50EC14B4">
-          <v:shape id="_x0000_i1269" type="#_x0000_t75" style="width:247.3pt;height:73.4pt" o:ole="">
+          <v:shape id="_x0000_i1089" type="#_x0000_t75" style="width:247.5pt;height:73.5pt" o:ole="">
             <v:imagedata r:id="rId138" o:title=""/>
           </v:shape>
-          <o:OLEObject Type="Embed" ProgID="Equation.DSMT4" ShapeID="_x0000_i1269" DrawAspect="Content" ObjectID="_1657519753" r:id="rId139"/>
+          <o:OLEObject Type="Embed" ProgID="Equation.DSMT4" ShapeID="_x0000_i1089" DrawAspect="Content" ObjectID="_1802419760" r:id="rId139"/>
         </w:object>
       </w:r>
     </w:p>
@@ -2544,10 +2465,10 @@
           <w:position w:val="-76"/>
         </w:rPr>
         <w:object w:dxaOrig="4380" w:dyaOrig="1640" w14:anchorId="0BE32312">
-          <v:shape id="_x0000_i1271" type="#_x0000_t75" style="width:218.35pt;height:81.35pt" o:ole="">
+          <v:shape id="_x0000_i1090" type="#_x0000_t75" style="width:218.25pt;height:81pt" o:ole="">
             <v:imagedata r:id="rId140" o:title=""/>
           </v:shape>
-          <o:OLEObject Type="Embed" ProgID="Equation.DSMT4" ShapeID="_x0000_i1271" DrawAspect="Content" ObjectID="_1657519754" r:id="rId141"/>
+          <o:OLEObject Type="Embed" ProgID="Equation.DSMT4" ShapeID="_x0000_i1090" DrawAspect="Content" ObjectID="_1802419761" r:id="rId141"/>
         </w:object>
       </w:r>
     </w:p>
@@ -2570,10 +2491,10 @@
           <w:position w:val="-68"/>
         </w:rPr>
         <w:object w:dxaOrig="5960" w:dyaOrig="1480" w14:anchorId="23C52FAD">
-          <v:shape id="_x0000_i1273" type="#_x0000_t75" style="width:297.8pt;height:73.4pt" o:ole="">
+          <v:shape id="_x0000_i1091" type="#_x0000_t75" style="width:297.75pt;height:73.5pt" o:ole="">
             <v:imagedata r:id="rId142" o:title=""/>
           </v:shape>
-          <o:OLEObject Type="Embed" ProgID="Equation.DSMT4" ShapeID="_x0000_i1273" DrawAspect="Content" ObjectID="_1657519755" r:id="rId143"/>
+          <o:OLEObject Type="Embed" ProgID="Equation.DSMT4" ShapeID="_x0000_i1091" DrawAspect="Content" ObjectID="_1802419762" r:id="rId143"/>
         </w:object>
       </w:r>
     </w:p>
@@ -2584,10 +2505,10 @@
           <w:position w:val="-76"/>
         </w:rPr>
         <w:object w:dxaOrig="4380" w:dyaOrig="1640" w14:anchorId="5EC2B3EC">
-          <v:shape id="_x0000_i1275" type="#_x0000_t75" style="width:218.35pt;height:81.35pt" o:ole="">
+          <v:shape id="_x0000_i1092" type="#_x0000_t75" style="width:218.25pt;height:81pt" o:ole="">
             <v:imagedata r:id="rId144" o:title=""/>
           </v:shape>
-          <o:OLEObject Type="Embed" ProgID="Equation.DSMT4" ShapeID="_x0000_i1275" DrawAspect="Content" ObjectID="_1657519756" r:id="rId145"/>
+          <o:OLEObject Type="Embed" ProgID="Equation.DSMT4" ShapeID="_x0000_i1092" DrawAspect="Content" ObjectID="_1802419763" r:id="rId145"/>
         </w:object>
       </w:r>
     </w:p>
@@ -2598,10 +2519,10 @@
           <w:position w:val="-154"/>
         </w:rPr>
         <w:object w:dxaOrig="4239" w:dyaOrig="3200" w14:anchorId="6E7D47C9">
-          <v:shape id="_x0000_i1277" type="#_x0000_t75" style="width:212.25pt;height:159.9pt" o:ole="">
+          <v:shape id="_x0000_i1093" type="#_x0000_t75" style="width:212.25pt;height:159.75pt" o:ole="">
             <v:imagedata r:id="rId146" o:title=""/>
           </v:shape>
-          <o:OLEObject Type="Embed" ProgID="Equation.DSMT4" ShapeID="_x0000_i1277" DrawAspect="Content" ObjectID="_1657519757" r:id="rId147"/>
+          <o:OLEObject Type="Embed" ProgID="Equation.DSMT4" ShapeID="_x0000_i1093" DrawAspect="Content" ObjectID="_1802419764" r:id="rId147"/>
         </w:object>
       </w:r>
     </w:p>
@@ -2627,10 +2548,10 @@
           <w:position w:val="-148"/>
         </w:rPr>
         <w:object w:dxaOrig="4920" w:dyaOrig="3080" w14:anchorId="5737EF2B">
-          <v:shape id="_x0000_i1279" type="#_x0000_t75" style="width:245.9pt;height:153.35pt" o:ole="">
+          <v:shape id="_x0000_i1094" type="#_x0000_t75" style="width:246pt;height:153.75pt" o:ole="">
             <v:imagedata r:id="rId148" o:title=""/>
           </v:shape>
-          <o:OLEObject Type="Embed" ProgID="Equation.DSMT4" ShapeID="_x0000_i1279" DrawAspect="Content" ObjectID="_1657519758" r:id="rId149"/>
+          <o:OLEObject Type="Embed" ProgID="Equation.DSMT4" ShapeID="_x0000_i1094" DrawAspect="Content" ObjectID="_1802419765" r:id="rId149"/>
         </w:object>
       </w:r>
     </w:p>
@@ -2646,10 +2567,10 @@
           <w:sz w:val="20"/>
         </w:rPr>
         <w:object w:dxaOrig="3060" w:dyaOrig="1160" w14:anchorId="17DF15EC">
-          <v:shape id="_x0000_i1283" type="#_x0000_t75" style="width:145.85pt;height:55.65pt" o:ole="">
+          <v:shape id="_x0000_i1095" type="#_x0000_t75" style="width:145.5pt;height:55.5pt" o:ole="">
             <v:imagedata r:id="rId150" o:title=""/>
           </v:shape>
-          <o:OLEObject Type="Embed" ProgID="Equation.DSMT4" ShapeID="_x0000_i1283" DrawAspect="Content" ObjectID="_1657519759" r:id="rId151"/>
+          <o:OLEObject Type="Embed" ProgID="Equation.DSMT4" ShapeID="_x0000_i1095" DrawAspect="Content" ObjectID="_1802419766" r:id="rId151"/>
         </w:object>
       </w:r>
     </w:p>
@@ -2666,10 +2587,10 @@
           <w:position w:val="-98"/>
         </w:rPr>
         <w:object w:dxaOrig="4440" w:dyaOrig="2079" w14:anchorId="6458B548">
-          <v:shape id="_x0000_i1281" type="#_x0000_t75" style="width:222.1pt;height:103.3pt" o:ole="">
+          <v:shape id="_x0000_i1096" type="#_x0000_t75" style="width:222pt;height:103.5pt" o:ole="">
             <v:imagedata r:id="rId152" o:title=""/>
           </v:shape>
-          <o:OLEObject Type="Embed" ProgID="Equation.DSMT4" ShapeID="_x0000_i1281" DrawAspect="Content" ObjectID="_1657519760" r:id="rId153"/>
+          <o:OLEObject Type="Embed" ProgID="Equation.DSMT4" ShapeID="_x0000_i1096" DrawAspect="Content" ObjectID="_1802419767" r:id="rId153"/>
         </w:object>
       </w:r>
     </w:p>
@@ -2736,10 +2657,10 @@
           <w:position w:val="-72"/>
         </w:rPr>
         <w:object w:dxaOrig="7780" w:dyaOrig="1560" w14:anchorId="3A2F6DFD">
-          <v:shape id="_x0000_i1285" type="#_x0000_t75" style="width:388.5pt;height:78.1pt" o:ole="">
+          <v:shape id="_x0000_i1097" type="#_x0000_t75" style="width:388.5pt;height:78pt" o:ole="">
             <v:imagedata r:id="rId154" o:title=""/>
           </v:shape>
-          <o:OLEObject Type="Embed" ProgID="Equation.DSMT4" ShapeID="_x0000_i1285" DrawAspect="Content" ObjectID="_1657519761" r:id="rId155"/>
+          <o:OLEObject Type="Embed" ProgID="Equation.DSMT4" ShapeID="_x0000_i1097" DrawAspect="Content" ObjectID="_1802419768" r:id="rId155"/>
         </w:object>
       </w:r>
     </w:p>
@@ -2750,10 +2671,10 @@
           <w:position w:val="-80"/>
         </w:rPr>
         <w:object w:dxaOrig="7339" w:dyaOrig="1719" w14:anchorId="489B4CCA">
-          <v:shape id="_x0000_i1287" type="#_x0000_t75" style="width:367.5pt;height:86.05pt" o:ole="">
+          <v:shape id="_x0000_i1098" type="#_x0000_t75" style="width:367.5pt;height:86.25pt" o:ole="">
             <v:imagedata r:id="rId156" o:title=""/>
           </v:shape>
-          <o:OLEObject Type="Embed" ProgID="Equation.DSMT4" ShapeID="_x0000_i1287" DrawAspect="Content" ObjectID="_1657519762" r:id="rId157"/>
+          <o:OLEObject Type="Embed" ProgID="Equation.DSMT4" ShapeID="_x0000_i1098" DrawAspect="Content" ObjectID="_1802419769" r:id="rId157"/>
         </w:object>
       </w:r>
     </w:p>
@@ -2764,10 +2685,10 @@
           <w:position w:val="-136"/>
         </w:rPr>
         <w:object w:dxaOrig="7440" w:dyaOrig="3580" w14:anchorId="08DDBEF9">
-          <v:shape id="_x0000_i1289" type="#_x0000_t75" style="width:372.15pt;height:179.05pt" o:ole="">
+          <v:shape id="_x0000_i1099" type="#_x0000_t75" style="width:372pt;height:179.25pt" o:ole="">
             <v:imagedata r:id="rId158" o:title=""/>
           </v:shape>
-          <o:OLEObject Type="Embed" ProgID="Equation.DSMT4" ShapeID="_x0000_i1289" DrawAspect="Content" ObjectID="_1657519763" r:id="rId159"/>
+          <o:OLEObject Type="Embed" ProgID="Equation.DSMT4" ShapeID="_x0000_i1099" DrawAspect="Content" ObjectID="_1802419770" r:id="rId159"/>
         </w:object>
       </w:r>
     </w:p>
@@ -2793,10 +2714,10 @@
           <w:position w:val="-136"/>
         </w:rPr>
         <w:object w:dxaOrig="8260" w:dyaOrig="3580" w14:anchorId="3DF404EA">
-          <v:shape id="_x0000_i1291" type="#_x0000_t75" style="width:412.35pt;height:179.05pt" o:ole="">
+          <v:shape id="_x0000_i1100" type="#_x0000_t75" style="width:412.5pt;height:179.25pt" o:ole="">
             <v:imagedata r:id="rId160" o:title=""/>
           </v:shape>
-          <o:OLEObject Type="Embed" ProgID="Equation.DSMT4" ShapeID="_x0000_i1291" DrawAspect="Content" ObjectID="_1657519764" r:id="rId161"/>
+          <o:OLEObject Type="Embed" ProgID="Equation.DSMT4" ShapeID="_x0000_i1100" DrawAspect="Content" ObjectID="_1802419771" r:id="rId161"/>
         </w:object>
       </w:r>
     </w:p>
@@ -2813,10 +2734,10 @@
           <w:sz w:val="20"/>
         </w:rPr>
         <w:object w:dxaOrig="3060" w:dyaOrig="1160" w14:anchorId="556D5029">
-          <v:shape id="_x0000_i1293" type="#_x0000_t75" style="width:145.85pt;height:55.65pt" o:ole="">
+          <v:shape id="_x0000_i1101" type="#_x0000_t75" style="width:145.5pt;height:55.5pt" o:ole="">
             <v:imagedata r:id="rId162" o:title=""/>
           </v:shape>
-          <o:OLEObject Type="Embed" ProgID="Equation.DSMT4" ShapeID="_x0000_i1293" DrawAspect="Content" ObjectID="_1657519765" r:id="rId163"/>
+          <o:OLEObject Type="Embed" ProgID="Equation.DSMT4" ShapeID="_x0000_i1101" DrawAspect="Content" ObjectID="_1802419772" r:id="rId163"/>
         </w:object>
       </w:r>
     </w:p>
@@ -2833,10 +2754,10 @@
           <w:position w:val="-124"/>
         </w:rPr>
         <w:object w:dxaOrig="7980" w:dyaOrig="2600" w14:anchorId="5DA915DA">
-          <v:shape id="_x0000_i1297" type="#_x0000_t75" style="width:398.35pt;height:129.5pt" o:ole="">
+          <v:shape id="_x0000_i1102" type="#_x0000_t75" style="width:398.25pt;height:129.75pt" o:ole="">
             <v:imagedata r:id="rId164" o:title=""/>
           </v:shape>
-          <o:OLEObject Type="Embed" ProgID="Equation.DSMT4" ShapeID="_x0000_i1297" DrawAspect="Content" ObjectID="_1657519766" r:id="rId165"/>
+          <o:OLEObject Type="Embed" ProgID="Equation.DSMT4" ShapeID="_x0000_i1102" DrawAspect="Content" ObjectID="_1802419773" r:id="rId165"/>
         </w:object>
       </w:r>
     </w:p>
@@ -2857,10 +2778,10 @@
           <w:position w:val="-72"/>
         </w:rPr>
         <w:object w:dxaOrig="4980" w:dyaOrig="1560" w14:anchorId="3AB827AF">
-          <v:shape id="_x0000_i1299" type="#_x0000_t75" style="width:249.2pt;height:78.1pt" o:ole="">
+          <v:shape id="_x0000_i1103" type="#_x0000_t75" style="width:249pt;height:78pt" o:ole="">
             <v:imagedata r:id="rId166" o:title=""/>
           </v:shape>
-          <o:OLEObject Type="Embed" ProgID="Equation.DSMT4" ShapeID="_x0000_i1299" DrawAspect="Content" ObjectID="_1657519767" r:id="rId167"/>
+          <o:OLEObject Type="Embed" ProgID="Equation.DSMT4" ShapeID="_x0000_i1103" DrawAspect="Content" ObjectID="_1802419774" r:id="rId167"/>
         </w:object>
       </w:r>
     </w:p>
@@ -2871,10 +2792,10 @@
           <w:position w:val="-124"/>
         </w:rPr>
         <w:object w:dxaOrig="5060" w:dyaOrig="2620" w14:anchorId="45D73619">
-          <v:shape id="_x0000_i1301" type="#_x0000_t75" style="width:252.95pt;height:130.45pt" o:ole="">
+          <v:shape id="_x0000_i1104" type="#_x0000_t75" style="width:252.75pt;height:130.5pt" o:ole="">
             <v:imagedata r:id="rId168" o:title=""/>
           </v:shape>
-          <o:OLEObject Type="Embed" ProgID="Equation.DSMT4" ShapeID="_x0000_i1301" DrawAspect="Content" ObjectID="_1657519768" r:id="rId169"/>
+          <o:OLEObject Type="Embed" ProgID="Equation.DSMT4" ShapeID="_x0000_i1104" DrawAspect="Content" ObjectID="_1802419775" r:id="rId169"/>
         </w:object>
       </w:r>
     </w:p>
@@ -2885,10 +2806,10 @@
           <w:position w:val="-72"/>
         </w:rPr>
         <w:object w:dxaOrig="4980" w:dyaOrig="1560" w14:anchorId="6C432888">
-          <v:shape id="_x0000_i1303" type="#_x0000_t75" style="width:249.2pt;height:78.1pt" o:ole="">
+          <v:shape id="_x0000_i1105" type="#_x0000_t75" style="width:249pt;height:78pt" o:ole="">
             <v:imagedata r:id="rId170" o:title=""/>
           </v:shape>
-          <o:OLEObject Type="Embed" ProgID="Equation.DSMT4" ShapeID="_x0000_i1303" DrawAspect="Content" ObjectID="_1657519769" r:id="rId171"/>
+          <o:OLEObject Type="Embed" ProgID="Equation.DSMT4" ShapeID="_x0000_i1105" DrawAspect="Content" ObjectID="_1802419776" r:id="rId171"/>
         </w:object>
       </w:r>
     </w:p>
@@ -2904,7 +2825,7 @@
         </w:rPr>
         <w:br w:type="column"/>
       </w:r>
-      <w:bookmarkStart w:id="3" w:name="_Hlk46841953"/>
+      <w:bookmarkStart w:id="2" w:name="_Hlk46841953"/>
       <w:r>
         <w:rPr>
           <w:b/>
@@ -2985,10 +2906,10 @@
           <w:position w:val="-28"/>
         </w:rPr>
         <w:object w:dxaOrig="3920" w:dyaOrig="680" w14:anchorId="4729C6C5">
-          <v:shape id="_x0000_i1098" type="#_x0000_t75" style="width:196.35pt;height:34.15pt" o:ole="">
+          <v:shape id="_x0000_i1106" type="#_x0000_t75" style="width:196.5pt;height:34.5pt" o:ole="">
             <v:imagedata r:id="rId172" o:title=""/>
           </v:shape>
-          <o:OLEObject Type="Embed" ProgID="Equation.DSMT4" ShapeID="_x0000_i1098" DrawAspect="Content" ObjectID="_1657519770" r:id="rId173"/>
+          <o:OLEObject Type="Embed" ProgID="Equation.DSMT4" ShapeID="_x0000_i1106" DrawAspect="Content" ObjectID="_1802419777" r:id="rId173"/>
         </w:object>
       </w:r>
       <w:r>
@@ -3066,7 +2987,7 @@
       <w:r>
         <w:fldChar w:fldCharType="separate"/>
       </w:r>
-      <w:bookmarkStart w:id="4" w:name="nrkdgbalgl"/>
+      <w:bookmarkStart w:id="3" w:name="nrkdgbalgl"/>
       <w:r>
         <w:rPr>
           <w:noProof/>
@@ -3169,7 +3090,7 @@
         </w:rPr>
         <w:fldChar w:fldCharType="end"/>
       </w:r>
-      <w:bookmarkEnd w:id="4"/>
+      <w:bookmarkEnd w:id="3"/>
       <w:r>
         <w:fldChar w:fldCharType="end"/>
       </w:r>
@@ -3282,15 +3203,7 @@
       </w:r>
       <w:proofErr w:type="spellEnd"/>
       <w:r>
-        <w:t xml:space="preserve"> werden (</w:t>
-      </w:r>
-      <w:proofErr w:type="spellStart"/>
-      <w:r>
-        <w:t>Gisi</w:t>
-      </w:r>
-      <w:proofErr w:type="spellEnd"/>
-      <w:r>
-        <w:t xml:space="preserve"> et al. 1990). </w:t>
+        <w:t xml:space="preserve"> werden (Gisi et al. 1990). </w:t>
       </w:r>
     </w:p>
     <w:p>
@@ -3503,15 +3416,7 @@
       </w:r>
       <w:proofErr w:type="spellEnd"/>
       <w:r>
-        <w:t xml:space="preserve"> 1983, Bear 1972). Im Modell wurde ihr ein konstanter Wert von 1 cm zugewiesen. Der Exponent m ist unter den meisten praktisch relevanten Bedingungen gleich 1 (</w:t>
-      </w:r>
-      <w:proofErr w:type="spellStart"/>
-      <w:r>
-        <w:t>Gisi</w:t>
-      </w:r>
-      <w:proofErr w:type="spellEnd"/>
-      <w:r>
-        <w:t xml:space="preserve"> et al. 1990).</w:t>
+        <w:t xml:space="preserve"> 1983, Bear 1972). Im Modell wurde ihr ein konstanter Wert von 1 cm zugewiesen. Der Exponent m ist unter den meisten praktisch relevanten Bedingungen gleich 1 (Gisi et al. 1990).</w:t>
       </w:r>
     </w:p>
     <w:p>
@@ -3651,10 +3556,10 @@
           <w:position w:val="-14"/>
         </w:rPr>
         <w:object w:dxaOrig="300" w:dyaOrig="400" w14:anchorId="6E9CC540">
-          <v:shape id="_x0000_i1101" type="#_x0000_t75" style="width:14.95pt;height:20.1pt" o:ole="">
+          <v:shape id="_x0000_i1107" type="#_x0000_t75" style="width:15pt;height:20.25pt" o:ole="">
             <v:imagedata r:id="rId174" o:title=""/>
           </v:shape>
-          <o:OLEObject Type="Embed" ProgID="Equation.DSMT4" ShapeID="_x0000_i1101" DrawAspect="Content" ObjectID="_1657519771" r:id="rId175"/>
+          <o:OLEObject Type="Embed" ProgID="Equation.DSMT4" ShapeID="_x0000_i1107" DrawAspect="Content" ObjectID="_1802419778" r:id="rId175"/>
         </w:object>
       </w:r>
       <w:r>
@@ -3665,10 +3570,10 @@
           <w:position w:val="-14"/>
         </w:rPr>
         <w:object w:dxaOrig="400" w:dyaOrig="400" w14:anchorId="6B344C5A">
-          <v:shape id="_x0000_i1104" type="#_x0000_t75" style="width:20.1pt;height:20.1pt" o:ole="">
+          <v:shape id="_x0000_i1108" type="#_x0000_t75" style="width:20.25pt;height:20.25pt" o:ole="">
             <v:imagedata r:id="rId176" o:title=""/>
           </v:shape>
-          <o:OLEObject Type="Embed" ProgID="Equation.DSMT4" ShapeID="_x0000_i1104" DrawAspect="Content" ObjectID="_1657519772" r:id="rId177"/>
+          <o:OLEObject Type="Embed" ProgID="Equation.DSMT4" ShapeID="_x0000_i1108" DrawAspect="Content" ObjectID="_1802419779" r:id="rId177"/>
         </w:object>
       </w:r>
       <w:r>
@@ -3698,7 +3603,7 @@
       <w:r>
         <w:t xml:space="preserve"> </w:t>
       </w:r>
-      <w:bookmarkStart w:id="5" w:name="_Hlk46750947"/>
+      <w:bookmarkStart w:id="4" w:name="_Hlk46750947"/>
       <w:proofErr w:type="spellStart"/>
       <w:r>
         <w:t>S</w:t>
@@ -3722,7 +3627,7 @@
       <w:r>
         <w:t xml:space="preserve">t +  </w:t>
       </w:r>
-      <w:bookmarkEnd w:id="5"/>
+      <w:bookmarkEnd w:id="4"/>
       <w:proofErr w:type="spellStart"/>
       <w:r>
         <w:t>P</w:t>
@@ -3783,10 +3688,10 @@
           <w:position w:val="-14"/>
         </w:rPr>
         <w:object w:dxaOrig="2740" w:dyaOrig="400" w14:anchorId="06E05E2A">
-          <v:shape id="_x0000_i1115" type="#_x0000_t75" style="width:137pt;height:20.1pt" o:ole="">
+          <v:shape id="_x0000_i1109" type="#_x0000_t75" style="width:137.25pt;height:20.25pt" o:ole="">
             <v:imagedata r:id="rId178" o:title=""/>
           </v:shape>
-          <o:OLEObject Type="Embed" ProgID="Equation.DSMT4" ShapeID="_x0000_i1115" DrawAspect="Content" ObjectID="_1657519773" r:id="rId179"/>
+          <o:OLEObject Type="Embed" ProgID="Equation.DSMT4" ShapeID="_x0000_i1109" DrawAspect="Content" ObjectID="_1802419780" r:id="rId179"/>
         </w:object>
       </w:r>
       <w:r>
@@ -3797,10 +3702,10 @@
           <w:position w:val="-12"/>
         </w:rPr>
         <w:object w:dxaOrig="760" w:dyaOrig="380" w14:anchorId="213FCF56">
-          <v:shape id="_x0000_i1131" type="#_x0000_t75" style="width:37.85pt;height:19.15pt" o:ole="">
+          <v:shape id="_x0000_i1110" type="#_x0000_t75" style="width:37.5pt;height:19.5pt" o:ole="">
             <v:imagedata r:id="rId180" o:title=""/>
           </v:shape>
-          <o:OLEObject Type="Embed" ProgID="Equation.DSMT4" ShapeID="_x0000_i1131" DrawAspect="Content" ObjectID="_1657519774" r:id="rId181"/>
+          <o:OLEObject Type="Embed" ProgID="Equation.DSMT4" ShapeID="_x0000_i1110" DrawAspect="Content" ObjectID="_1802419781" r:id="rId181"/>
         </w:object>
       </w:r>
       <w:r>
@@ -3811,10 +3716,10 @@
           <w:position w:val="-12"/>
         </w:rPr>
         <w:object w:dxaOrig="760" w:dyaOrig="380" w14:anchorId="6895C784">
-          <v:shape id="_x0000_i1134" type="#_x0000_t75" style="width:37.85pt;height:19.15pt" o:ole="">
+          <v:shape id="_x0000_i1111" type="#_x0000_t75" style="width:37.5pt;height:19.5pt" o:ole="">
             <v:imagedata r:id="rId182" o:title=""/>
           </v:shape>
-          <o:OLEObject Type="Embed" ProgID="Equation.DSMT4" ShapeID="_x0000_i1134" DrawAspect="Content" ObjectID="_1657519775" r:id="rId183"/>
+          <o:OLEObject Type="Embed" ProgID="Equation.DSMT4" ShapeID="_x0000_i1111" DrawAspect="Content" ObjectID="_1802419782" r:id="rId183"/>
         </w:object>
       </w:r>
       <w:r>
@@ -3962,20 +3867,20 @@
         <w:t>zu unterscheiden ist.</w:t>
       </w:r>
     </w:p>
-    <w:bookmarkStart w:id="6" w:name="_Hlk46755631"/>
+    <w:bookmarkStart w:id="5" w:name="_Hlk46755631"/>
     <w:p>
       <w:r>
         <w:rPr>
           <w:position w:val="-22"/>
         </w:rPr>
         <w:object w:dxaOrig="4680" w:dyaOrig="560" w14:anchorId="0646D822">
-          <v:shape id="_x0000_i2949" type="#_x0000_t75" style="width:234.25pt;height:28.05pt" o:ole="">
+          <v:shape id="_x0000_i1112" type="#_x0000_t75" style="width:234pt;height:27.75pt" o:ole="">
             <v:imagedata r:id="rId184" o:title=""/>
           </v:shape>
-          <o:OLEObject Type="Embed" ProgID="Equation.DSMT4" ShapeID="_x0000_i2949" DrawAspect="Content" ObjectID="_1657519776" r:id="rId185"/>
+          <o:OLEObject Type="Embed" ProgID="Equation.DSMT4" ShapeID="_x0000_i1112" DrawAspect="Content" ObjectID="_1802419783" r:id="rId185"/>
         </w:object>
       </w:r>
-      <w:bookmarkEnd w:id="6"/>
+      <w:bookmarkEnd w:id="5"/>
     </w:p>
     <w:p>
       <w:r>
@@ -4012,20 +3917,20 @@
         <w:t xml:space="preserve"> </w:t>
       </w:r>
     </w:p>
-    <w:bookmarkStart w:id="7" w:name="_Hlk46760557"/>
+    <w:bookmarkStart w:id="6" w:name="_Hlk46760557"/>
     <w:p>
       <w:r>
         <w:rPr>
           <w:position w:val="-48"/>
         </w:rPr>
         <w:object w:dxaOrig="5660" w:dyaOrig="1080" w14:anchorId="721B97E0">
-          <v:shape id="_x0000_i2951" type="#_x0000_t75" style="width:282.85pt;height:54.25pt" o:ole="">
+          <v:shape id="_x0000_i1113" type="#_x0000_t75" style="width:282.75pt;height:54pt" o:ole="">
             <v:imagedata r:id="rId186" o:title=""/>
           </v:shape>
-          <o:OLEObject Type="Embed" ProgID="Equation.DSMT4" ShapeID="_x0000_i2951" DrawAspect="Content" ObjectID="_1657519777" r:id="rId187"/>
+          <o:OLEObject Type="Embed" ProgID="Equation.DSMT4" ShapeID="_x0000_i1113" DrawAspect="Content" ObjectID="_1802419784" r:id="rId187"/>
         </w:object>
       </w:r>
-      <w:bookmarkEnd w:id="7"/>
+      <w:bookmarkEnd w:id="6"/>
     </w:p>
     <w:p>
       <w:r>
@@ -4061,10 +3966,10 @@
           <w:sz w:val="18"/>
         </w:rPr>
         <w:object w:dxaOrig="6920" w:dyaOrig="760" w14:anchorId="654C5AC2">
-          <v:shape id="_x0000_i2953" type="#_x0000_t75" style="width:345.95pt;height:37.85pt" o:ole="">
+          <v:shape id="_x0000_i1114" type="#_x0000_t75" style="width:345.75pt;height:37.5pt" o:ole="">
             <v:imagedata r:id="rId188" o:title=""/>
           </v:shape>
-          <o:OLEObject Type="Embed" ProgID="Equation.DSMT4" ShapeID="_x0000_i2953" DrawAspect="Content" ObjectID="_1657519778" r:id="rId189"/>
+          <o:OLEObject Type="Embed" ProgID="Equation.DSMT4" ShapeID="_x0000_i1114" DrawAspect="Content" ObjectID="_1802419785" r:id="rId189"/>
         </w:object>
       </w:r>
     </w:p>
@@ -4160,10 +4065,10 @@
           <w:position w:val="-12"/>
         </w:rPr>
         <w:object w:dxaOrig="440" w:dyaOrig="380" w14:anchorId="6222C5A4">
-          <v:shape id="_x0000_i2955" type="#_x0000_t75" style="width:21.95pt;height:19.15pt" o:ole="">
+          <v:shape id="_x0000_i1115" type="#_x0000_t75" style="width:21.75pt;height:19.5pt" o:ole="">
             <v:imagedata r:id="rId190" o:title=""/>
           </v:shape>
-          <o:OLEObject Type="Embed" ProgID="Equation.DSMT4" ShapeID="_x0000_i2955" DrawAspect="Content" ObjectID="_1657519779" r:id="rId191"/>
+          <o:OLEObject Type="Embed" ProgID="Equation.DSMT4" ShapeID="_x0000_i1115" DrawAspect="Content" ObjectID="_1802419786" r:id="rId191"/>
         </w:object>
       </w:r>
       <w:r>
@@ -4174,10 +4079,10 @@
           <w:position w:val="-12"/>
         </w:rPr>
         <w:object w:dxaOrig="440" w:dyaOrig="380" w14:anchorId="39752B85">
-          <v:shape id="_x0000_i2957" type="#_x0000_t75" style="width:21.95pt;height:19.15pt" o:ole="">
+          <v:shape id="_x0000_i1116" type="#_x0000_t75" style="width:21.75pt;height:19.5pt" o:ole="">
             <v:imagedata r:id="rId192" o:title=""/>
           </v:shape>
-          <o:OLEObject Type="Embed" ProgID="Equation.DSMT4" ShapeID="_x0000_i2957" DrawAspect="Content" ObjectID="_1657519780" r:id="rId193"/>
+          <o:OLEObject Type="Embed" ProgID="Equation.DSMT4" ShapeID="_x0000_i1116" DrawAspect="Content" ObjectID="_1802419787" r:id="rId193"/>
         </w:object>
       </w:r>
       <w:r>
@@ -4209,10 +4114,10 @@
           <w:position w:val="-12"/>
         </w:rPr>
         <w:object w:dxaOrig="440" w:dyaOrig="380" w14:anchorId="33FF272D">
-          <v:shape id="_x0000_i2959" type="#_x0000_t75" style="width:21.95pt;height:19.15pt" o:ole="">
+          <v:shape id="_x0000_i1117" type="#_x0000_t75" style="width:21.75pt;height:19.5pt" o:ole="">
             <v:imagedata r:id="rId194" o:title=""/>
           </v:shape>
-          <o:OLEObject Type="Embed" ProgID="Equation.DSMT4" ShapeID="_x0000_i2959" DrawAspect="Content" ObjectID="_1657519781" r:id="rId195"/>
+          <o:OLEObject Type="Embed" ProgID="Equation.DSMT4" ShapeID="_x0000_i1117" DrawAspect="Content" ObjectID="_1802419788" r:id="rId195"/>
         </w:object>
       </w:r>
       <w:r>
@@ -4229,10 +4134,10 @@
           <w:position w:val="-12"/>
         </w:rPr>
         <w:object w:dxaOrig="440" w:dyaOrig="380" w14:anchorId="742D3831">
-          <v:shape id="_x0000_i2961" type="#_x0000_t75" style="width:21.95pt;height:19.15pt" o:ole="">
+          <v:shape id="_x0000_i1118" type="#_x0000_t75" style="width:21.75pt;height:19.5pt" o:ole="">
             <v:imagedata r:id="rId196" o:title=""/>
           </v:shape>
-          <o:OLEObject Type="Embed" ProgID="Equation.DSMT4" ShapeID="_x0000_i2961" DrawAspect="Content" ObjectID="_1657519782" r:id="rId197"/>
+          <o:OLEObject Type="Embed" ProgID="Equation.DSMT4" ShapeID="_x0000_i1118" DrawAspect="Content" ObjectID="_1802419789" r:id="rId197"/>
         </w:object>
       </w:r>
       <w:r>
@@ -4293,10 +4198,10 @@
           <w:position w:val="-112"/>
         </w:rPr>
         <w:object w:dxaOrig="2880" w:dyaOrig="2360" w14:anchorId="60346ADB">
-          <v:shape id="_x0000_i2967" type="#_x0000_t75" style="width:2in;height:117.8pt" o:ole="">
+          <v:shape id="_x0000_i1119" type="#_x0000_t75" style="width:2in;height:117.75pt" o:ole="">
             <v:imagedata r:id="rId198" o:title=""/>
           </v:shape>
-          <o:OLEObject Type="Embed" ProgID="Equation.DSMT4" ShapeID="_x0000_i2967" DrawAspect="Content" ObjectID="_1657519783" r:id="rId199"/>
+          <o:OLEObject Type="Embed" ProgID="Equation.DSMT4" ShapeID="_x0000_i1119" DrawAspect="Content" ObjectID="_1802419790" r:id="rId199"/>
         </w:object>
       </w:r>
     </w:p>
@@ -4319,10 +4224,10 @@
           <w:position w:val="-186"/>
         </w:rPr>
         <w:object w:dxaOrig="5179" w:dyaOrig="3840" w14:anchorId="50648850">
-          <v:shape id="_x0000_i2965" type="#_x0000_t75" style="width:259pt;height:192.15pt" o:ole="">
+          <v:shape id="_x0000_i1120" type="#_x0000_t75" style="width:258.75pt;height:192pt" o:ole="">
             <v:imagedata r:id="rId200" o:title=""/>
           </v:shape>
-          <o:OLEObject Type="Embed" ProgID="Equation.DSMT4" ShapeID="_x0000_i2965" DrawAspect="Content" ObjectID="_1657519784" r:id="rId201"/>
+          <o:OLEObject Type="Embed" ProgID="Equation.DSMT4" ShapeID="_x0000_i1120" DrawAspect="Content" ObjectID="_1802419791" r:id="rId201"/>
         </w:object>
       </w:r>
     </w:p>
@@ -4338,10 +4243,10 @@
           <w:position w:val="-12"/>
         </w:rPr>
         <w:object w:dxaOrig="400" w:dyaOrig="380" w14:anchorId="310CBCA0">
-          <v:shape id="_x0000_i2934" type="#_x0000_t75" style="width:20.1pt;height:19.15pt" o:ole="">
+          <v:shape id="_x0000_i1121" type="#_x0000_t75" style="width:20.25pt;height:19.5pt" o:ole="">
             <v:imagedata r:id="rId202" o:title=""/>
           </v:shape>
-          <o:OLEObject Type="Embed" ProgID="Equation.DSMT4" ShapeID="_x0000_i2934" DrawAspect="Content" ObjectID="_1657519785" r:id="rId203"/>
+          <o:OLEObject Type="Embed" ProgID="Equation.DSMT4" ShapeID="_x0000_i1121" DrawAspect="Content" ObjectID="_1802419792" r:id="rId203"/>
         </w:object>
       </w:r>
       <w:r>
@@ -4370,10 +4275,10 @@
           <w:position w:val="-146"/>
         </w:rPr>
         <w:object w:dxaOrig="6759" w:dyaOrig="3040" w14:anchorId="0AB804C4">
-          <v:shape id="_x0000_i2973" type="#_x0000_t75" style="width:338.05pt;height:151.95pt" o:ole="">
+          <v:shape id="_x0000_i1122" type="#_x0000_t75" style="width:338.25pt;height:152.25pt" o:ole="">
             <v:imagedata r:id="rId204" o:title=""/>
           </v:shape>
-          <o:OLEObject Type="Embed" ProgID="Equation.DSMT4" ShapeID="_x0000_i2973" DrawAspect="Content" ObjectID="_1657519786" r:id="rId205"/>
+          <o:OLEObject Type="Embed" ProgID="Equation.DSMT4" ShapeID="_x0000_i1122" DrawAspect="Content" ObjectID="_1802419793" r:id="rId205"/>
         </w:object>
       </w:r>
     </w:p>
@@ -4386,10 +4291,10 @@
           <w:position w:val="-12"/>
         </w:rPr>
         <w:object w:dxaOrig="499" w:dyaOrig="380" w14:anchorId="401951F9">
-          <v:shape id="_x0000_i2936" type="#_x0000_t75" style="width:24.8pt;height:19.15pt" o:ole="">
+          <v:shape id="_x0000_i1123" type="#_x0000_t75" style="width:24.75pt;height:19.5pt" o:ole="">
             <v:imagedata r:id="rId206" o:title=""/>
           </v:shape>
-          <o:OLEObject Type="Embed" ProgID="Equation.DSMT4" ShapeID="_x0000_i2936" DrawAspect="Content" ObjectID="_1657519787" r:id="rId207"/>
+          <o:OLEObject Type="Embed" ProgID="Equation.DSMT4" ShapeID="_x0000_i1123" DrawAspect="Content" ObjectID="_1802419794" r:id="rId207"/>
         </w:object>
       </w:r>
       <w:r>
@@ -4402,10 +4307,10 @@
           <w:position w:val="-214"/>
         </w:rPr>
         <w:object w:dxaOrig="6360" w:dyaOrig="4400" w14:anchorId="694F94DA">
-          <v:shape id="_x0000_i2977" type="#_x0000_t75" style="width:317.9pt;height:220.2pt" o:ole="">
+          <v:shape id="_x0000_i1124" type="#_x0000_t75" style="width:318pt;height:220.5pt" o:ole="">
             <v:imagedata r:id="rId208" o:title=""/>
           </v:shape>
-          <o:OLEObject Type="Embed" ProgID="Equation.DSMT4" ShapeID="_x0000_i2977" DrawAspect="Content" ObjectID="_1657519788" r:id="rId209"/>
+          <o:OLEObject Type="Embed" ProgID="Equation.DSMT4" ShapeID="_x0000_i1124" DrawAspect="Content" ObjectID="_1802419795" r:id="rId209"/>
         </w:object>
       </w:r>
     </w:p>
@@ -4421,10 +4326,10 @@
           <w:position w:val="-178"/>
         </w:rPr>
         <w:object w:dxaOrig="5940" w:dyaOrig="3680" w14:anchorId="32D5FF47">
-          <v:shape id="_x0000_i2979" type="#_x0000_t75" style="width:296.9pt;height:184.2pt" o:ole="">
+          <v:shape id="_x0000_i1125" type="#_x0000_t75" style="width:297pt;height:184.5pt" o:ole="">
             <v:imagedata r:id="rId210" o:title=""/>
           </v:shape>
-          <o:OLEObject Type="Embed" ProgID="Equation.DSMT4" ShapeID="_x0000_i2979" DrawAspect="Content" ObjectID="_1657519789" r:id="rId211"/>
+          <o:OLEObject Type="Embed" ProgID="Equation.DSMT4" ShapeID="_x0000_i1125" DrawAspect="Content" ObjectID="_1802419796" r:id="rId211"/>
         </w:object>
       </w:r>
     </w:p>
@@ -4445,20 +4350,20 @@
         <w:t xml:space="preserve"> aufgelöst werden:</w:t>
       </w:r>
     </w:p>
-    <w:bookmarkStart w:id="8" w:name="_Hlk46822777"/>
+    <w:bookmarkStart w:id="7" w:name="_Hlk46822777"/>
     <w:p>
       <w:r>
         <w:rPr>
           <w:position w:val="-178"/>
         </w:rPr>
         <w:object w:dxaOrig="6380" w:dyaOrig="3680" w14:anchorId="33B1E3E0">
-          <v:shape id="_x0000_i2981" type="#_x0000_t75" style="width:318.85pt;height:184.2pt" o:ole="">
+          <v:shape id="_x0000_i1126" type="#_x0000_t75" style="width:318.75pt;height:184.5pt" o:ole="">
             <v:imagedata r:id="rId212" o:title=""/>
           </v:shape>
-          <o:OLEObject Type="Embed" ProgID="Equation.DSMT4" ShapeID="_x0000_i2981" DrawAspect="Content" ObjectID="_1657519790" r:id="rId213"/>
+          <o:OLEObject Type="Embed" ProgID="Equation.DSMT4" ShapeID="_x0000_i1126" DrawAspect="Content" ObjectID="_1802419797" r:id="rId213"/>
         </w:object>
       </w:r>
-      <w:bookmarkEnd w:id="8"/>
+      <w:bookmarkEnd w:id="7"/>
     </w:p>
     <w:p>
       <w:r>
@@ -4471,10 +4376,10 @@
           <w:position w:val="-182"/>
         </w:rPr>
         <w:object w:dxaOrig="7119" w:dyaOrig="3760" w14:anchorId="39FDB441">
-          <v:shape id="_x0000_i2983" type="#_x0000_t75" style="width:355.8pt;height:187.95pt" o:ole="">
+          <v:shape id="_x0000_i1127" type="#_x0000_t75" style="width:356.25pt;height:188.25pt" o:ole="">
             <v:imagedata r:id="rId214" o:title=""/>
           </v:shape>
-          <o:OLEObject Type="Embed" ProgID="Equation.DSMT4" ShapeID="_x0000_i2983" DrawAspect="Content" ObjectID="_1657519791" r:id="rId215"/>
+          <o:OLEObject Type="Embed" ProgID="Equation.DSMT4" ShapeID="_x0000_i1127" DrawAspect="Content" ObjectID="_1802419798" r:id="rId215"/>
         </w:object>
       </w:r>
     </w:p>
@@ -4490,10 +4395,10 @@
           <w:position w:val="-146"/>
         </w:rPr>
         <w:object w:dxaOrig="8260" w:dyaOrig="3040" w14:anchorId="198BDA11">
-          <v:shape id="_x0000_i2989" type="#_x0000_t75" style="width:412.85pt;height:151.95pt" o:ole="">
+          <v:shape id="_x0000_i1128" type="#_x0000_t75" style="width:413.25pt;height:152.25pt" o:ole="">
             <v:imagedata r:id="rId216" o:title=""/>
           </v:shape>
-          <o:OLEObject Type="Embed" ProgID="Equation.DSMT4" ShapeID="_x0000_i2989" DrawAspect="Content" ObjectID="_1657519792" r:id="rId217"/>
+          <o:OLEObject Type="Embed" ProgID="Equation.DSMT4" ShapeID="_x0000_i1128" DrawAspect="Content" ObjectID="_1802419799" r:id="rId217"/>
         </w:object>
       </w:r>
     </w:p>
@@ -4565,10 +4470,10 @@
           <w:position w:val="-12"/>
         </w:rPr>
         <w:object w:dxaOrig="420" w:dyaOrig="380" w14:anchorId="3A8D3E54">
-          <v:shape id="_x0000_i2999" type="#_x0000_t75" style="width:21.05pt;height:19.15pt" o:ole="">
+          <v:shape id="_x0000_i1129" type="#_x0000_t75" style="width:21pt;height:19.5pt" o:ole="">
             <v:imagedata r:id="rId218" o:title=""/>
           </v:shape>
-          <o:OLEObject Type="Embed" ProgID="Equation.DSMT4" ShapeID="_x0000_i2999" DrawAspect="Content" ObjectID="_1657519793" r:id="rId219"/>
+          <o:OLEObject Type="Embed" ProgID="Equation.DSMT4" ShapeID="_x0000_i1129" DrawAspect="Content" ObjectID="_1802419800" r:id="rId219"/>
         </w:object>
       </w:r>
       <w:r>
@@ -4581,10 +4486,10 @@
           <w:position w:val="-126"/>
         </w:rPr>
         <w:object w:dxaOrig="6600" w:dyaOrig="2640" w14:anchorId="1E151371">
-          <v:shape id="_x0000_i3003" type="#_x0000_t75" style="width:330.1pt;height:131.85pt" o:ole="">
+          <v:shape id="_x0000_i1130" type="#_x0000_t75" style="width:330pt;height:132pt" o:ole="">
             <v:imagedata r:id="rId220" o:title=""/>
           </v:shape>
-          <o:OLEObject Type="Embed" ProgID="Equation.DSMT4" ShapeID="_x0000_i3003" DrawAspect="Content" ObjectID="_1657519794" r:id="rId221"/>
+          <o:OLEObject Type="Embed" ProgID="Equation.DSMT4" ShapeID="_x0000_i1130" DrawAspect="Content" ObjectID="_1802419801" r:id="rId221"/>
         </w:object>
       </w:r>
     </w:p>
@@ -4624,10 +4529,10 @@
           <w:position w:val="-12"/>
         </w:rPr>
         <w:object w:dxaOrig="400" w:dyaOrig="380" w14:anchorId="7F5BF84B">
-          <v:shape id="_x0000_i3015" type="#_x0000_t75" style="width:20.1pt;height:19.15pt" o:ole="">
+          <v:shape id="_x0000_i1131" type="#_x0000_t75" style="width:20.25pt;height:19.5pt" o:ole="">
             <v:imagedata r:id="rId222" o:title=""/>
           </v:shape>
-          <o:OLEObject Type="Embed" ProgID="Equation.DSMT4" ShapeID="_x0000_i3015" DrawAspect="Content" ObjectID="_1657519795" r:id="rId223"/>
+          <o:OLEObject Type="Embed" ProgID="Equation.DSMT4" ShapeID="_x0000_i1131" DrawAspect="Content" ObjectID="_1802419802" r:id="rId223"/>
         </w:object>
       </w:r>
       <w:r>
@@ -4648,10 +4553,10 @@
           <w:position w:val="-164"/>
         </w:rPr>
         <w:object w:dxaOrig="8260" w:dyaOrig="3400" w14:anchorId="7D96D137">
-          <v:shape id="_x0000_i3011" type="#_x0000_t75" style="width:412.85pt;height:170.2pt" o:ole="">
+          <v:shape id="_x0000_i1132" type="#_x0000_t75" style="width:413.25pt;height:170.25pt" o:ole="">
             <v:imagedata r:id="rId224" o:title=""/>
           </v:shape>
-          <o:OLEObject Type="Embed" ProgID="Equation.DSMT4" ShapeID="_x0000_i3011" DrawAspect="Content" ObjectID="_1657519796" r:id="rId225"/>
+          <o:OLEObject Type="Embed" ProgID="Equation.DSMT4" ShapeID="_x0000_i1132" DrawAspect="Content" ObjectID="_1802419803" r:id="rId225"/>
         </w:object>
       </w:r>
     </w:p>
@@ -4753,10 +4658,10 @@
           <w:position w:val="-104"/>
         </w:rPr>
         <w:object w:dxaOrig="4040" w:dyaOrig="2200" w14:anchorId="2B2F850D">
-          <v:shape id="_x0000_i2998" type="#_x0000_t75" style="width:201.95pt;height:109.85pt" o:ole="">
+          <v:shape id="_x0000_i1133" type="#_x0000_t75" style="width:201.75pt;height:110.25pt" o:ole="">
             <v:imagedata r:id="rId226" o:title=""/>
           </v:shape>
-          <o:OLEObject Type="Embed" ProgID="Equation.DSMT4" ShapeID="_x0000_i2998" DrawAspect="Content" ObjectID="_1657519797" r:id="rId227"/>
+          <o:OLEObject Type="Embed" ProgID="Equation.DSMT4" ShapeID="_x0000_i1133" DrawAspect="Content" ObjectID="_1802419804" r:id="rId227"/>
         </w:object>
       </w:r>
     </w:p>
@@ -4775,10 +4680,10 @@
           <w:position w:val="-12"/>
         </w:rPr>
         <w:object w:dxaOrig="400" w:dyaOrig="380" w14:anchorId="2814CEC1">
-          <v:shape id="_x0000_i3014" type="#_x0000_t75" style="width:20.1pt;height:19.15pt" o:ole="">
+          <v:shape id="_x0000_i1134" type="#_x0000_t75" style="width:20.25pt;height:19.5pt" o:ole="">
             <v:imagedata r:id="rId228" o:title=""/>
           </v:shape>
-          <o:OLEObject Type="Embed" ProgID="Equation.DSMT4" ShapeID="_x0000_i3014" DrawAspect="Content" ObjectID="_1657519798" r:id="rId229"/>
+          <o:OLEObject Type="Embed" ProgID="Equation.DSMT4" ShapeID="_x0000_i1134" DrawAspect="Content" ObjectID="_1802419805" r:id="rId229"/>
         </w:object>
       </w:r>
       <w:r>
@@ -4958,10 +4863,10 @@
           <w:position w:val="-12"/>
         </w:rPr>
         <w:object w:dxaOrig="400" w:dyaOrig="380" w14:anchorId="22D8EF72">
-          <v:shape id="_x0000_i1107" type="#_x0000_t75" style="width:20.1pt;height:19.15pt" o:ole="">
+          <v:shape id="_x0000_i1135" type="#_x0000_t75" style="width:20.25pt;height:19.5pt" o:ole="">
             <v:imagedata r:id="rId230" o:title=""/>
           </v:shape>
-          <o:OLEObject Type="Embed" ProgID="Equation.DSMT4" ShapeID="_x0000_i1107" DrawAspect="Content" ObjectID="_1657519799" r:id="rId231"/>
+          <o:OLEObject Type="Embed" ProgID="Equation.DSMT4" ShapeID="_x0000_i1135" DrawAspect="Content" ObjectID="_1802419806" r:id="rId231"/>
         </w:object>
       </w:r>
       <w:r>
@@ -5182,10 +5087,10 @@
           <w:sz w:val="18"/>
         </w:rPr>
         <w:object w:dxaOrig="6240" w:dyaOrig="800" w14:anchorId="5CC6D89B">
-          <v:shape id="_x0000_i1117" type="#_x0000_t75" style="width:311.85pt;height:40.2pt" o:ole="">
+          <v:shape id="_x0000_i1136" type="#_x0000_t75" style="width:312pt;height:40.5pt" o:ole="">
             <v:imagedata r:id="rId232" o:title=""/>
           </v:shape>
-          <o:OLEObject Type="Embed" ProgID="Equation.DSMT4" ShapeID="_x0000_i1117" DrawAspect="Content" ObjectID="_1657519800" r:id="rId233"/>
+          <o:OLEObject Type="Embed" ProgID="Equation.DSMT4" ShapeID="_x0000_i1136" DrawAspect="Content" ObjectID="_1802419807" r:id="rId233"/>
         </w:object>
       </w:r>
       <w:r>
@@ -5444,10 +5349,10 @@
           <w:position w:val="-24"/>
         </w:rPr>
         <w:object w:dxaOrig="1840" w:dyaOrig="660" w14:anchorId="1080E728">
-          <v:shape id="_x0000_i1120" type="#_x0000_t75" style="width:92.1pt;height:33.2pt" o:ole="">
+          <v:shape id="_x0000_i1137" type="#_x0000_t75" style="width:92.25pt;height:33pt" o:ole="">
             <v:imagedata r:id="rId234" o:title=""/>
           </v:shape>
-          <o:OLEObject Type="Embed" ProgID="Equation.DSMT4" ShapeID="_x0000_i1120" DrawAspect="Content" ObjectID="_1657519801" r:id="rId235"/>
+          <o:OLEObject Type="Embed" ProgID="Equation.DSMT4" ShapeID="_x0000_i1137" DrawAspect="Content" ObjectID="_1802419808" r:id="rId235"/>
         </w:object>
       </w:r>
       <w:r>
@@ -5458,10 +5363,10 @@
           <w:position w:val="-24"/>
         </w:rPr>
         <w:object w:dxaOrig="1840" w:dyaOrig="660" w14:anchorId="557EA648">
-          <v:shape id="_x0000_i1123" type="#_x0000_t75" style="width:92.1pt;height:33.2pt" o:ole="">
+          <v:shape id="_x0000_i1138" type="#_x0000_t75" style="width:92.25pt;height:33pt" o:ole="">
             <v:imagedata r:id="rId236" o:title=""/>
           </v:shape>
-          <o:OLEObject Type="Embed" ProgID="Equation.DSMT4" ShapeID="_x0000_i1123" DrawAspect="Content" ObjectID="_1657519802" r:id="rId237"/>
+          <o:OLEObject Type="Embed" ProgID="Equation.DSMT4" ShapeID="_x0000_i1138" DrawAspect="Content" ObjectID="_1802419809" r:id="rId237"/>
         </w:object>
       </w:r>
     </w:p>
@@ -5485,10 +5390,10 @@
           <w:position w:val="-36"/>
         </w:rPr>
         <w:object w:dxaOrig="4260" w:dyaOrig="840" w14:anchorId="1AADD566">
-          <v:shape id="_x0000_i1126" type="#_x0000_t75" style="width:213.2pt;height:42.1pt" o:ole="">
+          <v:shape id="_x0000_i1139" type="#_x0000_t75" style="width:213pt;height:42pt" o:ole="">
             <v:imagedata r:id="rId238" o:title=""/>
           </v:shape>
-          <o:OLEObject Type="Embed" ProgID="Equation.DSMT4" ShapeID="_x0000_i1126" DrawAspect="Content" ObjectID="_1657519803" r:id="rId239"/>
+          <o:OLEObject Type="Embed" ProgID="Equation.DSMT4" ShapeID="_x0000_i1139" DrawAspect="Content" ObjectID="_1802419810" r:id="rId239"/>
         </w:object>
       </w:r>
       <w:r>
@@ -7896,7 +7801,7 @@
         <w:t xml:space="preserve"> Struktur.</w:t>
       </w:r>
     </w:p>
-    <w:bookmarkEnd w:id="3"/>
+    <w:bookmarkEnd w:id="2"/>
     <w:p>
       <w:pPr>
         <w:rPr>
@@ -8562,11 +8467,11 @@
       <w:r>
         <w:fldChar w:fldCharType="separate"/>
       </w:r>
-      <w:bookmarkStart w:id="9" w:name="wachstparameter"/>
+      <w:bookmarkStart w:id="8" w:name="wachstparameter"/>
       <w:r>
         <w:t>Parameter der logistischen Wachstumsfunktion der Gesamtstickstoffmenge von Ackerbohnen und Hafer in den Versuchsjahren 1982 und 1983 auf dem Hoffmeisterschlag, Göttingen-Weende.</w:t>
       </w:r>
-      <w:bookmarkEnd w:id="9"/>
+      <w:bookmarkEnd w:id="8"/>
       <w:r>
         <w:fldChar w:fldCharType="end"/>
       </w:r>
@@ -9628,7 +9533,7 @@
       <w:r>
         <w:fldChar w:fldCharType="separate"/>
       </w:r>
-      <w:bookmarkStart w:id="10" w:name="nrarmax"/>
+      <w:bookmarkStart w:id="9" w:name="nrarmax"/>
       <w:r>
         <w:rPr>
           <w:noProof/>
@@ -9739,7 +9644,7 @@
         </w:rPr>
         <w:fldChar w:fldCharType="end"/>
       </w:r>
-      <w:bookmarkEnd w:id="10"/>
+      <w:bookmarkEnd w:id="9"/>
       <w:r>
         <w:fldChar w:fldCharType="end"/>
       </w:r>
@@ -10363,7 +10268,7 @@
       <w:r>
         <w:fldChar w:fldCharType="separate"/>
       </w:r>
-      <w:bookmarkStart w:id="11" w:name="nrklassenbilgl"/>
+      <w:bookmarkStart w:id="10" w:name="nrklassenbilgl"/>
       <w:r>
         <w:rPr>
           <w:noProof/>
@@ -10466,7 +10371,7 @@
         </w:rPr>
         <w:fldChar w:fldCharType="end"/>
       </w:r>
-      <w:bookmarkEnd w:id="11"/>
+      <w:bookmarkEnd w:id="10"/>
       <w:r>
         <w:fldChar w:fldCharType="end"/>
       </w:r>
@@ -10754,11 +10659,11 @@
       <w:r>
         <w:fldChar w:fldCharType="separate"/>
       </w:r>
-      <w:bookmarkStart w:id="12" w:name="Kopftitel"/>
+      <w:bookmarkStart w:id="11" w:name="Kopftitel"/>
       <w:r>
         <w:t>Anhang</w:t>
       </w:r>
-      <w:bookmarkEnd w:id="12"/>
+      <w:bookmarkEnd w:id="11"/>
       <w:r>
         <w:fldChar w:fldCharType="end"/>
       </w:r>
@@ -10960,14 +10865,12 @@
       <w:r>
         <w:t xml:space="preserve">Es ist ebenfalls rationell für die Zeitschrittachse nur dann kleine Intervalle zu wählen, wenn die Änderungen der Wassergehalte, bzw. Konzentrationen groß sind. Ein geeigneter Ansatz hierzu lautet nach </w:t>
       </w:r>
-      <w:proofErr w:type="spellStart"/>
       <w:r>
         <w:rPr>
           <w:smallCaps/>
         </w:rPr>
         <w:t>Feddes</w:t>
       </w:r>
-      <w:proofErr w:type="spellEnd"/>
       <w:r>
         <w:t xml:space="preserve"> et al. (1978) bei Anwendung auf ein Wasserhaushaltsmodell:</w:t>
       </w:r>
@@ -11465,61 +11368,74 @@
       </w:r>
     </w:p>
     <w:p>
-      <w:fldSimple w:instr="IMPORT C:\\WINDOWS\\ROOTSHEM.PCX \* MERGEFORMAT" w:fldLock="1">
-        <w:r>
-          <w:rPr>
-            <w:noProof/>
-          </w:rPr>
-          <w:drawing>
-            <wp:inline distT="0" distB="0" distL="0" distR="0" wp14:anchorId="3FAA50B2" wp14:editId="03E683C6">
-              <wp:extent cx="5534025" cy="3046095"/>
-              <wp:effectExtent l="0" t="0" r="0" b="1905"/>
-              <wp:docPr id="1" name="Bild 1"/>
-              <wp:cNvGraphicFramePr>
-                <a:graphicFrameLocks xmlns:a="http://schemas.openxmlformats.org/drawingml/2006/main" noChangeAspect="1"/>
-              </wp:cNvGraphicFramePr>
-              <a:graphic xmlns:a="http://schemas.openxmlformats.org/drawingml/2006/main">
-                <a:graphicData uri="http://schemas.openxmlformats.org/drawingml/2006/picture">
-                  <pic:pic xmlns:pic="http://schemas.openxmlformats.org/drawingml/2006/picture">
-                    <pic:nvPicPr>
-                      <pic:cNvPr id="0" name="Picture 1"/>
-                      <pic:cNvPicPr>
-                        <a:picLocks noChangeAspect="1" noChangeArrowheads="1"/>
-                      </pic:cNvPicPr>
-                    </pic:nvPicPr>
-                    <pic:blipFill>
-                      <a:blip r:embed="rId246">
-                        <a:extLst>
-                          <a:ext uri="{28A0092B-C50C-407E-A947-70E740481C1C}">
-                            <a14:useLocalDpi xmlns:a14="http://schemas.microsoft.com/office/drawing/2010/main" val="0"/>
-                          </a:ext>
-                        </a:extLst>
-                      </a:blip>
-                      <a:srcRect l="5090" t="4114" r="12836" b="33327"/>
-                      <a:stretch>
-                        <a:fillRect/>
-                      </a:stretch>
-                    </pic:blipFill>
-                    <pic:spPr bwMode="auto">
-                      <a:xfrm>
-                        <a:off x="0" y="0"/>
-                        <a:ext cx="5534025" cy="3046095"/>
-                      </a:xfrm>
-                      <a:prstGeom prst="rect">
-                        <a:avLst/>
-                      </a:prstGeom>
+      <w:r>
+        <w:fldChar w:fldCharType="begin" w:fldLock="1"/>
+      </w:r>
+      <w:r>
+        <w:instrText>IMPORT C:\\WINDOWS\\ROOTSHEM.PCX \* MERGEFORMAT</w:instrText>
+      </w:r>
+      <w:r>
+        <w:fldChar w:fldCharType="separate"/>
+      </w:r>
+      <w:r>
+        <w:rPr>
+          <w:noProof/>
+        </w:rPr>
+        <w:drawing>
+          <wp:inline distT="0" distB="0" distL="0" distR="0" wp14:anchorId="3FAA50B2" wp14:editId="03E683C6">
+            <wp:extent cx="5534025" cy="3046095"/>
+            <wp:effectExtent l="0" t="0" r="0" b="1905"/>
+            <wp:docPr id="1" name="Bild 1"/>
+            <wp:cNvGraphicFramePr>
+              <a:graphicFrameLocks xmlns:a="http://schemas.openxmlformats.org/drawingml/2006/main" noChangeAspect="1"/>
+            </wp:cNvGraphicFramePr>
+            <a:graphic xmlns:a="http://schemas.openxmlformats.org/drawingml/2006/main">
+              <a:graphicData uri="http://schemas.openxmlformats.org/drawingml/2006/picture">
+                <pic:pic xmlns:pic="http://schemas.openxmlformats.org/drawingml/2006/picture">
+                  <pic:nvPicPr>
+                    <pic:cNvPr id="0" name="Picture 1"/>
+                    <pic:cNvPicPr>
+                      <a:picLocks noChangeAspect="1" noChangeArrowheads="1"/>
+                    </pic:cNvPicPr>
+                  </pic:nvPicPr>
+                  <pic:blipFill>
+                    <a:blip r:embed="rId246">
+                      <a:extLst>
+                        <a:ext uri="{28A0092B-C50C-407E-A947-70E740481C1C}">
+                          <a14:useLocalDpi xmlns:a14="http://schemas.microsoft.com/office/drawing/2010/main" val="0"/>
+                        </a:ext>
+                      </a:extLst>
+                    </a:blip>
+                    <a:srcRect l="5090" t="4114" r="12836" b="33327"/>
+                    <a:stretch>
+                      <a:fillRect/>
+                    </a:stretch>
+                  </pic:blipFill>
+                  <pic:spPr bwMode="auto">
+                    <a:xfrm>
+                      <a:off x="0" y="0"/>
+                      <a:ext cx="5534025" cy="3046095"/>
+                    </a:xfrm>
+                    <a:prstGeom prst="rect">
+                      <a:avLst/>
+                    </a:prstGeom>
+                    <a:noFill/>
+                    <a:ln>
                       <a:noFill/>
-                      <a:ln>
-                        <a:noFill/>
-                      </a:ln>
-                    </pic:spPr>
-                  </pic:pic>
-                </a:graphicData>
-              </a:graphic>
-            </wp:inline>
-          </w:drawing>
-        </w:r>
-      </w:fldSimple>
+                    </a:ln>
+                  </pic:spPr>
+                </pic:pic>
+              </a:graphicData>
+            </a:graphic>
+          </wp:inline>
+        </w:drawing>
+      </w:r>
+      <w:r>
+        <w:rPr>
+          <w:noProof/>
+        </w:rPr>
+        <w:fldChar w:fldCharType="end"/>
+      </w:r>
     </w:p>
     <w:p>
       <w:pPr>
@@ -15853,7 +15769,7 @@
       </w:r>
     </w:p>
     <w:p>
-      <w:bookmarkStart w:id="13" w:name="_Hlk46750675"/>
+      <w:bookmarkStart w:id="12" w:name="_Hlk46750675"/>
       <w:r>
         <w:t xml:space="preserve">Die Vorgehensweise bei der Ableitung der numerischen Lösung für den Nährstofftransport ist im Prinzip gleich der, bei der Lösung der Wassertransportgleichung benutzten Methode. Die Änderung der Nährstoffmenge in einem zylindrischen Kompartiment im Zeitabschnitt </w:t>
       </w:r>
@@ -19450,7 +19366,7 @@
         <w:t>)</w:t>
       </w:r>
     </w:p>
-    <w:bookmarkEnd w:id="13"/>
+    <w:bookmarkEnd w:id="12"/>
     <w:p>
       <w:pPr>
         <w:keepNext/>
@@ -22222,7 +22138,7 @@
 </file>
 
 <file path=word/endnotes.xml><?xml version="1.0" encoding="utf-8"?>
-<w:endnotes xmlns:wpc="http://schemas.microsoft.com/office/word/2010/wordprocessingCanvas" xmlns:cx="http://schemas.microsoft.com/office/drawing/2014/chartex" xmlns:cx1="http://schemas.microsoft.com/office/drawing/2015/9/8/chartex" xmlns:cx2="http://schemas.microsoft.com/office/drawing/2015/10/21/chartex" xmlns:cx3="http://schemas.microsoft.com/office/drawing/2016/5/9/chartex" xmlns:cx4="http://schemas.microsoft.com/office/drawing/2016/5/10/chartex" xmlns:cx5="http://schemas.microsoft.com/office/drawing/2016/5/11/chartex" xmlns:cx6="http://schemas.microsoft.com/office/drawing/2016/5/12/chartex" xmlns:cx7="http://schemas.microsoft.com/office/drawing/2016/5/13/chartex" xmlns:cx8="http://schemas.microsoft.com/office/drawing/2016/5/14/chartex" xmlns:mc="http://schemas.openxmlformats.org/markup-compatibility/2006" xmlns:aink="http://schemas.microsoft.com/office/drawing/2016/ink" xmlns:am3d="http://schemas.microsoft.com/office/drawing/2017/model3d" xmlns:o="urn:schemas-microsoft-com:office:office" xmlns:r="http://schemas.openxmlformats.org/officeDocument/2006/relationships" xmlns:m="http://schemas.openxmlformats.org/officeDocument/2006/math" xmlns:v="urn:schemas-microsoft-com:vml" xmlns:wp14="http://schemas.microsoft.com/office/word/2010/wordprocessingDrawing" xmlns:wp="http://schemas.openxmlformats.org/drawingml/2006/wordprocessingDrawing" xmlns:w10="urn:schemas-microsoft-com:office:word" xmlns:w="http://schemas.openxmlformats.org/wordprocessingml/2006/main" xmlns:w14="http://schemas.microsoft.com/office/word/2010/wordml" xmlns:w15="http://schemas.microsoft.com/office/word/2012/wordml" xmlns:w16cid="http://schemas.microsoft.com/office/word/2016/wordml/cid" xmlns:w16se="http://schemas.microsoft.com/office/word/2015/wordml/symex" xmlns:wpg="http://schemas.microsoft.com/office/word/2010/wordprocessingGroup" xmlns:wpi="http://schemas.microsoft.com/office/word/2010/wordprocessingInk" xmlns:wne="http://schemas.microsoft.com/office/word/2006/wordml" xmlns:wps="http://schemas.microsoft.com/office/word/2010/wordprocessingShape" mc:Ignorable="w14 w15 w16se w16cid wp14">
+<w:endnotes xmlns:wpc="http://schemas.microsoft.com/office/word/2010/wordprocessingCanvas" xmlns:cx="http://schemas.microsoft.com/office/drawing/2014/chartex" xmlns:cx1="http://schemas.microsoft.com/office/drawing/2015/9/8/chartex" xmlns:cx2="http://schemas.microsoft.com/office/drawing/2015/10/21/chartex" xmlns:cx3="http://schemas.microsoft.com/office/drawing/2016/5/9/chartex" xmlns:cx4="http://schemas.microsoft.com/office/drawing/2016/5/10/chartex" xmlns:cx5="http://schemas.microsoft.com/office/drawing/2016/5/11/chartex" xmlns:cx6="http://schemas.microsoft.com/office/drawing/2016/5/12/chartex" xmlns:cx7="http://schemas.microsoft.com/office/drawing/2016/5/13/chartex" xmlns:cx8="http://schemas.microsoft.com/office/drawing/2016/5/14/chartex" xmlns:mc="http://schemas.openxmlformats.org/markup-compatibility/2006" xmlns:aink="http://schemas.microsoft.com/office/drawing/2016/ink" xmlns:am3d="http://schemas.microsoft.com/office/drawing/2017/model3d" xmlns:o="urn:schemas-microsoft-com:office:office" xmlns:r="http://schemas.openxmlformats.org/officeDocument/2006/relationships" xmlns:m="http://schemas.openxmlformats.org/officeDocument/2006/math" xmlns:v="urn:schemas-microsoft-com:vml" xmlns:wp14="http://schemas.microsoft.com/office/word/2010/wordprocessingDrawing" xmlns:wp="http://schemas.openxmlformats.org/drawingml/2006/wordprocessingDrawing" xmlns:w10="urn:schemas-microsoft-com:office:word" xmlns:w="http://schemas.openxmlformats.org/wordprocessingml/2006/main" xmlns:w14="http://schemas.microsoft.com/office/word/2010/wordml" xmlns:w15="http://schemas.microsoft.com/office/word/2012/wordml" xmlns:w16cex="http://schemas.microsoft.com/office/word/2018/wordml/cex" xmlns:w16cid="http://schemas.microsoft.com/office/word/2016/wordml/cid" xmlns:w16="http://schemas.microsoft.com/office/word/2018/wordml" xmlns:w16sdtdh="http://schemas.microsoft.com/office/word/2020/wordml/sdtdatahash" xmlns:w16se="http://schemas.microsoft.com/office/word/2015/wordml/symex" xmlns:wpg="http://schemas.microsoft.com/office/word/2010/wordprocessingGroup" xmlns:wpi="http://schemas.microsoft.com/office/word/2010/wordprocessingInk" xmlns:wne="http://schemas.microsoft.com/office/word/2006/wordml" xmlns:wps="http://schemas.microsoft.com/office/word/2010/wordprocessingShape" mc:Ignorable="w14 w15 w16se w16cid w16 w16cex w16sdtdh wp14">
   <w:endnote w:type="separator" w:id="-1">
     <w:p>
       <w:pPr>
@@ -22247,7 +22163,7 @@
 </file>
 
 <file path=word/footer1.xml><?xml version="1.0" encoding="utf-8"?>
-<w:ftr xmlns:wpc="http://schemas.microsoft.com/office/word/2010/wordprocessingCanvas" xmlns:cx="http://schemas.microsoft.com/office/drawing/2014/chartex" xmlns:cx1="http://schemas.microsoft.com/office/drawing/2015/9/8/chartex" xmlns:cx2="http://schemas.microsoft.com/office/drawing/2015/10/21/chartex" xmlns:cx3="http://schemas.microsoft.com/office/drawing/2016/5/9/chartex" xmlns:cx4="http://schemas.microsoft.com/office/drawing/2016/5/10/chartex" xmlns:cx5="http://schemas.microsoft.com/office/drawing/2016/5/11/chartex" xmlns:cx6="http://schemas.microsoft.com/office/drawing/2016/5/12/chartex" xmlns:cx7="http://schemas.microsoft.com/office/drawing/2016/5/13/chartex" xmlns:cx8="http://schemas.microsoft.com/office/drawing/2016/5/14/chartex" xmlns:mc="http://schemas.openxmlformats.org/markup-compatibility/2006" xmlns:aink="http://schemas.microsoft.com/office/drawing/2016/ink" xmlns:am3d="http://schemas.microsoft.com/office/drawing/2017/model3d" xmlns:o="urn:schemas-microsoft-com:office:office" xmlns:r="http://schemas.openxmlformats.org/officeDocument/2006/relationships" xmlns:m="http://schemas.openxmlformats.org/officeDocument/2006/math" xmlns:v="urn:schemas-microsoft-com:vml" xmlns:wp14="http://schemas.microsoft.com/office/word/2010/wordprocessingDrawing" xmlns:wp="http://schemas.openxmlformats.org/drawingml/2006/wordprocessingDrawing" xmlns:w10="urn:schemas-microsoft-com:office:word" xmlns:w="http://schemas.openxmlformats.org/wordprocessingml/2006/main" xmlns:w14="http://schemas.microsoft.com/office/word/2010/wordml" xmlns:w15="http://schemas.microsoft.com/office/word/2012/wordml" xmlns:w16cid="http://schemas.microsoft.com/office/word/2016/wordml/cid" xmlns:w16se="http://schemas.microsoft.com/office/word/2015/wordml/symex" xmlns:wpg="http://schemas.microsoft.com/office/word/2010/wordprocessingGroup" xmlns:wpi="http://schemas.microsoft.com/office/word/2010/wordprocessingInk" xmlns:wne="http://schemas.microsoft.com/office/word/2006/wordml" xmlns:wps="http://schemas.microsoft.com/office/word/2010/wordprocessingShape" mc:Ignorable="w14 w15 w16se w16cid wp14">
+<w:ftr xmlns:wpc="http://schemas.microsoft.com/office/word/2010/wordprocessingCanvas" xmlns:cx="http://schemas.microsoft.com/office/drawing/2014/chartex" xmlns:cx1="http://schemas.microsoft.com/office/drawing/2015/9/8/chartex" xmlns:cx2="http://schemas.microsoft.com/office/drawing/2015/10/21/chartex" xmlns:cx3="http://schemas.microsoft.com/office/drawing/2016/5/9/chartex" xmlns:cx4="http://schemas.microsoft.com/office/drawing/2016/5/10/chartex" xmlns:cx5="http://schemas.microsoft.com/office/drawing/2016/5/11/chartex" xmlns:cx6="http://schemas.microsoft.com/office/drawing/2016/5/12/chartex" xmlns:cx7="http://schemas.microsoft.com/office/drawing/2016/5/13/chartex" xmlns:cx8="http://schemas.microsoft.com/office/drawing/2016/5/14/chartex" xmlns:mc="http://schemas.openxmlformats.org/markup-compatibility/2006" xmlns:aink="http://schemas.microsoft.com/office/drawing/2016/ink" xmlns:am3d="http://schemas.microsoft.com/office/drawing/2017/model3d" xmlns:o="urn:schemas-microsoft-com:office:office" xmlns:r="http://schemas.openxmlformats.org/officeDocument/2006/relationships" xmlns:m="http://schemas.openxmlformats.org/officeDocument/2006/math" xmlns:v="urn:schemas-microsoft-com:vml" xmlns:wp14="http://schemas.microsoft.com/office/word/2010/wordprocessingDrawing" xmlns:wp="http://schemas.openxmlformats.org/drawingml/2006/wordprocessingDrawing" xmlns:w10="urn:schemas-microsoft-com:office:word" xmlns:w="http://schemas.openxmlformats.org/wordprocessingml/2006/main" xmlns:w14="http://schemas.microsoft.com/office/word/2010/wordml" xmlns:w15="http://schemas.microsoft.com/office/word/2012/wordml" xmlns:w16cex="http://schemas.microsoft.com/office/word/2018/wordml/cex" xmlns:w16cid="http://schemas.microsoft.com/office/word/2016/wordml/cid" xmlns:w16="http://schemas.microsoft.com/office/word/2018/wordml" xmlns:w16sdtdh="http://schemas.microsoft.com/office/word/2020/wordml/sdtdatahash" xmlns:w16se="http://schemas.microsoft.com/office/word/2015/wordml/symex" xmlns:wpg="http://schemas.microsoft.com/office/word/2010/wordprocessingGroup" xmlns:wpi="http://schemas.microsoft.com/office/word/2010/wordprocessingInk" xmlns:wne="http://schemas.microsoft.com/office/word/2006/wordml" xmlns:wps="http://schemas.microsoft.com/office/word/2010/wordprocessingShape" mc:Ignorable="w14 w15 w16se w16cid w16 w16cex w16sdtdh wp14">
   <w:p>
     <w:pPr>
       <w:pStyle w:val="Fuzeile"/>
@@ -22257,7 +22173,7 @@
 </file>
 
 <file path=word/footer2.xml><?xml version="1.0" encoding="utf-8"?>
-<w:ftr xmlns:wpc="http://schemas.microsoft.com/office/word/2010/wordprocessingCanvas" xmlns:cx="http://schemas.microsoft.com/office/drawing/2014/chartex" xmlns:cx1="http://schemas.microsoft.com/office/drawing/2015/9/8/chartex" xmlns:cx2="http://schemas.microsoft.com/office/drawing/2015/10/21/chartex" xmlns:cx3="http://schemas.microsoft.com/office/drawing/2016/5/9/chartex" xmlns:cx4="http://schemas.microsoft.com/office/drawing/2016/5/10/chartex" xmlns:cx5="http://schemas.microsoft.com/office/drawing/2016/5/11/chartex" xmlns:cx6="http://schemas.microsoft.com/office/drawing/2016/5/12/chartex" xmlns:cx7="http://schemas.microsoft.com/office/drawing/2016/5/13/chartex" xmlns:cx8="http://schemas.microsoft.com/office/drawing/2016/5/14/chartex" xmlns:mc="http://schemas.openxmlformats.org/markup-compatibility/2006" xmlns:aink="http://schemas.microsoft.com/office/drawing/2016/ink" xmlns:am3d="http://schemas.microsoft.com/office/drawing/2017/model3d" xmlns:o="urn:schemas-microsoft-com:office:office" xmlns:r="http://schemas.openxmlformats.org/officeDocument/2006/relationships" xmlns:m="http://schemas.openxmlformats.org/officeDocument/2006/math" xmlns:v="urn:schemas-microsoft-com:vml" xmlns:wp14="http://schemas.microsoft.com/office/word/2010/wordprocessingDrawing" xmlns:wp="http://schemas.openxmlformats.org/drawingml/2006/wordprocessingDrawing" xmlns:w10="urn:schemas-microsoft-com:office:word" xmlns:w="http://schemas.openxmlformats.org/wordprocessingml/2006/main" xmlns:w14="http://schemas.microsoft.com/office/word/2010/wordml" xmlns:w15="http://schemas.microsoft.com/office/word/2012/wordml" xmlns:w16cid="http://schemas.microsoft.com/office/word/2016/wordml/cid" xmlns:w16se="http://schemas.microsoft.com/office/word/2015/wordml/symex" xmlns:wpg="http://schemas.microsoft.com/office/word/2010/wordprocessingGroup" xmlns:wpi="http://schemas.microsoft.com/office/word/2010/wordprocessingInk" xmlns:wne="http://schemas.microsoft.com/office/word/2006/wordml" xmlns:wps="http://schemas.microsoft.com/office/word/2010/wordprocessingShape" mc:Ignorable="w14 w15 w16se w16cid wp14">
+<w:ftr xmlns:wpc="http://schemas.microsoft.com/office/word/2010/wordprocessingCanvas" xmlns:cx="http://schemas.microsoft.com/office/drawing/2014/chartex" xmlns:cx1="http://schemas.microsoft.com/office/drawing/2015/9/8/chartex" xmlns:cx2="http://schemas.microsoft.com/office/drawing/2015/10/21/chartex" xmlns:cx3="http://schemas.microsoft.com/office/drawing/2016/5/9/chartex" xmlns:cx4="http://schemas.microsoft.com/office/drawing/2016/5/10/chartex" xmlns:cx5="http://schemas.microsoft.com/office/drawing/2016/5/11/chartex" xmlns:cx6="http://schemas.microsoft.com/office/drawing/2016/5/12/chartex" xmlns:cx7="http://schemas.microsoft.com/office/drawing/2016/5/13/chartex" xmlns:cx8="http://schemas.microsoft.com/office/drawing/2016/5/14/chartex" xmlns:mc="http://schemas.openxmlformats.org/markup-compatibility/2006" xmlns:aink="http://schemas.microsoft.com/office/drawing/2016/ink" xmlns:am3d="http://schemas.microsoft.com/office/drawing/2017/model3d" xmlns:o="urn:schemas-microsoft-com:office:office" xmlns:r="http://schemas.openxmlformats.org/officeDocument/2006/relationships" xmlns:m="http://schemas.openxmlformats.org/officeDocument/2006/math" xmlns:v="urn:schemas-microsoft-com:vml" xmlns:wp14="http://schemas.microsoft.com/office/word/2010/wordprocessingDrawing" xmlns:wp="http://schemas.openxmlformats.org/drawingml/2006/wordprocessingDrawing" xmlns:w10="urn:schemas-microsoft-com:office:word" xmlns:w="http://schemas.openxmlformats.org/wordprocessingml/2006/main" xmlns:w14="http://schemas.microsoft.com/office/word/2010/wordml" xmlns:w15="http://schemas.microsoft.com/office/word/2012/wordml" xmlns:w16cex="http://schemas.microsoft.com/office/word/2018/wordml/cex" xmlns:w16cid="http://schemas.microsoft.com/office/word/2016/wordml/cid" xmlns:w16="http://schemas.microsoft.com/office/word/2018/wordml" xmlns:w16sdtdh="http://schemas.microsoft.com/office/word/2020/wordml/sdtdatahash" xmlns:w16se="http://schemas.microsoft.com/office/word/2015/wordml/symex" xmlns:wpg="http://schemas.microsoft.com/office/word/2010/wordprocessingGroup" xmlns:wpi="http://schemas.microsoft.com/office/word/2010/wordprocessingInk" xmlns:wne="http://schemas.microsoft.com/office/word/2006/wordml" xmlns:wps="http://schemas.microsoft.com/office/word/2010/wordprocessingShape" mc:Ignorable="w14 w15 w16se w16cid w16 w16cex w16sdtdh wp14">
   <w:p>
     <w:pPr>
       <w:pStyle w:val="Fuzeile"/>
@@ -22267,7 +22183,7 @@
 </file>
 
 <file path=word/footer3.xml><?xml version="1.0" encoding="utf-8"?>
-<w:ftr xmlns:wpc="http://schemas.microsoft.com/office/word/2010/wordprocessingCanvas" xmlns:cx="http://schemas.microsoft.com/office/drawing/2014/chartex" xmlns:cx1="http://schemas.microsoft.com/office/drawing/2015/9/8/chartex" xmlns:cx2="http://schemas.microsoft.com/office/drawing/2015/10/21/chartex" xmlns:cx3="http://schemas.microsoft.com/office/drawing/2016/5/9/chartex" xmlns:cx4="http://schemas.microsoft.com/office/drawing/2016/5/10/chartex" xmlns:cx5="http://schemas.microsoft.com/office/drawing/2016/5/11/chartex" xmlns:cx6="http://schemas.microsoft.com/office/drawing/2016/5/12/chartex" xmlns:cx7="http://schemas.microsoft.com/office/drawing/2016/5/13/chartex" xmlns:cx8="http://schemas.microsoft.com/office/drawing/2016/5/14/chartex" xmlns:mc="http://schemas.openxmlformats.org/markup-compatibility/2006" xmlns:aink="http://schemas.microsoft.com/office/drawing/2016/ink" xmlns:am3d="http://schemas.microsoft.com/office/drawing/2017/model3d" xmlns:o="urn:schemas-microsoft-com:office:office" xmlns:r="http://schemas.openxmlformats.org/officeDocument/2006/relationships" xmlns:m="http://schemas.openxmlformats.org/officeDocument/2006/math" xmlns:v="urn:schemas-microsoft-com:vml" xmlns:wp14="http://schemas.microsoft.com/office/word/2010/wordprocessingDrawing" xmlns:wp="http://schemas.openxmlformats.org/drawingml/2006/wordprocessingDrawing" xmlns:w10="urn:schemas-microsoft-com:office:word" xmlns:w="http://schemas.openxmlformats.org/wordprocessingml/2006/main" xmlns:w14="http://schemas.microsoft.com/office/word/2010/wordml" xmlns:w15="http://schemas.microsoft.com/office/word/2012/wordml" xmlns:w16cid="http://schemas.microsoft.com/office/word/2016/wordml/cid" xmlns:w16se="http://schemas.microsoft.com/office/word/2015/wordml/symex" xmlns:wpg="http://schemas.microsoft.com/office/word/2010/wordprocessingGroup" xmlns:wpi="http://schemas.microsoft.com/office/word/2010/wordprocessingInk" xmlns:wne="http://schemas.microsoft.com/office/word/2006/wordml" xmlns:wps="http://schemas.microsoft.com/office/word/2010/wordprocessingShape" mc:Ignorable="w14 w15 w16se w16cid wp14">
+<w:ftr xmlns:wpc="http://schemas.microsoft.com/office/word/2010/wordprocessingCanvas" xmlns:cx="http://schemas.microsoft.com/office/drawing/2014/chartex" xmlns:cx1="http://schemas.microsoft.com/office/drawing/2015/9/8/chartex" xmlns:cx2="http://schemas.microsoft.com/office/drawing/2015/10/21/chartex" xmlns:cx3="http://schemas.microsoft.com/office/drawing/2016/5/9/chartex" xmlns:cx4="http://schemas.microsoft.com/office/drawing/2016/5/10/chartex" xmlns:cx5="http://schemas.microsoft.com/office/drawing/2016/5/11/chartex" xmlns:cx6="http://schemas.microsoft.com/office/drawing/2016/5/12/chartex" xmlns:cx7="http://schemas.microsoft.com/office/drawing/2016/5/13/chartex" xmlns:cx8="http://schemas.microsoft.com/office/drawing/2016/5/14/chartex" xmlns:mc="http://schemas.openxmlformats.org/markup-compatibility/2006" xmlns:aink="http://schemas.microsoft.com/office/drawing/2016/ink" xmlns:am3d="http://schemas.microsoft.com/office/drawing/2017/model3d" xmlns:o="urn:schemas-microsoft-com:office:office" xmlns:r="http://schemas.openxmlformats.org/officeDocument/2006/relationships" xmlns:m="http://schemas.openxmlformats.org/officeDocument/2006/math" xmlns:v="urn:schemas-microsoft-com:vml" xmlns:wp14="http://schemas.microsoft.com/office/word/2010/wordprocessingDrawing" xmlns:wp="http://schemas.openxmlformats.org/drawingml/2006/wordprocessingDrawing" xmlns:w10="urn:schemas-microsoft-com:office:word" xmlns:w="http://schemas.openxmlformats.org/wordprocessingml/2006/main" xmlns:w14="http://schemas.microsoft.com/office/word/2010/wordml" xmlns:w15="http://schemas.microsoft.com/office/word/2012/wordml" xmlns:w16cex="http://schemas.microsoft.com/office/word/2018/wordml/cex" xmlns:w16cid="http://schemas.microsoft.com/office/word/2016/wordml/cid" xmlns:w16="http://schemas.microsoft.com/office/word/2018/wordml" xmlns:w16sdtdh="http://schemas.microsoft.com/office/word/2020/wordml/sdtdatahash" xmlns:w16se="http://schemas.microsoft.com/office/word/2015/wordml/symex" xmlns:wpg="http://schemas.microsoft.com/office/word/2010/wordprocessingGroup" xmlns:wpi="http://schemas.microsoft.com/office/word/2010/wordprocessingInk" xmlns:wne="http://schemas.microsoft.com/office/word/2006/wordml" xmlns:wps="http://schemas.microsoft.com/office/word/2010/wordprocessingShape" mc:Ignorable="w14 w15 w16se w16cid w16 w16cex w16sdtdh wp14">
   <w:p>
     <w:pPr>
       <w:pStyle w:val="Fuzeile"/>
@@ -22277,7 +22193,7 @@
 </file>
 
 <file path=word/footnotes.xml><?xml version="1.0" encoding="utf-8"?>
-<w:footnotes xmlns:wpc="http://schemas.microsoft.com/office/word/2010/wordprocessingCanvas" xmlns:cx="http://schemas.microsoft.com/office/drawing/2014/chartex" xmlns:cx1="http://schemas.microsoft.com/office/drawing/2015/9/8/chartex" xmlns:cx2="http://schemas.microsoft.com/office/drawing/2015/10/21/chartex" xmlns:cx3="http://schemas.microsoft.com/office/drawing/2016/5/9/chartex" xmlns:cx4="http://schemas.microsoft.com/office/drawing/2016/5/10/chartex" xmlns:cx5="http://schemas.microsoft.com/office/drawing/2016/5/11/chartex" xmlns:cx6="http://schemas.microsoft.com/office/drawing/2016/5/12/chartex" xmlns:cx7="http://schemas.microsoft.com/office/drawing/2016/5/13/chartex" xmlns:cx8="http://schemas.microsoft.com/office/drawing/2016/5/14/chartex" xmlns:mc="http://schemas.openxmlformats.org/markup-compatibility/2006" xmlns:aink="http://schemas.microsoft.com/office/drawing/2016/ink" xmlns:am3d="http://schemas.microsoft.com/office/drawing/2017/model3d" xmlns:o="urn:schemas-microsoft-com:office:office" xmlns:r="http://schemas.openxmlformats.org/officeDocument/2006/relationships" xmlns:m="http://schemas.openxmlformats.org/officeDocument/2006/math" xmlns:v="urn:schemas-microsoft-com:vml" xmlns:wp14="http://schemas.microsoft.com/office/word/2010/wordprocessingDrawing" xmlns:wp="http://schemas.openxmlformats.org/drawingml/2006/wordprocessingDrawing" xmlns:w10="urn:schemas-microsoft-com:office:word" xmlns:w="http://schemas.openxmlformats.org/wordprocessingml/2006/main" xmlns:w14="http://schemas.microsoft.com/office/word/2010/wordml" xmlns:w15="http://schemas.microsoft.com/office/word/2012/wordml" xmlns:w16cid="http://schemas.microsoft.com/office/word/2016/wordml/cid" xmlns:w16se="http://schemas.microsoft.com/office/word/2015/wordml/symex" xmlns:wpg="http://schemas.microsoft.com/office/word/2010/wordprocessingGroup" xmlns:wpi="http://schemas.microsoft.com/office/word/2010/wordprocessingInk" xmlns:wne="http://schemas.microsoft.com/office/word/2006/wordml" xmlns:wps="http://schemas.microsoft.com/office/word/2010/wordprocessingShape" mc:Ignorable="w14 w15 w16se w16cid wp14">
+<w:footnotes xmlns:wpc="http://schemas.microsoft.com/office/word/2010/wordprocessingCanvas" xmlns:cx="http://schemas.microsoft.com/office/drawing/2014/chartex" xmlns:cx1="http://schemas.microsoft.com/office/drawing/2015/9/8/chartex" xmlns:cx2="http://schemas.microsoft.com/office/drawing/2015/10/21/chartex" xmlns:cx3="http://schemas.microsoft.com/office/drawing/2016/5/9/chartex" xmlns:cx4="http://schemas.microsoft.com/office/drawing/2016/5/10/chartex" xmlns:cx5="http://schemas.microsoft.com/office/drawing/2016/5/11/chartex" xmlns:cx6="http://schemas.microsoft.com/office/drawing/2016/5/12/chartex" xmlns:cx7="http://schemas.microsoft.com/office/drawing/2016/5/13/chartex" xmlns:cx8="http://schemas.microsoft.com/office/drawing/2016/5/14/chartex" xmlns:mc="http://schemas.openxmlformats.org/markup-compatibility/2006" xmlns:aink="http://schemas.microsoft.com/office/drawing/2016/ink" xmlns:am3d="http://schemas.microsoft.com/office/drawing/2017/model3d" xmlns:o="urn:schemas-microsoft-com:office:office" xmlns:r="http://schemas.openxmlformats.org/officeDocument/2006/relationships" xmlns:m="http://schemas.openxmlformats.org/officeDocument/2006/math" xmlns:v="urn:schemas-microsoft-com:vml" xmlns:wp14="http://schemas.microsoft.com/office/word/2010/wordprocessingDrawing" xmlns:wp="http://schemas.openxmlformats.org/drawingml/2006/wordprocessingDrawing" xmlns:w10="urn:schemas-microsoft-com:office:word" xmlns:w="http://schemas.openxmlformats.org/wordprocessingml/2006/main" xmlns:w14="http://schemas.microsoft.com/office/word/2010/wordml" xmlns:w15="http://schemas.microsoft.com/office/word/2012/wordml" xmlns:w16cex="http://schemas.microsoft.com/office/word/2018/wordml/cex" xmlns:w16cid="http://schemas.microsoft.com/office/word/2016/wordml/cid" xmlns:w16="http://schemas.microsoft.com/office/word/2018/wordml" xmlns:w16sdtdh="http://schemas.microsoft.com/office/word/2020/wordml/sdtdatahash" xmlns:w16se="http://schemas.microsoft.com/office/word/2015/wordml/symex" xmlns:wpg="http://schemas.microsoft.com/office/word/2010/wordprocessingGroup" xmlns:wpi="http://schemas.microsoft.com/office/word/2010/wordprocessingInk" xmlns:wne="http://schemas.microsoft.com/office/word/2006/wordml" xmlns:wps="http://schemas.microsoft.com/office/word/2010/wordprocessingShape" mc:Ignorable="w14 w15 w16se w16cid w16 w16cex w16sdtdh wp14">
   <w:footnote w:type="separator" w:id="-1">
     <w:p>
       <w:pPr>
@@ -22302,7 +22218,7 @@
 </file>
 
 <file path=word/header1.xml><?xml version="1.0" encoding="utf-8"?>
-<w:hdr xmlns:wpc="http://schemas.microsoft.com/office/word/2010/wordprocessingCanvas" xmlns:cx="http://schemas.microsoft.com/office/drawing/2014/chartex" xmlns:cx1="http://schemas.microsoft.com/office/drawing/2015/9/8/chartex" xmlns:cx2="http://schemas.microsoft.com/office/drawing/2015/10/21/chartex" xmlns:cx3="http://schemas.microsoft.com/office/drawing/2016/5/9/chartex" xmlns:cx4="http://schemas.microsoft.com/office/drawing/2016/5/10/chartex" xmlns:cx5="http://schemas.microsoft.com/office/drawing/2016/5/11/chartex" xmlns:cx6="http://schemas.microsoft.com/office/drawing/2016/5/12/chartex" xmlns:cx7="http://schemas.microsoft.com/office/drawing/2016/5/13/chartex" xmlns:cx8="http://schemas.microsoft.com/office/drawing/2016/5/14/chartex" xmlns:mc="http://schemas.openxmlformats.org/markup-compatibility/2006" xmlns:aink="http://schemas.microsoft.com/office/drawing/2016/ink" xmlns:am3d="http://schemas.microsoft.com/office/drawing/2017/model3d" xmlns:o="urn:schemas-microsoft-com:office:office" xmlns:r="http://schemas.openxmlformats.org/officeDocument/2006/relationships" xmlns:m="http://schemas.openxmlformats.org/officeDocument/2006/math" xmlns:v="urn:schemas-microsoft-com:vml" xmlns:wp14="http://schemas.microsoft.com/office/word/2010/wordprocessingDrawing" xmlns:wp="http://schemas.openxmlformats.org/drawingml/2006/wordprocessingDrawing" xmlns:w10="urn:schemas-microsoft-com:office:word" xmlns:w="http://schemas.openxmlformats.org/wordprocessingml/2006/main" xmlns:w14="http://schemas.microsoft.com/office/word/2010/wordml" xmlns:w15="http://schemas.microsoft.com/office/word/2012/wordml" xmlns:w16cid="http://schemas.microsoft.com/office/word/2016/wordml/cid" xmlns:w16se="http://schemas.microsoft.com/office/word/2015/wordml/symex" xmlns:wpg="http://schemas.microsoft.com/office/word/2010/wordprocessingGroup" xmlns:wpi="http://schemas.microsoft.com/office/word/2010/wordprocessingInk" xmlns:wne="http://schemas.microsoft.com/office/word/2006/wordml" xmlns:wps="http://schemas.microsoft.com/office/word/2010/wordprocessingShape" mc:Ignorable="w14 w15 w16se w16cid wp14">
+<w:hdr xmlns:wpc="http://schemas.microsoft.com/office/word/2010/wordprocessingCanvas" xmlns:cx="http://schemas.microsoft.com/office/drawing/2014/chartex" xmlns:cx1="http://schemas.microsoft.com/office/drawing/2015/9/8/chartex" xmlns:cx2="http://schemas.microsoft.com/office/drawing/2015/10/21/chartex" xmlns:cx3="http://schemas.microsoft.com/office/drawing/2016/5/9/chartex" xmlns:cx4="http://schemas.microsoft.com/office/drawing/2016/5/10/chartex" xmlns:cx5="http://schemas.microsoft.com/office/drawing/2016/5/11/chartex" xmlns:cx6="http://schemas.microsoft.com/office/drawing/2016/5/12/chartex" xmlns:cx7="http://schemas.microsoft.com/office/drawing/2016/5/13/chartex" xmlns:cx8="http://schemas.microsoft.com/office/drawing/2016/5/14/chartex" xmlns:mc="http://schemas.openxmlformats.org/markup-compatibility/2006" xmlns:aink="http://schemas.microsoft.com/office/drawing/2016/ink" xmlns:am3d="http://schemas.microsoft.com/office/drawing/2017/model3d" xmlns:o="urn:schemas-microsoft-com:office:office" xmlns:r="http://schemas.openxmlformats.org/officeDocument/2006/relationships" xmlns:m="http://schemas.openxmlformats.org/officeDocument/2006/math" xmlns:v="urn:schemas-microsoft-com:vml" xmlns:wp14="http://schemas.microsoft.com/office/word/2010/wordprocessingDrawing" xmlns:wp="http://schemas.openxmlformats.org/drawingml/2006/wordprocessingDrawing" xmlns:w10="urn:schemas-microsoft-com:office:word" xmlns:w="http://schemas.openxmlformats.org/wordprocessingml/2006/main" xmlns:w14="http://schemas.microsoft.com/office/word/2010/wordml" xmlns:w15="http://schemas.microsoft.com/office/word/2012/wordml" xmlns:w16cex="http://schemas.microsoft.com/office/word/2018/wordml/cex" xmlns:w16cid="http://schemas.microsoft.com/office/word/2016/wordml/cid" xmlns:w16="http://schemas.microsoft.com/office/word/2018/wordml" xmlns:w16sdtdh="http://schemas.microsoft.com/office/word/2020/wordml/sdtdatahash" xmlns:w16se="http://schemas.microsoft.com/office/word/2015/wordml/symex" xmlns:wpg="http://schemas.microsoft.com/office/word/2010/wordprocessingGroup" xmlns:wpi="http://schemas.microsoft.com/office/word/2010/wordprocessingInk" xmlns:wne="http://schemas.microsoft.com/office/word/2006/wordml" xmlns:wps="http://schemas.microsoft.com/office/word/2010/wordprocessingShape" mc:Ignorable="w14 w15 w16se w16cid w16 w16cex w16sdtdh wp14">
   <w:p>
     <w:pPr>
       <w:pStyle w:val="Kopfzeile"/>
@@ -22312,7 +22228,7 @@
 </file>
 
 <file path=word/header2.xml><?xml version="1.0" encoding="utf-8"?>
-<w:hdr xmlns:wpc="http://schemas.microsoft.com/office/word/2010/wordprocessingCanvas" xmlns:cx="http://schemas.microsoft.com/office/drawing/2014/chartex" xmlns:cx1="http://schemas.microsoft.com/office/drawing/2015/9/8/chartex" xmlns:cx2="http://schemas.microsoft.com/office/drawing/2015/10/21/chartex" xmlns:cx3="http://schemas.microsoft.com/office/drawing/2016/5/9/chartex" xmlns:cx4="http://schemas.microsoft.com/office/drawing/2016/5/10/chartex" xmlns:cx5="http://schemas.microsoft.com/office/drawing/2016/5/11/chartex" xmlns:cx6="http://schemas.microsoft.com/office/drawing/2016/5/12/chartex" xmlns:cx7="http://schemas.microsoft.com/office/drawing/2016/5/13/chartex" xmlns:cx8="http://schemas.microsoft.com/office/drawing/2016/5/14/chartex" xmlns:mc="http://schemas.openxmlformats.org/markup-compatibility/2006" xmlns:aink="http://schemas.microsoft.com/office/drawing/2016/ink" xmlns:am3d="http://schemas.microsoft.com/office/drawing/2017/model3d" xmlns:o="urn:schemas-microsoft-com:office:office" xmlns:r="http://schemas.openxmlformats.org/officeDocument/2006/relationships" xmlns:m="http://schemas.openxmlformats.org/officeDocument/2006/math" xmlns:v="urn:schemas-microsoft-com:vml" xmlns:wp14="http://schemas.microsoft.com/office/word/2010/wordprocessingDrawing" xmlns:wp="http://schemas.openxmlformats.org/drawingml/2006/wordprocessingDrawing" xmlns:w10="urn:schemas-microsoft-com:office:word" xmlns:w="http://schemas.openxmlformats.org/wordprocessingml/2006/main" xmlns:w14="http://schemas.microsoft.com/office/word/2010/wordml" xmlns:w15="http://schemas.microsoft.com/office/word/2012/wordml" xmlns:w16cid="http://schemas.microsoft.com/office/word/2016/wordml/cid" xmlns:w16se="http://schemas.microsoft.com/office/word/2015/wordml/symex" xmlns:wpg="http://schemas.microsoft.com/office/word/2010/wordprocessingGroup" xmlns:wpi="http://schemas.microsoft.com/office/word/2010/wordprocessingInk" xmlns:wne="http://schemas.microsoft.com/office/word/2006/wordml" xmlns:wps="http://schemas.microsoft.com/office/word/2010/wordprocessingShape" mc:Ignorable="w14 w15 w16se w16cid wp14">
+<w:hdr xmlns:wpc="http://schemas.microsoft.com/office/word/2010/wordprocessingCanvas" xmlns:cx="http://schemas.microsoft.com/office/drawing/2014/chartex" xmlns:cx1="http://schemas.microsoft.com/office/drawing/2015/9/8/chartex" xmlns:cx2="http://schemas.microsoft.com/office/drawing/2015/10/21/chartex" xmlns:cx3="http://schemas.microsoft.com/office/drawing/2016/5/9/chartex" xmlns:cx4="http://schemas.microsoft.com/office/drawing/2016/5/10/chartex" xmlns:cx5="http://schemas.microsoft.com/office/drawing/2016/5/11/chartex" xmlns:cx6="http://schemas.microsoft.com/office/drawing/2016/5/12/chartex" xmlns:cx7="http://schemas.microsoft.com/office/drawing/2016/5/13/chartex" xmlns:cx8="http://schemas.microsoft.com/office/drawing/2016/5/14/chartex" xmlns:mc="http://schemas.openxmlformats.org/markup-compatibility/2006" xmlns:aink="http://schemas.microsoft.com/office/drawing/2016/ink" xmlns:am3d="http://schemas.microsoft.com/office/drawing/2017/model3d" xmlns:o="urn:schemas-microsoft-com:office:office" xmlns:r="http://schemas.openxmlformats.org/officeDocument/2006/relationships" xmlns:m="http://schemas.openxmlformats.org/officeDocument/2006/math" xmlns:v="urn:schemas-microsoft-com:vml" xmlns:wp14="http://schemas.microsoft.com/office/word/2010/wordprocessingDrawing" xmlns:wp="http://schemas.openxmlformats.org/drawingml/2006/wordprocessingDrawing" xmlns:w10="urn:schemas-microsoft-com:office:word" xmlns:w="http://schemas.openxmlformats.org/wordprocessingml/2006/main" xmlns:w14="http://schemas.microsoft.com/office/word/2010/wordml" xmlns:w15="http://schemas.microsoft.com/office/word/2012/wordml" xmlns:w16cex="http://schemas.microsoft.com/office/word/2018/wordml/cex" xmlns:w16cid="http://schemas.microsoft.com/office/word/2016/wordml/cid" xmlns:w16="http://schemas.microsoft.com/office/word/2018/wordml" xmlns:w16sdtdh="http://schemas.microsoft.com/office/word/2020/wordml/sdtdatahash" xmlns:w16se="http://schemas.microsoft.com/office/word/2015/wordml/symex" xmlns:wpg="http://schemas.microsoft.com/office/word/2010/wordprocessingGroup" xmlns:wpi="http://schemas.microsoft.com/office/word/2010/wordprocessingInk" xmlns:wne="http://schemas.microsoft.com/office/word/2006/wordml" xmlns:wps="http://schemas.microsoft.com/office/word/2010/wordprocessingShape" mc:Ignorable="w14 w15 w16se w16cid w16 w16cex w16sdtdh wp14">
   <w:p>
     <w:pPr>
       <w:pStyle w:val="Kopfzeile"/>
@@ -22349,7 +22265,7 @@
 </file>
 
 <file path=word/header3.xml><?xml version="1.0" encoding="utf-8"?>
-<w:hdr xmlns:wpc="http://schemas.microsoft.com/office/word/2010/wordprocessingCanvas" xmlns:cx="http://schemas.microsoft.com/office/drawing/2014/chartex" xmlns:cx1="http://schemas.microsoft.com/office/drawing/2015/9/8/chartex" xmlns:cx2="http://schemas.microsoft.com/office/drawing/2015/10/21/chartex" xmlns:cx3="http://schemas.microsoft.com/office/drawing/2016/5/9/chartex" xmlns:cx4="http://schemas.microsoft.com/office/drawing/2016/5/10/chartex" xmlns:cx5="http://schemas.microsoft.com/office/drawing/2016/5/11/chartex" xmlns:cx6="http://schemas.microsoft.com/office/drawing/2016/5/12/chartex" xmlns:cx7="http://schemas.microsoft.com/office/drawing/2016/5/13/chartex" xmlns:cx8="http://schemas.microsoft.com/office/drawing/2016/5/14/chartex" xmlns:mc="http://schemas.openxmlformats.org/markup-compatibility/2006" xmlns:aink="http://schemas.microsoft.com/office/drawing/2016/ink" xmlns:am3d="http://schemas.microsoft.com/office/drawing/2017/model3d" xmlns:o="urn:schemas-microsoft-com:office:office" xmlns:r="http://schemas.openxmlformats.org/officeDocument/2006/relationships" xmlns:m="http://schemas.openxmlformats.org/officeDocument/2006/math" xmlns:v="urn:schemas-microsoft-com:vml" xmlns:wp14="http://schemas.microsoft.com/office/word/2010/wordprocessingDrawing" xmlns:wp="http://schemas.openxmlformats.org/drawingml/2006/wordprocessingDrawing" xmlns:w10="urn:schemas-microsoft-com:office:word" xmlns:w="http://schemas.openxmlformats.org/wordprocessingml/2006/main" xmlns:w14="http://schemas.microsoft.com/office/word/2010/wordml" xmlns:w15="http://schemas.microsoft.com/office/word/2012/wordml" xmlns:w16cid="http://schemas.microsoft.com/office/word/2016/wordml/cid" xmlns:w16se="http://schemas.microsoft.com/office/word/2015/wordml/symex" xmlns:wpg="http://schemas.microsoft.com/office/word/2010/wordprocessingGroup" xmlns:wpi="http://schemas.microsoft.com/office/word/2010/wordprocessingInk" xmlns:wne="http://schemas.microsoft.com/office/word/2006/wordml" xmlns:wps="http://schemas.microsoft.com/office/word/2010/wordprocessingShape" mc:Ignorable="w14 w15 w16se w16cid wp14">
+<w:hdr xmlns:wpc="http://schemas.microsoft.com/office/word/2010/wordprocessingCanvas" xmlns:cx="http://schemas.microsoft.com/office/drawing/2014/chartex" xmlns:cx1="http://schemas.microsoft.com/office/drawing/2015/9/8/chartex" xmlns:cx2="http://schemas.microsoft.com/office/drawing/2015/10/21/chartex" xmlns:cx3="http://schemas.microsoft.com/office/drawing/2016/5/9/chartex" xmlns:cx4="http://schemas.microsoft.com/office/drawing/2016/5/10/chartex" xmlns:cx5="http://schemas.microsoft.com/office/drawing/2016/5/11/chartex" xmlns:cx6="http://schemas.microsoft.com/office/drawing/2016/5/12/chartex" xmlns:cx7="http://schemas.microsoft.com/office/drawing/2016/5/13/chartex" xmlns:cx8="http://schemas.microsoft.com/office/drawing/2016/5/14/chartex" xmlns:mc="http://schemas.openxmlformats.org/markup-compatibility/2006" xmlns:aink="http://schemas.microsoft.com/office/drawing/2016/ink" xmlns:am3d="http://schemas.microsoft.com/office/drawing/2017/model3d" xmlns:o="urn:schemas-microsoft-com:office:office" xmlns:r="http://schemas.openxmlformats.org/officeDocument/2006/relationships" xmlns:m="http://schemas.openxmlformats.org/officeDocument/2006/math" xmlns:v="urn:schemas-microsoft-com:vml" xmlns:wp14="http://schemas.microsoft.com/office/word/2010/wordprocessingDrawing" xmlns:wp="http://schemas.openxmlformats.org/drawingml/2006/wordprocessingDrawing" xmlns:w10="urn:schemas-microsoft-com:office:word" xmlns:w="http://schemas.openxmlformats.org/wordprocessingml/2006/main" xmlns:w14="http://schemas.microsoft.com/office/word/2010/wordml" xmlns:w15="http://schemas.microsoft.com/office/word/2012/wordml" xmlns:w16cex="http://schemas.microsoft.com/office/word/2018/wordml/cex" xmlns:w16cid="http://schemas.microsoft.com/office/word/2016/wordml/cid" xmlns:w16="http://schemas.microsoft.com/office/word/2018/wordml" xmlns:w16sdtdh="http://schemas.microsoft.com/office/word/2020/wordml/sdtdatahash" xmlns:w16se="http://schemas.microsoft.com/office/word/2015/wordml/symex" xmlns:wpg="http://schemas.microsoft.com/office/word/2010/wordprocessingGroup" xmlns:wpi="http://schemas.microsoft.com/office/word/2010/wordprocessingInk" xmlns:wne="http://schemas.microsoft.com/office/word/2006/wordml" xmlns:wps="http://schemas.microsoft.com/office/word/2010/wordprocessingShape" mc:Ignorable="w14 w15 w16se w16cid w16 w16cex w16sdtdh wp14">
   <w:p>
     <w:pPr>
       <w:pStyle w:val="Kopfzeile"/>
@@ -22359,7 +22275,7 @@
 </file>
 
 <file path=word/header4.xml><?xml version="1.0" encoding="utf-8"?>
-<w:hdr xmlns:wpc="http://schemas.microsoft.com/office/word/2010/wordprocessingCanvas" xmlns:cx="http://schemas.microsoft.com/office/drawing/2014/chartex" xmlns:cx1="http://schemas.microsoft.com/office/drawing/2015/9/8/chartex" xmlns:cx2="http://schemas.microsoft.com/office/drawing/2015/10/21/chartex" xmlns:cx3="http://schemas.microsoft.com/office/drawing/2016/5/9/chartex" xmlns:cx4="http://schemas.microsoft.com/office/drawing/2016/5/10/chartex" xmlns:cx5="http://schemas.microsoft.com/office/drawing/2016/5/11/chartex" xmlns:cx6="http://schemas.microsoft.com/office/drawing/2016/5/12/chartex" xmlns:cx7="http://schemas.microsoft.com/office/drawing/2016/5/13/chartex" xmlns:cx8="http://schemas.microsoft.com/office/drawing/2016/5/14/chartex" xmlns:mc="http://schemas.openxmlformats.org/markup-compatibility/2006" xmlns:aink="http://schemas.microsoft.com/office/drawing/2016/ink" xmlns:am3d="http://schemas.microsoft.com/office/drawing/2017/model3d" xmlns:o="urn:schemas-microsoft-com:office:office" xmlns:r="http://schemas.openxmlformats.org/officeDocument/2006/relationships" xmlns:m="http://schemas.openxmlformats.org/officeDocument/2006/math" xmlns:v="urn:schemas-microsoft-com:vml" xmlns:wp14="http://schemas.microsoft.com/office/word/2010/wordprocessingDrawing" xmlns:wp="http://schemas.openxmlformats.org/drawingml/2006/wordprocessingDrawing" xmlns:w10="urn:schemas-microsoft-com:office:word" xmlns:w="http://schemas.openxmlformats.org/wordprocessingml/2006/main" xmlns:w14="http://schemas.microsoft.com/office/word/2010/wordml" xmlns:w15="http://schemas.microsoft.com/office/word/2012/wordml" xmlns:w16cid="http://schemas.microsoft.com/office/word/2016/wordml/cid" xmlns:w16se="http://schemas.microsoft.com/office/word/2015/wordml/symex" xmlns:wpg="http://schemas.microsoft.com/office/word/2010/wordprocessingGroup" xmlns:wpi="http://schemas.microsoft.com/office/word/2010/wordprocessingInk" xmlns:wne="http://schemas.microsoft.com/office/word/2006/wordml" xmlns:wps="http://schemas.microsoft.com/office/word/2010/wordprocessingShape" mc:Ignorable="w14 w15 w16se w16cid wp14">
+<w:hdr xmlns:wpc="http://schemas.microsoft.com/office/word/2010/wordprocessingCanvas" xmlns:cx="http://schemas.microsoft.com/office/drawing/2014/chartex" xmlns:cx1="http://schemas.microsoft.com/office/drawing/2015/9/8/chartex" xmlns:cx2="http://schemas.microsoft.com/office/drawing/2015/10/21/chartex" xmlns:cx3="http://schemas.microsoft.com/office/drawing/2016/5/9/chartex" xmlns:cx4="http://schemas.microsoft.com/office/drawing/2016/5/10/chartex" xmlns:cx5="http://schemas.microsoft.com/office/drawing/2016/5/11/chartex" xmlns:cx6="http://schemas.microsoft.com/office/drawing/2016/5/12/chartex" xmlns:cx7="http://schemas.microsoft.com/office/drawing/2016/5/13/chartex" xmlns:cx8="http://schemas.microsoft.com/office/drawing/2016/5/14/chartex" xmlns:mc="http://schemas.openxmlformats.org/markup-compatibility/2006" xmlns:aink="http://schemas.microsoft.com/office/drawing/2016/ink" xmlns:am3d="http://schemas.microsoft.com/office/drawing/2017/model3d" xmlns:o="urn:schemas-microsoft-com:office:office" xmlns:r="http://schemas.openxmlformats.org/officeDocument/2006/relationships" xmlns:m="http://schemas.openxmlformats.org/officeDocument/2006/math" xmlns:v="urn:schemas-microsoft-com:vml" xmlns:wp14="http://schemas.microsoft.com/office/word/2010/wordprocessingDrawing" xmlns:wp="http://schemas.openxmlformats.org/drawingml/2006/wordprocessingDrawing" xmlns:w10="urn:schemas-microsoft-com:office:word" xmlns:w="http://schemas.openxmlformats.org/wordprocessingml/2006/main" xmlns:w14="http://schemas.microsoft.com/office/word/2010/wordml" xmlns:w15="http://schemas.microsoft.com/office/word/2012/wordml" xmlns:w16cex="http://schemas.microsoft.com/office/word/2018/wordml/cex" xmlns:w16cid="http://schemas.microsoft.com/office/word/2016/wordml/cid" xmlns:w16="http://schemas.microsoft.com/office/word/2018/wordml" xmlns:w16sdtdh="http://schemas.microsoft.com/office/word/2020/wordml/sdtdatahash" xmlns:w16se="http://schemas.microsoft.com/office/word/2015/wordml/symex" xmlns:wpg="http://schemas.microsoft.com/office/word/2010/wordprocessingGroup" xmlns:wpi="http://schemas.microsoft.com/office/word/2010/wordprocessingInk" xmlns:wne="http://schemas.microsoft.com/office/word/2006/wordml" xmlns:wps="http://schemas.microsoft.com/office/word/2010/wordprocessingShape" mc:Ignorable="w14 w15 w16se w16cid w16 w16cex w16sdtdh wp14">
   <w:p>
     <w:pPr>
       <w:pStyle w:val="Kopfzeile"/>
@@ -22411,7 +22327,7 @@
 </file>
 
 <file path=word/header5.xml><?xml version="1.0" encoding="utf-8"?>
-<w:hdr xmlns:wpc="http://schemas.microsoft.com/office/word/2010/wordprocessingCanvas" xmlns:cx="http://schemas.microsoft.com/office/drawing/2014/chartex" xmlns:cx1="http://schemas.microsoft.com/office/drawing/2015/9/8/chartex" xmlns:cx2="http://schemas.microsoft.com/office/drawing/2015/10/21/chartex" xmlns:cx3="http://schemas.microsoft.com/office/drawing/2016/5/9/chartex" xmlns:cx4="http://schemas.microsoft.com/office/drawing/2016/5/10/chartex" xmlns:cx5="http://schemas.microsoft.com/office/drawing/2016/5/11/chartex" xmlns:cx6="http://schemas.microsoft.com/office/drawing/2016/5/12/chartex" xmlns:cx7="http://schemas.microsoft.com/office/drawing/2016/5/13/chartex" xmlns:cx8="http://schemas.microsoft.com/office/drawing/2016/5/14/chartex" xmlns:mc="http://schemas.openxmlformats.org/markup-compatibility/2006" xmlns:aink="http://schemas.microsoft.com/office/drawing/2016/ink" xmlns:am3d="http://schemas.microsoft.com/office/drawing/2017/model3d" xmlns:o="urn:schemas-microsoft-com:office:office" xmlns:r="http://schemas.openxmlformats.org/officeDocument/2006/relationships" xmlns:m="http://schemas.openxmlformats.org/officeDocument/2006/math" xmlns:v="urn:schemas-microsoft-com:vml" xmlns:wp14="http://schemas.microsoft.com/office/word/2010/wordprocessingDrawing" xmlns:wp="http://schemas.openxmlformats.org/drawingml/2006/wordprocessingDrawing" xmlns:w10="urn:schemas-microsoft-com:office:word" xmlns:w="http://schemas.openxmlformats.org/wordprocessingml/2006/main" xmlns:w14="http://schemas.microsoft.com/office/word/2010/wordml" xmlns:w15="http://schemas.microsoft.com/office/word/2012/wordml" xmlns:w16cid="http://schemas.microsoft.com/office/word/2016/wordml/cid" xmlns:w16se="http://schemas.microsoft.com/office/word/2015/wordml/symex" xmlns:wpg="http://schemas.microsoft.com/office/word/2010/wordprocessingGroup" xmlns:wpi="http://schemas.microsoft.com/office/word/2010/wordprocessingInk" xmlns:wne="http://schemas.microsoft.com/office/word/2006/wordml" xmlns:wps="http://schemas.microsoft.com/office/word/2010/wordprocessingShape" mc:Ignorable="w14 w15 w16se w16cid wp14">
+<w:hdr xmlns:wpc="http://schemas.microsoft.com/office/word/2010/wordprocessingCanvas" xmlns:cx="http://schemas.microsoft.com/office/drawing/2014/chartex" xmlns:cx1="http://schemas.microsoft.com/office/drawing/2015/9/8/chartex" xmlns:cx2="http://schemas.microsoft.com/office/drawing/2015/10/21/chartex" xmlns:cx3="http://schemas.microsoft.com/office/drawing/2016/5/9/chartex" xmlns:cx4="http://schemas.microsoft.com/office/drawing/2016/5/10/chartex" xmlns:cx5="http://schemas.microsoft.com/office/drawing/2016/5/11/chartex" xmlns:cx6="http://schemas.microsoft.com/office/drawing/2016/5/12/chartex" xmlns:cx7="http://schemas.microsoft.com/office/drawing/2016/5/13/chartex" xmlns:cx8="http://schemas.microsoft.com/office/drawing/2016/5/14/chartex" xmlns:mc="http://schemas.openxmlformats.org/markup-compatibility/2006" xmlns:aink="http://schemas.microsoft.com/office/drawing/2016/ink" xmlns:am3d="http://schemas.microsoft.com/office/drawing/2017/model3d" xmlns:o="urn:schemas-microsoft-com:office:office" xmlns:r="http://schemas.openxmlformats.org/officeDocument/2006/relationships" xmlns:m="http://schemas.openxmlformats.org/officeDocument/2006/math" xmlns:v="urn:schemas-microsoft-com:vml" xmlns:wp14="http://schemas.microsoft.com/office/word/2010/wordprocessingDrawing" xmlns:wp="http://schemas.openxmlformats.org/drawingml/2006/wordprocessingDrawing" xmlns:w10="urn:schemas-microsoft-com:office:word" xmlns:w="http://schemas.openxmlformats.org/wordprocessingml/2006/main" xmlns:w14="http://schemas.microsoft.com/office/word/2010/wordml" xmlns:w15="http://schemas.microsoft.com/office/word/2012/wordml" xmlns:w16cex="http://schemas.microsoft.com/office/word/2018/wordml/cex" xmlns:w16cid="http://schemas.microsoft.com/office/word/2016/wordml/cid" xmlns:w16="http://schemas.microsoft.com/office/word/2018/wordml" xmlns:w16sdtdh="http://schemas.microsoft.com/office/word/2020/wordml/sdtdatahash" xmlns:w16se="http://schemas.microsoft.com/office/word/2015/wordml/symex" xmlns:wpg="http://schemas.microsoft.com/office/word/2010/wordprocessingGroup" xmlns:wpi="http://schemas.microsoft.com/office/word/2010/wordprocessingInk" xmlns:wne="http://schemas.microsoft.com/office/word/2006/wordml" xmlns:wps="http://schemas.microsoft.com/office/word/2010/wordprocessingShape" mc:Ignorable="w14 w15 w16se w16cid w16 w16cex w16sdtdh wp14">
   <w:p>
     <w:pPr>
       <w:pStyle w:val="Kopfzeile"/>
@@ -22463,7 +22379,7 @@
 </file>
 
 <file path=word/header6.xml><?xml version="1.0" encoding="utf-8"?>
-<w:hdr xmlns:wpc="http://schemas.microsoft.com/office/word/2010/wordprocessingCanvas" xmlns:cx="http://schemas.microsoft.com/office/drawing/2014/chartex" xmlns:cx1="http://schemas.microsoft.com/office/drawing/2015/9/8/chartex" xmlns:cx2="http://schemas.microsoft.com/office/drawing/2015/10/21/chartex" xmlns:cx3="http://schemas.microsoft.com/office/drawing/2016/5/9/chartex" xmlns:cx4="http://schemas.microsoft.com/office/drawing/2016/5/10/chartex" xmlns:cx5="http://schemas.microsoft.com/office/drawing/2016/5/11/chartex" xmlns:cx6="http://schemas.microsoft.com/office/drawing/2016/5/12/chartex" xmlns:cx7="http://schemas.microsoft.com/office/drawing/2016/5/13/chartex" xmlns:cx8="http://schemas.microsoft.com/office/drawing/2016/5/14/chartex" xmlns:mc="http://schemas.openxmlformats.org/markup-compatibility/2006" xmlns:aink="http://schemas.microsoft.com/office/drawing/2016/ink" xmlns:am3d="http://schemas.microsoft.com/office/drawing/2017/model3d" xmlns:o="urn:schemas-microsoft-com:office:office" xmlns:r="http://schemas.openxmlformats.org/officeDocument/2006/relationships" xmlns:m="http://schemas.openxmlformats.org/officeDocument/2006/math" xmlns:v="urn:schemas-microsoft-com:vml" xmlns:wp14="http://schemas.microsoft.com/office/word/2010/wordprocessingDrawing" xmlns:wp="http://schemas.openxmlformats.org/drawingml/2006/wordprocessingDrawing" xmlns:w10="urn:schemas-microsoft-com:office:word" xmlns:w="http://schemas.openxmlformats.org/wordprocessingml/2006/main" xmlns:w14="http://schemas.microsoft.com/office/word/2010/wordml" xmlns:w15="http://schemas.microsoft.com/office/word/2012/wordml" xmlns:w16cid="http://schemas.microsoft.com/office/word/2016/wordml/cid" xmlns:w16se="http://schemas.microsoft.com/office/word/2015/wordml/symex" xmlns:wpg="http://schemas.microsoft.com/office/word/2010/wordprocessingGroup" xmlns:wpi="http://schemas.microsoft.com/office/word/2010/wordprocessingInk" xmlns:wne="http://schemas.microsoft.com/office/word/2006/wordml" xmlns:wps="http://schemas.microsoft.com/office/word/2010/wordprocessingShape" mc:Ignorable="w14 w15 w16se w16cid wp14">
+<w:hdr xmlns:wpc="http://schemas.microsoft.com/office/word/2010/wordprocessingCanvas" xmlns:cx="http://schemas.microsoft.com/office/drawing/2014/chartex" xmlns:cx1="http://schemas.microsoft.com/office/drawing/2015/9/8/chartex" xmlns:cx2="http://schemas.microsoft.com/office/drawing/2015/10/21/chartex" xmlns:cx3="http://schemas.microsoft.com/office/drawing/2016/5/9/chartex" xmlns:cx4="http://schemas.microsoft.com/office/drawing/2016/5/10/chartex" xmlns:cx5="http://schemas.microsoft.com/office/drawing/2016/5/11/chartex" xmlns:cx6="http://schemas.microsoft.com/office/drawing/2016/5/12/chartex" xmlns:cx7="http://schemas.microsoft.com/office/drawing/2016/5/13/chartex" xmlns:cx8="http://schemas.microsoft.com/office/drawing/2016/5/14/chartex" xmlns:mc="http://schemas.openxmlformats.org/markup-compatibility/2006" xmlns:aink="http://schemas.microsoft.com/office/drawing/2016/ink" xmlns:am3d="http://schemas.microsoft.com/office/drawing/2017/model3d" xmlns:o="urn:schemas-microsoft-com:office:office" xmlns:r="http://schemas.openxmlformats.org/officeDocument/2006/relationships" xmlns:m="http://schemas.openxmlformats.org/officeDocument/2006/math" xmlns:v="urn:schemas-microsoft-com:vml" xmlns:wp14="http://schemas.microsoft.com/office/word/2010/wordprocessingDrawing" xmlns:wp="http://schemas.openxmlformats.org/drawingml/2006/wordprocessingDrawing" xmlns:w10="urn:schemas-microsoft-com:office:word" xmlns:w="http://schemas.openxmlformats.org/wordprocessingml/2006/main" xmlns:w14="http://schemas.microsoft.com/office/word/2010/wordml" xmlns:w15="http://schemas.microsoft.com/office/word/2012/wordml" xmlns:w16cex="http://schemas.microsoft.com/office/word/2018/wordml/cex" xmlns:w16cid="http://schemas.microsoft.com/office/word/2016/wordml/cid" xmlns:w16="http://schemas.microsoft.com/office/word/2018/wordml" xmlns:w16sdtdh="http://schemas.microsoft.com/office/word/2020/wordml/sdtdatahash" xmlns:w16se="http://schemas.microsoft.com/office/word/2015/wordml/symex" xmlns:wpg="http://schemas.microsoft.com/office/word/2010/wordprocessingGroup" xmlns:wpi="http://schemas.microsoft.com/office/word/2010/wordprocessingInk" xmlns:wne="http://schemas.microsoft.com/office/word/2006/wordml" xmlns:wps="http://schemas.microsoft.com/office/word/2010/wordprocessingShape" mc:Ignorable="w14 w15 w16se w16cid w16 w16cex w16sdtdh wp14">
   <w:p>
     <w:pPr>
       <w:pStyle w:val="Kopfzeile"/>
@@ -22491,7 +22407,7 @@
 </file>
 
 <file path=word/numbering.xml><?xml version="1.0" encoding="utf-8"?>
-<w:numbering xmlns:wpc="http://schemas.microsoft.com/office/word/2010/wordprocessingCanvas" xmlns:cx="http://schemas.microsoft.com/office/drawing/2014/chartex" xmlns:cx1="http://schemas.microsoft.com/office/drawing/2015/9/8/chartex" xmlns:cx2="http://schemas.microsoft.com/office/drawing/2015/10/21/chartex" xmlns:cx3="http://schemas.microsoft.com/office/drawing/2016/5/9/chartex" xmlns:cx4="http://schemas.microsoft.com/office/drawing/2016/5/10/chartex" xmlns:cx5="http://schemas.microsoft.com/office/drawing/2016/5/11/chartex" xmlns:cx6="http://schemas.microsoft.com/office/drawing/2016/5/12/chartex" xmlns:cx7="http://schemas.microsoft.com/office/drawing/2016/5/13/chartex" xmlns:cx8="http://schemas.microsoft.com/office/drawing/2016/5/14/chartex" xmlns:mc="http://schemas.openxmlformats.org/markup-compatibility/2006" xmlns:aink="http://schemas.microsoft.com/office/drawing/2016/ink" xmlns:am3d="http://schemas.microsoft.com/office/drawing/2017/model3d" xmlns:o="urn:schemas-microsoft-com:office:office" xmlns:r="http://schemas.openxmlformats.org/officeDocument/2006/relationships" xmlns:m="http://schemas.openxmlformats.org/officeDocument/2006/math" xmlns:v="urn:schemas-microsoft-com:vml" xmlns:wp14="http://schemas.microsoft.com/office/word/2010/wordprocessingDrawing" xmlns:wp="http://schemas.openxmlformats.org/drawingml/2006/wordprocessingDrawing" xmlns:w10="urn:schemas-microsoft-com:office:word" xmlns:w="http://schemas.openxmlformats.org/wordprocessingml/2006/main" xmlns:w14="http://schemas.microsoft.com/office/word/2010/wordml" xmlns:w15="http://schemas.microsoft.com/office/word/2012/wordml" xmlns:w16cid="http://schemas.microsoft.com/office/word/2016/wordml/cid" xmlns:w16se="http://schemas.microsoft.com/office/word/2015/wordml/symex" xmlns:wpg="http://schemas.microsoft.com/office/word/2010/wordprocessingGroup" xmlns:wpi="http://schemas.microsoft.com/office/word/2010/wordprocessingInk" xmlns:wne="http://schemas.microsoft.com/office/word/2006/wordml" xmlns:wps="http://schemas.microsoft.com/office/word/2010/wordprocessingShape" mc:Ignorable="w14 w15 w16se w16cid wp14">
+<w:numbering xmlns:wpc="http://schemas.microsoft.com/office/word/2010/wordprocessingCanvas" xmlns:cx="http://schemas.microsoft.com/office/drawing/2014/chartex" xmlns:cx1="http://schemas.microsoft.com/office/drawing/2015/9/8/chartex" xmlns:cx2="http://schemas.microsoft.com/office/drawing/2015/10/21/chartex" xmlns:cx3="http://schemas.microsoft.com/office/drawing/2016/5/9/chartex" xmlns:cx4="http://schemas.microsoft.com/office/drawing/2016/5/10/chartex" xmlns:cx5="http://schemas.microsoft.com/office/drawing/2016/5/11/chartex" xmlns:cx6="http://schemas.microsoft.com/office/drawing/2016/5/12/chartex" xmlns:cx7="http://schemas.microsoft.com/office/drawing/2016/5/13/chartex" xmlns:cx8="http://schemas.microsoft.com/office/drawing/2016/5/14/chartex" xmlns:mc="http://schemas.openxmlformats.org/markup-compatibility/2006" xmlns:aink="http://schemas.microsoft.com/office/drawing/2016/ink" xmlns:am3d="http://schemas.microsoft.com/office/drawing/2017/model3d" xmlns:o="urn:schemas-microsoft-com:office:office" xmlns:r="http://schemas.openxmlformats.org/officeDocument/2006/relationships" xmlns:m="http://schemas.openxmlformats.org/officeDocument/2006/math" xmlns:v="urn:schemas-microsoft-com:vml" xmlns:wp14="http://schemas.microsoft.com/office/word/2010/wordprocessingDrawing" xmlns:wp="http://schemas.openxmlformats.org/drawingml/2006/wordprocessingDrawing" xmlns:w10="urn:schemas-microsoft-com:office:word" xmlns:w="http://schemas.openxmlformats.org/wordprocessingml/2006/main" xmlns:w14="http://schemas.microsoft.com/office/word/2010/wordml" xmlns:w15="http://schemas.microsoft.com/office/word/2012/wordml" xmlns:w16cex="http://schemas.microsoft.com/office/word/2018/wordml/cex" xmlns:w16cid="http://schemas.microsoft.com/office/word/2016/wordml/cid" xmlns:w16="http://schemas.microsoft.com/office/word/2018/wordml" xmlns:w16sdtdh="http://schemas.microsoft.com/office/word/2020/wordml/sdtdatahash" xmlns:w16se="http://schemas.microsoft.com/office/word/2015/wordml/symex" xmlns:wpg="http://schemas.microsoft.com/office/word/2010/wordprocessingGroup" xmlns:wpi="http://schemas.microsoft.com/office/word/2010/wordprocessingInk" xmlns:wne="http://schemas.microsoft.com/office/word/2006/wordml" xmlns:wps="http://schemas.microsoft.com/office/word/2010/wordprocessingShape" mc:Ignorable="w14 w15 w16se w16cid w16 w16cex w16sdtdh wp14">
   <w:abstractNum w:abstractNumId="0" w15:restartNumberingAfterBreak="0">
     <w:nsid w:val="39DD23C0"/>
     <w:multiLevelType w:val="multilevel"/>
@@ -22799,7 +22715,7 @@
 </file>
 
 <file path=word/styles.xml><?xml version="1.0" encoding="utf-8"?>
-<w:styles xmlns:mc="http://schemas.openxmlformats.org/markup-compatibility/2006" xmlns:r="http://schemas.openxmlformats.org/officeDocument/2006/relationships" xmlns:w="http://schemas.openxmlformats.org/wordprocessingml/2006/main" xmlns:w14="http://schemas.microsoft.com/office/word/2010/wordml" xmlns:w15="http://schemas.microsoft.com/office/word/2012/wordml" xmlns:w16cid="http://schemas.microsoft.com/office/word/2016/wordml/cid" xmlns:w16se="http://schemas.microsoft.com/office/word/2015/wordml/symex" mc:Ignorable="w14 w15 w16se w16cid">
+<w:styles xmlns:mc="http://schemas.openxmlformats.org/markup-compatibility/2006" xmlns:r="http://schemas.openxmlformats.org/officeDocument/2006/relationships" xmlns:w="http://schemas.openxmlformats.org/wordprocessingml/2006/main" xmlns:w14="http://schemas.microsoft.com/office/word/2010/wordml" xmlns:w15="http://schemas.microsoft.com/office/word/2012/wordml" xmlns:w16cex="http://schemas.microsoft.com/office/word/2018/wordml/cex" xmlns:w16cid="http://schemas.microsoft.com/office/word/2016/wordml/cid" xmlns:w16="http://schemas.microsoft.com/office/word/2018/wordml" xmlns:w16sdtdh="http://schemas.microsoft.com/office/word/2020/wordml/sdtdatahash" xmlns:w16se="http://schemas.microsoft.com/office/word/2015/wordml/symex" mc:Ignorable="w14 w15 w16se w16cid w16 w16cex w16sdtdh">
   <w:docDefaults>
     <w:rPrDefault>
       <w:rPr>
@@ -22809,7 +22725,7 @@
     </w:rPrDefault>
     <w:pPrDefault/>
   </w:docDefaults>
-  <w:latentStyles w:defLockedState="0" w:defUIPriority="99" w:defSemiHidden="0" w:defUnhideWhenUsed="0" w:defQFormat="0" w:count="375">
+  <w:latentStyles w:defLockedState="0" w:defUIPriority="99" w:defSemiHidden="0" w:defUnhideWhenUsed="0" w:defQFormat="0" w:count="376">
     <w:lsdException w:name="Normal" w:uiPriority="0" w:qFormat="1"/>
     <w:lsdException w:name="heading 1" w:uiPriority="9" w:qFormat="1"/>
     <w:lsdException w:name="heading 2" w:uiPriority="9" w:qFormat="1"/>
@@ -22915,7 +22831,6 @@
     <w:lsdException w:name="HTML Sample" w:semiHidden="1" w:unhideWhenUsed="1"/>
     <w:lsdException w:name="HTML Typewriter" w:semiHidden="1" w:unhideWhenUsed="1"/>
     <w:lsdException w:name="HTML Variable" w:semiHidden="1" w:unhideWhenUsed="1"/>
-    <w:lsdException w:name="Normal Table" w:semiHidden="1" w:unhideWhenUsed="1"/>
     <w:lsdException w:name="annotation subject" w:semiHidden="1" w:unhideWhenUsed="1"/>
     <w:lsdException w:name="No List" w:semiHidden="1" w:unhideWhenUsed="1"/>
     <w:lsdException w:name="Outline List 1" w:semiHidden="1" w:unhideWhenUsed="1"/>
@@ -22962,10 +22877,8 @@
     <w:lsdException w:name="Table Subtle 2" w:semiHidden="1" w:unhideWhenUsed="1"/>
     <w:lsdException w:name="Table Web 1" w:semiHidden="1" w:unhideWhenUsed="1"/>
     <w:lsdException w:name="Table Web 2" w:semiHidden="1" w:unhideWhenUsed="1"/>
-    <w:lsdException w:name="Table Web 3" w:semiHidden="1" w:unhideWhenUsed="1"/>
     <w:lsdException w:name="Balloon Text" w:semiHidden="1" w:unhideWhenUsed="1"/>
     <w:lsdException w:name="Table Grid" w:uiPriority="59"/>
-    <w:lsdException w:name="Table Theme" w:semiHidden="1" w:unhideWhenUsed="1"/>
     <w:lsdException w:name="Placeholder Text" w:semiHidden="1"/>
     <w:lsdException w:name="No Spacing" w:uiPriority="1" w:qFormat="1"/>
     <w:lsdException w:name="Light Shading" w:uiPriority="60"/>
@@ -23185,6 +23098,7 @@
     <w:lsdException w:name="Smart Hyperlink" w:semiHidden="1" w:unhideWhenUsed="1"/>
     <w:lsdException w:name="Hashtag" w:semiHidden="1" w:unhideWhenUsed="1"/>
     <w:lsdException w:name="Unresolved Mention" w:semiHidden="1" w:unhideWhenUsed="1"/>
+    <w:lsdException w:name="Smart Link" w:semiHidden="1" w:unhideWhenUsed="1"/>
   </w:latentStyles>
   <w:style w:type="paragraph" w:default="1" w:styleId="Standard">
     <w:name w:val="Normal"/>
@@ -23344,6 +23258,7 @@
   <w:style w:type="character" w:default="1" w:styleId="Absatz-Standardschriftart">
     <w:name w:val="Default Paragraph Font"/>
     <w:uiPriority w:val="1"/>
+    <w:semiHidden/>
     <w:unhideWhenUsed/>
   </w:style>
   <w:style w:type="table" w:default="1" w:styleId="NormaleTabelle">
